--- a/docs/PROJECT_REPORT.docx
+++ b/docs/PROJECT_REPORT.docx
@@ -3435,7 +3435,13 @@
               <w:rPr>
                 <w:sz w:val="20"/>
               </w:rPr>
-              <w:t>~50 K</w:t>
+              <w:t>~</w:t>
+            </w:r>
+            <w:r>
+              <w:rPr>
+                <w:sz w:val="20"/>
+              </w:rPr>
+              <w:t>120 K</w:t>
             </w:r>
           </w:p>
         </w:tc>
@@ -3451,7 +3457,13 @@
               <w:rPr>
                 <w:sz w:val="20"/>
               </w:rPr>
-              <w:t>Apr–May</w:t>
+              <w:t>Apr–</w:t>
+            </w:r>
+            <w:r>
+              <w:rPr>
+                <w:sz w:val="20"/>
+              </w:rPr>
+              <w:t>Jun</w:t>
             </w:r>
           </w:p>
         </w:tc>
@@ -3463,11 +3475,25 @@
             <w:pPr>
               <w:cnfStyle w:val="000000100000" w:firstRow="0" w:lastRow="0" w:firstColumn="0" w:lastColumn="0" w:oddVBand="0" w:evenVBand="0" w:oddHBand="1" w:evenHBand="0" w:firstRowFirstColumn="0" w:firstRowLastColumn="0" w:lastRowFirstColumn="0" w:lastRowLastColumn="0"/>
             </w:pPr>
+            <w:proofErr w:type="gramStart"/>
             <w:r>
               <w:rPr>
                 <w:sz w:val="20"/>
               </w:rPr>
               <w:t>Sigma</w:t>
+            </w:r>
+            <w:r>
+              <w:rPr>
+                <w:sz w:val="20"/>
+              </w:rPr>
+              <w:t>(</w:t>
+            </w:r>
+            <w:proofErr w:type="gramEnd"/>
+            <w:r>
+              <w:rPr>
+                <w:sz w:val="20"/>
+              </w:rPr>
+              <w:t>6 Mixers)</w:t>
             </w:r>
           </w:p>
         </w:tc>
@@ -4111,6 +4137,19 @@
         <w:t>.2 Sigma Mixer</w:t>
       </w:r>
     </w:p>
+    <w:p>
+      <w:pPr>
+        <w:spacing w:after="120"/>
+      </w:pPr>
+      <w:r>
+        <w:t>The Sigma workbook was refreshed with full multi-mixer telemetry. The data now carries the same D/S/B/R/RM/SP/PV batch-string format as PSM, spread across six mixers (MX1–MX6 mapped 1:1 from cascades 1–6) and 13 raw materials. Two new structural tags surface mixer state directly.</w:t>
+      </w:r>
+    </w:p>
+    <w:p>
+      <w:pPr>
+        <w:spacing w:after="120"/>
+      </w:pPr>
+    </w:p>
     <w:tbl>
       <w:tblPr>
         <w:tblStyle w:val="LightGrid-Accent1"/>
@@ -4119,9 +4158,9 @@
         <w:tblLook w:val="04A0" w:firstRow="1" w:lastRow="0" w:firstColumn="1" w:lastColumn="0" w:noHBand="0" w:noVBand="1"/>
       </w:tblPr>
       <w:tblGrid>
-        <w:gridCol w:w="2016"/>
-        <w:gridCol w:w="2880"/>
-        <w:gridCol w:w="4320"/>
+        <w:gridCol w:w="2304"/>
+        <w:gridCol w:w="3456"/>
+        <w:gridCol w:w="3744"/>
       </w:tblGrid>
       <w:tr>
         <w:trPr>
@@ -4130,7 +4169,7 @@
         <w:tc>
           <w:tcPr>
             <w:cnfStyle w:val="001000000000" w:firstRow="0" w:lastRow="0" w:firstColumn="1" w:lastColumn="0" w:oddVBand="0" w:evenVBand="0" w:oddHBand="0" w:evenHBand="0" w:firstRowFirstColumn="0" w:firstRowLastColumn="0" w:lastRowFirstColumn="0" w:lastRowLastColumn="0"/>
-            <w:tcW w:w="2016" w:type="dxa"/>
+            <w:tcW w:w="2304" w:type="dxa"/>
             <w:shd w:val="clear" w:color="auto" w:fill="102A43"/>
           </w:tcPr>
           <w:p>
@@ -4145,7 +4184,7 @@
         </w:tc>
         <w:tc>
           <w:tcPr>
-            <w:tcW w:w="2880" w:type="dxa"/>
+            <w:tcW w:w="3456" w:type="dxa"/>
             <w:shd w:val="clear" w:color="auto" w:fill="102A43"/>
           </w:tcPr>
           <w:p>
@@ -4157,13 +4196,13 @@
                 <w:color w:val="FFFFFF"/>
                 <w:sz w:val="20"/>
               </w:rPr>
-              <w:t>Tag substring</w:t>
-            </w:r>
-          </w:p>
-        </w:tc>
-        <w:tc>
-          <w:tcPr>
-            <w:tcW w:w="4320" w:type="dxa"/>
+              <w:t>Tag pattern</w:t>
+            </w:r>
+          </w:p>
+        </w:tc>
+        <w:tc>
+          <w:tcPr>
+            <w:tcW w:w="3744" w:type="dxa"/>
             <w:shd w:val="clear" w:color="auto" w:fill="102A43"/>
           </w:tcPr>
           <w:p>
@@ -4187,20 +4226,20 @@
         <w:tc>
           <w:tcPr>
             <w:cnfStyle w:val="001000000000" w:firstRow="0" w:lastRow="0" w:firstColumn="1" w:lastColumn="0" w:oddVBand="0" w:evenVBand="0" w:oddHBand="0" w:evenHBand="0" w:firstRowFirstColumn="0" w:firstRowLastColumn="0" w:lastRowFirstColumn="0" w:lastRowLastColumn="0"/>
-            <w:tcW w:w="2016" w:type="dxa"/>
-          </w:tcPr>
-          <w:p>
-            <w:r>
-              <w:rPr>
-                <w:sz w:val="20"/>
-              </w:rPr>
-              <w:t>Batch</w:t>
-            </w:r>
-          </w:p>
-        </w:tc>
-        <w:tc>
-          <w:tcPr>
-            <w:tcW w:w="2880" w:type="dxa"/>
+            <w:tcW w:w="2304" w:type="dxa"/>
+          </w:tcPr>
+          <w:p>
+            <w:r>
+              <w:rPr>
+                <w:sz w:val="20"/>
+              </w:rPr>
+              <w:t>RM-Batch dosing</w:t>
+            </w:r>
+          </w:p>
+        </w:tc>
+        <w:tc>
+          <w:tcPr>
+            <w:tcW w:w="3456" w:type="dxa"/>
           </w:tcPr>
           <w:p>
             <w:pPr>
@@ -4210,13 +4249,27 @@
               <w:rPr>
                 <w:sz w:val="20"/>
               </w:rPr>
-              <w:t>LAURIC_STRING</w:t>
-            </w:r>
-          </w:p>
-        </w:tc>
-        <w:tc>
-          <w:tcPr>
-            <w:tcW w:w="4320" w:type="dxa"/>
+              <w:t>Cascade&lt;n&gt;_</w:t>
+            </w:r>
+            <w:proofErr w:type="spellStart"/>
+            <w:r>
+              <w:rPr>
+                <w:sz w:val="20"/>
+              </w:rPr>
+              <w:t>Sigmamixer_batch</w:t>
+            </w:r>
+            <w:proofErr w:type="spellEnd"/>
+            <w:r>
+              <w:rPr>
+                <w:sz w:val="20"/>
+              </w:rPr>
+              <w:t>_&lt;RM&gt;</w:t>
+            </w:r>
+          </w:p>
+        </w:tc>
+        <w:tc>
+          <w:tcPr>
+            <w:tcW w:w="3744" w:type="dxa"/>
           </w:tcPr>
           <w:p>
             <w:pPr>
@@ -4226,7 +4279,35 @@
               <w:rPr>
                 <w:sz w:val="20"/>
               </w:rPr>
-              <w:t>D/S/B/R/RM/SP/PV schema; RM = Lauric</w:t>
+              <w:t>D</w:t>
+            </w:r>
+            <w:proofErr w:type="gramStart"/>
+            <w:r>
+              <w:rPr>
+                <w:sz w:val="20"/>
+              </w:rPr>
+              <w:t>:S:B</w:t>
+            </w:r>
+            <w:proofErr w:type="gramEnd"/>
+            <w:r>
+              <w:rPr>
+                <w:sz w:val="20"/>
+              </w:rPr>
+              <w:t>:R:</w:t>
+            </w:r>
+            <w:proofErr w:type="gramStart"/>
+            <w:r>
+              <w:rPr>
+                <w:sz w:val="20"/>
+              </w:rPr>
+              <w:t>RM:SP</w:t>
+            </w:r>
+            <w:proofErr w:type="gramEnd"/>
+            <w:r>
+              <w:rPr>
+                <w:sz w:val="20"/>
+              </w:rPr>
+              <w:t>:PV — same schema as PSM</w:t>
             </w:r>
           </w:p>
         </w:tc>
@@ -4238,20 +4319,20 @@
         <w:tc>
           <w:tcPr>
             <w:cnfStyle w:val="001000000000" w:firstRow="0" w:lastRow="0" w:firstColumn="1" w:lastColumn="0" w:oddVBand="0" w:evenVBand="0" w:oddHBand="0" w:evenHBand="0" w:firstRowFirstColumn="0" w:firstRowLastColumn="0" w:lastRowFirstColumn="0" w:lastRowLastColumn="0"/>
-            <w:tcW w:w="2016" w:type="dxa"/>
-          </w:tcPr>
-          <w:p>
-            <w:r>
-              <w:rPr>
-                <w:sz w:val="20"/>
-              </w:rPr>
-              <w:t>Barcode</w:t>
-            </w:r>
-          </w:p>
-        </w:tc>
-        <w:tc>
-          <w:tcPr>
-            <w:tcW w:w="2880" w:type="dxa"/>
+            <w:tcW w:w="2304" w:type="dxa"/>
+          </w:tcPr>
+          <w:p>
+            <w:r>
+              <w:rPr>
+                <w:sz w:val="20"/>
+              </w:rPr>
+              <w:t>Cascade dosing</w:t>
+            </w:r>
+          </w:p>
+        </w:tc>
+        <w:tc>
+          <w:tcPr>
+            <w:tcW w:w="3456" w:type="dxa"/>
           </w:tcPr>
           <w:p>
             <w:pPr>
@@ -4261,13 +4342,13 @@
               <w:rPr>
                 <w:sz w:val="20"/>
               </w:rPr>
-              <w:t>SM_MX*_BC / _BC</w:t>
-            </w:r>
-          </w:p>
-        </w:tc>
-        <w:tc>
-          <w:tcPr>
-            <w:tcW w:w="4320" w:type="dxa"/>
+              <w:t>Cascade&lt;n&gt;_CAS&lt;n&gt;_MIX&lt;n&gt;_&lt;RM&gt;_SP_PV</w:t>
+            </w:r>
+          </w:p>
+        </w:tc>
+        <w:tc>
+          <w:tcPr>
+            <w:tcW w:w="3744" w:type="dxa"/>
           </w:tcPr>
           <w:p>
             <w:pPr>
@@ -4277,7 +4358,35 @@
               <w:rPr>
                 <w:sz w:val="20"/>
               </w:rPr>
-              <w:t>numeric barcode, or "Scan Barcode" when idle</w:t>
+              <w:t>D</w:t>
+            </w:r>
+            <w:proofErr w:type="gramStart"/>
+            <w:r>
+              <w:rPr>
+                <w:sz w:val="20"/>
+              </w:rPr>
+              <w:t>:S:B</w:t>
+            </w:r>
+            <w:proofErr w:type="gramEnd"/>
+            <w:r>
+              <w:rPr>
+                <w:sz w:val="20"/>
+              </w:rPr>
+              <w:t>:R:</w:t>
+            </w:r>
+            <w:proofErr w:type="gramStart"/>
+            <w:r>
+              <w:rPr>
+                <w:sz w:val="20"/>
+              </w:rPr>
+              <w:t>RM:SP</w:t>
+            </w:r>
+            <w:proofErr w:type="gramEnd"/>
+            <w:r>
+              <w:rPr>
+                <w:sz w:val="20"/>
+              </w:rPr>
+              <w:t>:PV</w:t>
             </w:r>
           </w:p>
         </w:tc>
@@ -4289,20 +4398,20 @@
         <w:tc>
           <w:tcPr>
             <w:cnfStyle w:val="001000000000" w:firstRow="0" w:lastRow="0" w:firstColumn="1" w:lastColumn="0" w:oddVBand="0" w:evenVBand="0" w:oddHBand="0" w:evenHBand="0" w:firstRowFirstColumn="0" w:firstRowLastColumn="0" w:lastRowFirstColumn="0" w:lastRowLastColumn="0"/>
-            <w:tcW w:w="2016" w:type="dxa"/>
-          </w:tcPr>
-          <w:p>
-            <w:r>
-              <w:rPr>
-                <w:sz w:val="20"/>
-              </w:rPr>
-              <w:t>Rework</w:t>
-            </w:r>
-          </w:p>
-        </w:tc>
-        <w:tc>
-          <w:tcPr>
-            <w:tcW w:w="2880" w:type="dxa"/>
+            <w:tcW w:w="2304" w:type="dxa"/>
+          </w:tcPr>
+          <w:p>
+            <w:r>
+              <w:rPr>
+                <w:sz w:val="20"/>
+              </w:rPr>
+              <w:t>Batch counter</w:t>
+            </w:r>
+          </w:p>
+        </w:tc>
+        <w:tc>
+          <w:tcPr>
+            <w:tcW w:w="3456" w:type="dxa"/>
           </w:tcPr>
           <w:p>
             <w:pPr>
@@ -4312,13 +4421,13 @@
               <w:rPr>
                 <w:sz w:val="20"/>
               </w:rPr>
-              <w:t>REWORK</w:t>
-            </w:r>
-          </w:p>
-        </w:tc>
-        <w:tc>
-          <w:tcPr>
-            <w:tcW w:w="4320" w:type="dxa"/>
+              <w:t>Cascade&lt;n&gt;_MIXER&lt;n&gt;_BATCHCOUNTER</w:t>
+            </w:r>
+          </w:p>
+        </w:tc>
+        <w:tc>
+          <w:tcPr>
+            <w:tcW w:w="3744" w:type="dxa"/>
           </w:tcPr>
           <w:p>
             <w:pPr>
@@ -4328,7 +4437,160 @@
               <w:rPr>
                 <w:sz w:val="20"/>
               </w:rPr>
-              <w:t>int (0 = normal, &gt; 0 = rework active)</w:t>
+              <w:t>int (the active batch counter for this mixer)</w:t>
+            </w:r>
+          </w:p>
+        </w:tc>
+      </w:tr>
+      <w:tr>
+        <w:trPr>
+          <w:cnfStyle w:val="000000010000" w:firstRow="0" w:lastRow="0" w:firstColumn="0" w:lastColumn="0" w:oddVBand="0" w:evenVBand="0" w:oddHBand="0" w:evenHBand="1" w:firstRowFirstColumn="0" w:firstRowLastColumn="0" w:lastRowFirstColumn="0" w:lastRowLastColumn="0"/>
+        </w:trPr>
+        <w:tc>
+          <w:tcPr>
+            <w:cnfStyle w:val="001000000000" w:firstRow="0" w:lastRow="0" w:firstColumn="1" w:lastColumn="0" w:oddVBand="0" w:evenVBand="0" w:oddHBand="0" w:evenHBand="0" w:firstRowFirstColumn="0" w:firstRowLastColumn="0" w:lastRowFirstColumn="0" w:lastRowLastColumn="0"/>
+            <w:tcW w:w="2304" w:type="dxa"/>
+          </w:tcPr>
+          <w:p>
+            <w:r>
+              <w:rPr>
+                <w:sz w:val="20"/>
+              </w:rPr>
+              <w:t>Recipe name</w:t>
+            </w:r>
+          </w:p>
+        </w:tc>
+        <w:tc>
+          <w:tcPr>
+            <w:tcW w:w="3456" w:type="dxa"/>
+          </w:tcPr>
+          <w:p>
+            <w:pPr>
+              <w:cnfStyle w:val="000000010000" w:firstRow="0" w:lastRow="0" w:firstColumn="0" w:lastColumn="0" w:oddVBand="0" w:evenVBand="0" w:oddHBand="0" w:evenHBand="1" w:firstRowFirstColumn="0" w:firstRowLastColumn="0" w:lastRowFirstColumn="0" w:lastRowLastColumn="0"/>
+            </w:pPr>
+            <w:r>
+              <w:rPr>
+                <w:sz w:val="20"/>
+              </w:rPr>
+              <w:t>Cascade&lt;n&gt;_MIXER&lt;n&gt;_RECIPE_NAME</w:t>
+            </w:r>
+          </w:p>
+        </w:tc>
+        <w:tc>
+          <w:tcPr>
+            <w:tcW w:w="3744" w:type="dxa"/>
+          </w:tcPr>
+          <w:p>
+            <w:pPr>
+              <w:cnfStyle w:val="000000010000" w:firstRow="0" w:lastRow="0" w:firstColumn="0" w:lastColumn="0" w:oddVBand="0" w:evenVBand="0" w:oddHBand="0" w:evenHBand="1" w:firstRowFirstColumn="0" w:firstRowLastColumn="0" w:lastRowFirstColumn="0" w:lastRowLastColumn="0"/>
+            </w:pPr>
+            <w:r>
+              <w:rPr>
+                <w:sz w:val="20"/>
+              </w:rPr>
+              <w:t>string (the active recipe for this mixer)</w:t>
+            </w:r>
+          </w:p>
+        </w:tc>
+      </w:tr>
+      <w:tr>
+        <w:trPr>
+          <w:cnfStyle w:val="000000100000" w:firstRow="0" w:lastRow="0" w:firstColumn="0" w:lastColumn="0" w:oddVBand="0" w:evenVBand="0" w:oddHBand="1" w:evenHBand="0" w:firstRowFirstColumn="0" w:firstRowLastColumn="0" w:lastRowFirstColumn="0" w:lastRowLastColumn="0"/>
+        </w:trPr>
+        <w:tc>
+          <w:tcPr>
+            <w:cnfStyle w:val="001000000000" w:firstRow="0" w:lastRow="0" w:firstColumn="1" w:lastColumn="0" w:oddVBand="0" w:evenVBand="0" w:oddHBand="0" w:evenHBand="0" w:firstRowFirstColumn="0" w:firstRowLastColumn="0" w:lastRowFirstColumn="0" w:lastRowLastColumn="0"/>
+            <w:tcW w:w="2304" w:type="dxa"/>
+          </w:tcPr>
+          <w:p>
+            <w:r>
+              <w:rPr>
+                <w:sz w:val="20"/>
+              </w:rPr>
+              <w:t>Rework</w:t>
+            </w:r>
+          </w:p>
+        </w:tc>
+        <w:tc>
+          <w:tcPr>
+            <w:tcW w:w="3456" w:type="dxa"/>
+          </w:tcPr>
+          <w:p>
+            <w:pPr>
+              <w:cnfStyle w:val="000000100000" w:firstRow="0" w:lastRow="0" w:firstColumn="0" w:lastColumn="0" w:oddVBand="0" w:evenVBand="0" w:oddHBand="1" w:evenHBand="0" w:firstRowFirstColumn="0" w:firstRowLastColumn="0" w:lastRowFirstColumn="0" w:lastRowLastColumn="0"/>
+            </w:pPr>
+            <w:r>
+              <w:rPr>
+                <w:sz w:val="20"/>
+              </w:rPr>
+              <w:t>...REWORK</w:t>
+            </w:r>
+          </w:p>
+        </w:tc>
+        <w:tc>
+          <w:tcPr>
+            <w:tcW w:w="3744" w:type="dxa"/>
+          </w:tcPr>
+          <w:p>
+            <w:pPr>
+              <w:cnfStyle w:val="000000100000" w:firstRow="0" w:lastRow="0" w:firstColumn="0" w:lastColumn="0" w:oddVBand="0" w:evenVBand="0" w:oddHBand="1" w:evenHBand="0" w:firstRowFirstColumn="0" w:firstRowLastColumn="0" w:lastRowFirstColumn="0" w:lastRowLastColumn="0"/>
+            </w:pPr>
+            <w:r>
+              <w:rPr>
+                <w:sz w:val="20"/>
+              </w:rPr>
+              <w:t>int — 0 = normal, 30 = rework event</w:t>
+            </w:r>
+          </w:p>
+        </w:tc>
+      </w:tr>
+      <w:tr>
+        <w:trPr>
+          <w:cnfStyle w:val="000000010000" w:firstRow="0" w:lastRow="0" w:firstColumn="0" w:lastColumn="0" w:oddVBand="0" w:evenVBand="0" w:oddHBand="0" w:evenHBand="1" w:firstRowFirstColumn="0" w:firstRowLastColumn="0" w:lastRowFirstColumn="0" w:lastRowLastColumn="0"/>
+        </w:trPr>
+        <w:tc>
+          <w:tcPr>
+            <w:cnfStyle w:val="001000000000" w:firstRow="0" w:lastRow="0" w:firstColumn="1" w:lastColumn="0" w:oddVBand="0" w:evenVBand="0" w:oddHBand="0" w:evenHBand="0" w:firstRowFirstColumn="0" w:firstRowLastColumn="0" w:lastRowFirstColumn="0" w:lastRowLastColumn="0"/>
+            <w:tcW w:w="2304" w:type="dxa"/>
+          </w:tcPr>
+          <w:p>
+            <w:r>
+              <w:rPr>
+                <w:sz w:val="20"/>
+              </w:rPr>
+              <w:t>Barcode (legacy)</w:t>
+            </w:r>
+          </w:p>
+        </w:tc>
+        <w:tc>
+          <w:tcPr>
+            <w:tcW w:w="3456" w:type="dxa"/>
+          </w:tcPr>
+          <w:p>
+            <w:pPr>
+              <w:cnfStyle w:val="000000010000" w:firstRow="0" w:lastRow="0" w:firstColumn="0" w:lastColumn="0" w:oddVBand="0" w:evenVBand="0" w:oddHBand="0" w:evenHBand="1" w:firstRowFirstColumn="0" w:firstRowLastColumn="0" w:lastRowFirstColumn="0" w:lastRowLastColumn="0"/>
+            </w:pPr>
+            <w:r>
+              <w:rPr>
+                <w:sz w:val="20"/>
+              </w:rPr>
+              <w:t>SM_MX*_BC / _BC</w:t>
+            </w:r>
+          </w:p>
+        </w:tc>
+        <w:tc>
+          <w:tcPr>
+            <w:tcW w:w="3744" w:type="dxa"/>
+          </w:tcPr>
+          <w:p>
+            <w:pPr>
+              <w:cnfStyle w:val="000000010000" w:firstRow="0" w:lastRow="0" w:firstColumn="0" w:lastColumn="0" w:oddVBand="0" w:evenVBand="0" w:oddHBand="0" w:evenHBand="1" w:firstRowFirstColumn="0" w:firstRowLastColumn="0" w:lastRowFirstColumn="0" w:lastRowLastColumn="0"/>
+            </w:pPr>
+            <w:r>
+              <w:rPr>
+                <w:sz w:val="20"/>
+              </w:rPr>
+              <w:t>numeric barcode, or "Scan Barcode" when idle</w:t>
             </w:r>
           </w:p>
         </w:tc>
@@ -4338,8 +4600,37 @@
       <w:pPr>
         <w:spacing w:after="120"/>
       </w:pPr>
-      <w:r>
-        <w:t>Two mixers (MX1, MX2) detected from substrings MIXER_2 / MX2 / MX02.</w:t>
+    </w:p>
+    <w:p>
+      <w:pPr>
+        <w:spacing w:after="120"/>
+      </w:pPr>
+      <w:r>
+        <w:t xml:space="preserve">Mixer identity is now derived from any of MX&lt;n&gt;, MIX&lt;n&gt;, MIXER&lt;n&gt;, MIXER_&lt;n&gt;, or Cascade&lt;n&gt; (1–6). Raw materials seen in the live data: </w:t>
+      </w:r>
+      <w:proofErr w:type="spellStart"/>
+      <w:proofErr w:type="gramStart"/>
+      <w:r>
+        <w:t>Colour</w:t>
+      </w:r>
+      <w:proofErr w:type="spellEnd"/>
+      <w:r>
+        <w:t xml:space="preserve"> </w:t>
+      </w:r>
+      <w:r>
+        <w:t>,</w:t>
+      </w:r>
+      <w:proofErr w:type="gramEnd"/>
+      <w:r>
+        <w:t xml:space="preserve"> DTP, GLYCERINE / </w:t>
+      </w:r>
+      <w:proofErr w:type="spellStart"/>
+      <w:r>
+        <w:t>Glycrine</w:t>
+      </w:r>
+      <w:proofErr w:type="spellEnd"/>
+      <w:r>
+        <w:t xml:space="preserve"> (both spellings present), LIQUID / Liquid (both casings), Lauric, Noodle, PAS, Perfume, Powder, ST, STARCH.</w:t>
       </w:r>
     </w:p>
     <w:p>
@@ -4706,6 +4997,7 @@
           <w:color w:val="06768A"/>
           <w:sz w:val="28"/>
         </w:rPr>
+        <w:lastRenderedPageBreak/>
         <w:t>5</w:t>
       </w:r>
       <w:r>
@@ -8695,6 +8987,30 @@
         <w:t>.3 Sigma Rules</w:t>
       </w:r>
     </w:p>
+    <w:p>
+      <w:pPr>
+        <w:spacing w:after="120"/>
+      </w:pPr>
+      <w:r>
+        <w:t>After the workbook refresh, Sigma now carries the same SP/PV/dev telemetry as PSM. The same 12 PSM checks therefore apply to every Sigma row — emitted under SMX-</w:t>
+      </w:r>
+      <w:proofErr w:type="gramStart"/>
+      <w:r>
+        <w:t>01..</w:t>
+      </w:r>
+      <w:proofErr w:type="gramEnd"/>
+      <w:r>
+        <w:t xml:space="preserve">SMX-12 so they surface under the Sigma filter. On top of that, five Sigma-specific rules cover the rework, parallel-dosing, and recipe-stability </w:t>
+      </w:r>
+      <w:proofErr w:type="spellStart"/>
+      <w:r>
+        <w:t>behaviour</w:t>
+      </w:r>
+      <w:proofErr w:type="spellEnd"/>
+      <w:r>
+        <w:t xml:space="preserve"> unique to the mixing stage, plus a legacy barcode rule.</w:t>
+      </w:r>
+    </w:p>
     <w:tbl>
       <w:tblPr>
         <w:tblStyle w:val="LightGrid-Accent1"/>
@@ -8703,9 +9019,10 @@
         <w:tblLook w:val="04A0" w:firstRow="1" w:lastRow="0" w:firstColumn="1" w:lastColumn="0" w:noHBand="0" w:noVBand="1"/>
       </w:tblPr>
       <w:tblGrid>
+        <w:gridCol w:w="1152"/>
         <w:gridCol w:w="1296"/>
-        <w:gridCol w:w="1440"/>
-        <w:gridCol w:w="6480"/>
+        <w:gridCol w:w="5040"/>
+        <w:gridCol w:w="1872"/>
       </w:tblGrid>
       <w:tr>
         <w:trPr>
@@ -8714,22 +9031,22 @@
         <w:tc>
           <w:tcPr>
             <w:cnfStyle w:val="001000000000" w:firstRow="0" w:lastRow="0" w:firstColumn="1" w:lastColumn="0" w:oddVBand="0" w:evenVBand="0" w:oddHBand="0" w:evenHBand="0" w:firstRowFirstColumn="0" w:firstRowLastColumn="0" w:lastRowFirstColumn="0" w:lastRowLastColumn="0"/>
+            <w:tcW w:w="1152" w:type="dxa"/>
+            <w:shd w:val="clear" w:color="auto" w:fill="102A43"/>
+          </w:tcPr>
+          <w:p>
+            <w:r>
+              <w:rPr>
+                <w:color w:val="FFFFFF"/>
+                <w:sz w:val="20"/>
+              </w:rPr>
+              <w:t>ID</w:t>
+            </w:r>
+          </w:p>
+        </w:tc>
+        <w:tc>
+          <w:tcPr>
             <w:tcW w:w="1296" w:type="dxa"/>
-            <w:shd w:val="clear" w:color="auto" w:fill="102A43"/>
-          </w:tcPr>
-          <w:p>
-            <w:r>
-              <w:rPr>
-                <w:color w:val="FFFFFF"/>
-                <w:sz w:val="20"/>
-              </w:rPr>
-              <w:t>ID</w:t>
-            </w:r>
-          </w:p>
-        </w:tc>
-        <w:tc>
-          <w:tcPr>
-            <w:tcW w:w="1440" w:type="dxa"/>
             <w:shd w:val="clear" w:color="auto" w:fill="102A43"/>
           </w:tcPr>
           <w:p>
@@ -8747,7 +9064,7 @@
         </w:tc>
         <w:tc>
           <w:tcPr>
-            <w:tcW w:w="6480" w:type="dxa"/>
+            <w:tcW w:w="5040" w:type="dxa"/>
             <w:shd w:val="clear" w:color="auto" w:fill="102A43"/>
           </w:tcPr>
           <w:p>
@@ -8760,6 +9077,24 @@
                 <w:sz w:val="20"/>
               </w:rPr>
               <w:t>Description</w:t>
+            </w:r>
+          </w:p>
+        </w:tc>
+        <w:tc>
+          <w:tcPr>
+            <w:tcW w:w="1872" w:type="dxa"/>
+            <w:shd w:val="clear" w:color="auto" w:fill="102A43"/>
+          </w:tcPr>
+          <w:p>
+            <w:pPr>
+              <w:cnfStyle w:val="100000000000" w:firstRow="1" w:lastRow="0" w:firstColumn="0" w:lastColumn="0" w:oddVBand="0" w:evenVBand="0" w:oddHBand="0" w:evenHBand="0" w:firstRowFirstColumn="0" w:firstRowLastColumn="0" w:lastRowFirstColumn="0" w:lastRowLastColumn="0"/>
+            </w:pPr>
+            <w:r>
+              <w:rPr>
+                <w:color w:val="FFFFFF"/>
+                <w:sz w:val="20"/>
+              </w:rPr>
+              <w:t>Origin</w:t>
             </w:r>
           </w:p>
         </w:tc>
@@ -8771,20 +9106,20 @@
         <w:tc>
           <w:tcPr>
             <w:cnfStyle w:val="001000000000" w:firstRow="0" w:lastRow="0" w:firstColumn="1" w:lastColumn="0" w:oddVBand="0" w:evenVBand="0" w:oddHBand="0" w:evenHBand="0" w:firstRowFirstColumn="0" w:firstRowLastColumn="0" w:lastRowFirstColumn="0" w:lastRowLastColumn="0"/>
+            <w:tcW w:w="1152" w:type="dxa"/>
+          </w:tcPr>
+          <w:p>
+            <w:r>
+              <w:rPr>
+                <w:sz w:val="20"/>
+              </w:rPr>
+              <w:t>SMX-01</w:t>
+            </w:r>
+          </w:p>
+        </w:tc>
+        <w:tc>
+          <w:tcPr>
             <w:tcW w:w="1296" w:type="dxa"/>
-          </w:tcPr>
-          <w:p>
-            <w:r>
-              <w:rPr>
-                <w:sz w:val="20"/>
-              </w:rPr>
-              <w:t>SMX-02</w:t>
-            </w:r>
-          </w:p>
-        </w:tc>
-        <w:tc>
-          <w:tcPr>
-            <w:tcW w:w="1440" w:type="dxa"/>
           </w:tcPr>
           <w:p>
             <w:pPr>
@@ -8802,7 +9137,7 @@
         </w:tc>
         <w:tc>
           <w:tcPr>
-            <w:tcW w:w="6480" w:type="dxa"/>
+            <w:tcW w:w="5040" w:type="dxa"/>
           </w:tcPr>
           <w:p>
             <w:pPr>
@@ -8812,7 +9147,23 @@
               <w:rPr>
                 <w:sz w:val="20"/>
               </w:rPr>
-              <w:t>Barcode must be empty/idle marker, or pure numeric</w:t>
+              <w:t>Schema must contain all of D, S, B, R, RM, SP, PV</w:t>
+            </w:r>
+          </w:p>
+        </w:tc>
+        <w:tc>
+          <w:tcPr>
+            <w:tcW w:w="1872" w:type="dxa"/>
+          </w:tcPr>
+          <w:p>
+            <w:pPr>
+              <w:cnfStyle w:val="000000100000" w:firstRow="0" w:lastRow="0" w:firstColumn="0" w:lastColumn="0" w:oddVBand="0" w:evenVBand="0" w:oddHBand="1" w:evenHBand="0" w:firstRowFirstColumn="0" w:firstRowLastColumn="0" w:lastRowFirstColumn="0" w:lastRowLastColumn="0"/>
+            </w:pPr>
+            <w:r>
+              <w:rPr>
+                <w:sz w:val="20"/>
+              </w:rPr>
+              <w:t>mirrors PSM-01</w:t>
             </w:r>
           </w:p>
         </w:tc>
@@ -8824,20 +9175,20 @@
         <w:tc>
           <w:tcPr>
             <w:cnfStyle w:val="001000000000" w:firstRow="0" w:lastRow="0" w:firstColumn="1" w:lastColumn="0" w:oddVBand="0" w:evenVBand="0" w:oddHBand="0" w:evenHBand="0" w:firstRowFirstColumn="0" w:firstRowLastColumn="0" w:lastRowFirstColumn="0" w:lastRowLastColumn="0"/>
+            <w:tcW w:w="1152" w:type="dxa"/>
+          </w:tcPr>
+          <w:p>
+            <w:r>
+              <w:rPr>
+                <w:sz w:val="20"/>
+              </w:rPr>
+              <w:t>SMX-02</w:t>
+            </w:r>
+          </w:p>
+        </w:tc>
+        <w:tc>
+          <w:tcPr>
             <w:tcW w:w="1296" w:type="dxa"/>
-          </w:tcPr>
-          <w:p>
-            <w:r>
-              <w:rPr>
-                <w:sz w:val="20"/>
-              </w:rPr>
-              <w:t>SMX-03</w:t>
-            </w:r>
-          </w:p>
-        </w:tc>
-        <w:tc>
-          <w:tcPr>
-            <w:tcW w:w="1440" w:type="dxa"/>
           </w:tcPr>
           <w:p>
             <w:pPr>
@@ -8846,16 +9197,16 @@
             <w:r>
               <w:rPr>
                 <w:b/>
-                <w:color w:val="C98A0C"/>
-                <w:sz w:val="20"/>
-              </w:rPr>
-              <w:t>WARNING</w:t>
-            </w:r>
-          </w:p>
-        </w:tc>
-        <w:tc>
-          <w:tcPr>
-            <w:tcW w:w="6480" w:type="dxa"/>
+                <w:color w:val="C0392B"/>
+                <w:sz w:val="20"/>
+              </w:rPr>
+              <w:t>CRITICAL</w:t>
+            </w:r>
+          </w:p>
+        </w:tc>
+        <w:tc>
+          <w:tcPr>
+            <w:tcW w:w="5040" w:type="dxa"/>
           </w:tcPr>
           <w:p>
             <w:pPr>
@@ -8865,7 +9216,23 @@
               <w:rPr>
                 <w:sz w:val="20"/>
               </w:rPr>
-              <w:t>Rework stuck &gt; 0 for &gt; 3 consecutive polls</w:t>
+              <w:t>PV must not be 0 while status = dosing (S=2)</w:t>
+            </w:r>
+          </w:p>
+        </w:tc>
+        <w:tc>
+          <w:tcPr>
+            <w:tcW w:w="1872" w:type="dxa"/>
+          </w:tcPr>
+          <w:p>
+            <w:pPr>
+              <w:cnfStyle w:val="000000010000" w:firstRow="0" w:lastRow="0" w:firstColumn="0" w:lastColumn="0" w:oddVBand="0" w:evenVBand="0" w:oddHBand="0" w:evenHBand="1" w:firstRowFirstColumn="0" w:firstRowLastColumn="0" w:lastRowFirstColumn="0" w:lastRowLastColumn="0"/>
+            </w:pPr>
+            <w:r>
+              <w:rPr>
+                <w:sz w:val="20"/>
+              </w:rPr>
+              <w:t>mirrors PSM-02</w:t>
             </w:r>
           </w:p>
         </w:tc>
@@ -8877,20 +9244,20 @@
         <w:tc>
           <w:tcPr>
             <w:cnfStyle w:val="001000000000" w:firstRow="0" w:lastRow="0" w:firstColumn="1" w:lastColumn="0" w:oddVBand="0" w:evenVBand="0" w:oddHBand="0" w:evenHBand="0" w:firstRowFirstColumn="0" w:firstRowLastColumn="0" w:lastRowFirstColumn="0" w:lastRowLastColumn="0"/>
+            <w:tcW w:w="1152" w:type="dxa"/>
+          </w:tcPr>
+          <w:p>
+            <w:r>
+              <w:rPr>
+                <w:sz w:val="20"/>
+              </w:rPr>
+              <w:t>SMX-03</w:t>
+            </w:r>
+          </w:p>
+        </w:tc>
+        <w:tc>
+          <w:tcPr>
             <w:tcW w:w="1296" w:type="dxa"/>
-          </w:tcPr>
-          <w:p>
-            <w:r>
-              <w:rPr>
-                <w:sz w:val="20"/>
-              </w:rPr>
-              <w:t>SMX-04</w:t>
-            </w:r>
-          </w:p>
-        </w:tc>
-        <w:tc>
-          <w:tcPr>
-            <w:tcW w:w="1440" w:type="dxa"/>
           </w:tcPr>
           <w:p>
             <w:pPr>
@@ -8899,16 +9266,16 @@
             <w:r>
               <w:rPr>
                 <w:b/>
-                <w:color w:val="C98A0C"/>
-                <w:sz w:val="20"/>
-              </w:rPr>
-              <w:t>WARNING</w:t>
-            </w:r>
-          </w:p>
-        </w:tc>
-        <w:tc>
-          <w:tcPr>
-            <w:tcW w:w="6480" w:type="dxa"/>
+                <w:color w:val="C0392B"/>
+                <w:sz w:val="20"/>
+              </w:rPr>
+              <w:t>CRITICAL</w:t>
+            </w:r>
+          </w:p>
+        </w:tc>
+        <w:tc>
+          <w:tcPr>
+            <w:tcW w:w="5040" w:type="dxa"/>
           </w:tcPr>
           <w:p>
             <w:pPr>
@@ -8918,7 +9285,23 @@
               <w:rPr>
                 <w:sz w:val="20"/>
               </w:rPr>
-              <w:t>MX1 and MX2 must not dose the same batch counter simultaneously</w:t>
+              <w:t>PV must not be negative</w:t>
+            </w:r>
+          </w:p>
+        </w:tc>
+        <w:tc>
+          <w:tcPr>
+            <w:tcW w:w="1872" w:type="dxa"/>
+          </w:tcPr>
+          <w:p>
+            <w:pPr>
+              <w:cnfStyle w:val="000000100000" w:firstRow="0" w:lastRow="0" w:firstColumn="0" w:lastColumn="0" w:oddVBand="0" w:evenVBand="0" w:oddHBand="1" w:evenHBand="0" w:firstRowFirstColumn="0" w:firstRowLastColumn="0" w:lastRowFirstColumn="0" w:lastRowLastColumn="0"/>
+            </w:pPr>
+            <w:r>
+              <w:rPr>
+                <w:sz w:val="20"/>
+              </w:rPr>
+              <w:t>mirrors PSM-03</w:t>
             </w:r>
           </w:p>
         </w:tc>
@@ -8930,20 +9313,20 @@
         <w:tc>
           <w:tcPr>
             <w:cnfStyle w:val="001000000000" w:firstRow="0" w:lastRow="0" w:firstColumn="1" w:lastColumn="0" w:oddVBand="0" w:evenVBand="0" w:oddHBand="0" w:evenHBand="0" w:firstRowFirstColumn="0" w:firstRowLastColumn="0" w:lastRowFirstColumn="0" w:lastRowLastColumn="0"/>
+            <w:tcW w:w="1152" w:type="dxa"/>
+          </w:tcPr>
+          <w:p>
+            <w:r>
+              <w:rPr>
+                <w:sz w:val="20"/>
+              </w:rPr>
+              <w:t>SMX-04</w:t>
+            </w:r>
+          </w:p>
+        </w:tc>
+        <w:tc>
+          <w:tcPr>
             <w:tcW w:w="1296" w:type="dxa"/>
-          </w:tcPr>
-          <w:p>
-            <w:r>
-              <w:rPr>
-                <w:sz w:val="20"/>
-              </w:rPr>
-              <w:t>SMX-05</w:t>
-            </w:r>
-          </w:p>
-        </w:tc>
-        <w:tc>
-          <w:tcPr>
-            <w:tcW w:w="1440" w:type="dxa"/>
           </w:tcPr>
           <w:p>
             <w:pPr>
@@ -8951,16 +9334,17 @@
             </w:pPr>
             <w:r>
               <w:rPr>
-                <w:color w:val="426BA5"/>
-                <w:sz w:val="20"/>
-              </w:rPr>
-              <w:t>INFO</w:t>
-            </w:r>
-          </w:p>
-        </w:tc>
-        <w:tc>
-          <w:tcPr>
-            <w:tcW w:w="6480" w:type="dxa"/>
+                <w:b/>
+                <w:color w:val="C98A0C"/>
+                <w:sz w:val="20"/>
+              </w:rPr>
+              <w:t>WARNING</w:t>
+            </w:r>
+          </w:p>
+        </w:tc>
+        <w:tc>
+          <w:tcPr>
+            <w:tcW w:w="5040" w:type="dxa"/>
           </w:tcPr>
           <w:p>
             <w:pPr>
@@ -8970,7 +9354,1006 @@
               <w:rPr>
                 <w:sz w:val="20"/>
               </w:rPr>
+              <w:t>PV must not drop &gt; 0.5 kg within the same batch counter</w:t>
+            </w:r>
+          </w:p>
+        </w:tc>
+        <w:tc>
+          <w:tcPr>
+            <w:tcW w:w="1872" w:type="dxa"/>
+          </w:tcPr>
+          <w:p>
+            <w:pPr>
+              <w:cnfStyle w:val="000000010000" w:firstRow="0" w:lastRow="0" w:firstColumn="0" w:lastColumn="0" w:oddVBand="0" w:evenVBand="0" w:oddHBand="0" w:evenHBand="1" w:firstRowFirstColumn="0" w:firstRowLastColumn="0" w:lastRowFirstColumn="0" w:lastRowLastColumn="0"/>
+            </w:pPr>
+            <w:r>
+              <w:rPr>
+                <w:sz w:val="20"/>
+              </w:rPr>
+              <w:t>mirrors PSM-04</w:t>
+            </w:r>
+          </w:p>
+        </w:tc>
+      </w:tr>
+      <w:tr>
+        <w:trPr>
+          <w:cnfStyle w:val="000000100000" w:firstRow="0" w:lastRow="0" w:firstColumn="0" w:lastColumn="0" w:oddVBand="0" w:evenVBand="0" w:oddHBand="1" w:evenHBand="0" w:firstRowFirstColumn="0" w:firstRowLastColumn="0" w:lastRowFirstColumn="0" w:lastRowLastColumn="0"/>
+        </w:trPr>
+        <w:tc>
+          <w:tcPr>
+            <w:cnfStyle w:val="001000000000" w:firstRow="0" w:lastRow="0" w:firstColumn="1" w:lastColumn="0" w:oddVBand="0" w:evenVBand="0" w:oddHBand="0" w:evenHBand="0" w:firstRowFirstColumn="0" w:firstRowLastColumn="0" w:lastRowFirstColumn="0" w:lastRowLastColumn="0"/>
+            <w:tcW w:w="1152" w:type="dxa"/>
+          </w:tcPr>
+          <w:p>
+            <w:r>
+              <w:rPr>
+                <w:sz w:val="20"/>
+              </w:rPr>
+              <w:t>SMX-05</w:t>
+            </w:r>
+          </w:p>
+        </w:tc>
+        <w:tc>
+          <w:tcPr>
+            <w:tcW w:w="1296" w:type="dxa"/>
+          </w:tcPr>
+          <w:p>
+            <w:pPr>
+              <w:cnfStyle w:val="000000100000" w:firstRow="0" w:lastRow="0" w:firstColumn="0" w:lastColumn="0" w:oddVBand="0" w:evenVBand="0" w:oddHBand="1" w:evenHBand="0" w:firstRowFirstColumn="0" w:firstRowLastColumn="0" w:lastRowFirstColumn="0" w:lastRowLastColumn="0"/>
+            </w:pPr>
+            <w:r>
+              <w:rPr>
+                <w:b/>
+                <w:color w:val="C98A0C"/>
+                <w:sz w:val="20"/>
+              </w:rPr>
+              <w:t>WARNING</w:t>
+            </w:r>
+          </w:p>
+        </w:tc>
+        <w:tc>
+          <w:tcPr>
+            <w:tcW w:w="5040" w:type="dxa"/>
+          </w:tcPr>
+          <w:p>
+            <w:pPr>
+              <w:cnfStyle w:val="000000100000" w:firstRow="0" w:lastRow="0" w:firstColumn="0" w:lastColumn="0" w:oddVBand="0" w:evenVBand="0" w:oddHBand="1" w:evenHBand="0" w:firstRowFirstColumn="0" w:firstRowLastColumn="0" w:lastRowFirstColumn="0" w:lastRowLastColumn="0"/>
+            </w:pPr>
+            <w:r>
+              <w:rPr>
+                <w:sz w:val="20"/>
+              </w:rPr>
+              <w:t>Completion deviation |PV-SP|/SP ≤ 5 % when batch is completed</w:t>
+            </w:r>
+          </w:p>
+        </w:tc>
+        <w:tc>
+          <w:tcPr>
+            <w:tcW w:w="1872" w:type="dxa"/>
+          </w:tcPr>
+          <w:p>
+            <w:pPr>
+              <w:cnfStyle w:val="000000100000" w:firstRow="0" w:lastRow="0" w:firstColumn="0" w:lastColumn="0" w:oddVBand="0" w:evenVBand="0" w:oddHBand="1" w:evenHBand="0" w:firstRowFirstColumn="0" w:firstRowLastColumn="0" w:lastRowFirstColumn="0" w:lastRowLastColumn="0"/>
+            </w:pPr>
+            <w:r>
+              <w:rPr>
+                <w:sz w:val="20"/>
+              </w:rPr>
+              <w:t>mirrors PSM-05</w:t>
+            </w:r>
+          </w:p>
+        </w:tc>
+      </w:tr>
+      <w:tr>
+        <w:trPr>
+          <w:cnfStyle w:val="000000010000" w:firstRow="0" w:lastRow="0" w:firstColumn="0" w:lastColumn="0" w:oddVBand="0" w:evenVBand="0" w:oddHBand="0" w:evenHBand="1" w:firstRowFirstColumn="0" w:firstRowLastColumn="0" w:lastRowFirstColumn="0" w:lastRowLastColumn="0"/>
+        </w:trPr>
+        <w:tc>
+          <w:tcPr>
+            <w:cnfStyle w:val="001000000000" w:firstRow="0" w:lastRow="0" w:firstColumn="1" w:lastColumn="0" w:oddVBand="0" w:evenVBand="0" w:oddHBand="0" w:evenHBand="0" w:firstRowFirstColumn="0" w:firstRowLastColumn="0" w:lastRowFirstColumn="0" w:lastRowLastColumn="0"/>
+            <w:tcW w:w="1152" w:type="dxa"/>
+          </w:tcPr>
+          <w:p>
+            <w:r>
+              <w:rPr>
+                <w:sz w:val="20"/>
+              </w:rPr>
+              <w:t>SMX-06</w:t>
+            </w:r>
+          </w:p>
+        </w:tc>
+        <w:tc>
+          <w:tcPr>
+            <w:tcW w:w="1296" w:type="dxa"/>
+          </w:tcPr>
+          <w:p>
+            <w:pPr>
+              <w:cnfStyle w:val="000000010000" w:firstRow="0" w:lastRow="0" w:firstColumn="0" w:lastColumn="0" w:oddVBand="0" w:evenVBand="0" w:oddHBand="0" w:evenHBand="1" w:firstRowFirstColumn="0" w:firstRowLastColumn="0" w:lastRowFirstColumn="0" w:lastRowLastColumn="0"/>
+            </w:pPr>
+            <w:r>
+              <w:rPr>
+                <w:b/>
+                <w:color w:val="C98A0C"/>
+                <w:sz w:val="20"/>
+              </w:rPr>
+              <w:t>WARNING</w:t>
+            </w:r>
+          </w:p>
+        </w:tc>
+        <w:tc>
+          <w:tcPr>
+            <w:tcW w:w="5040" w:type="dxa"/>
+          </w:tcPr>
+          <w:p>
+            <w:pPr>
+              <w:cnfStyle w:val="000000010000" w:firstRow="0" w:lastRow="0" w:firstColumn="0" w:lastColumn="0" w:oddVBand="0" w:evenVBand="0" w:oddHBand="0" w:evenHBand="1" w:firstRowFirstColumn="0" w:firstRowLastColumn="0" w:lastRowFirstColumn="0" w:lastRowLastColumn="0"/>
+            </w:pPr>
+            <w:r>
+              <w:rPr>
+                <w:sz w:val="20"/>
+              </w:rPr>
+              <w:t>Status code must be 1, 2, or 3</w:t>
+            </w:r>
+          </w:p>
+        </w:tc>
+        <w:tc>
+          <w:tcPr>
+            <w:tcW w:w="1872" w:type="dxa"/>
+          </w:tcPr>
+          <w:p>
+            <w:pPr>
+              <w:cnfStyle w:val="000000010000" w:firstRow="0" w:lastRow="0" w:firstColumn="0" w:lastColumn="0" w:oddVBand="0" w:evenVBand="0" w:oddHBand="0" w:evenHBand="1" w:firstRowFirstColumn="0" w:firstRowLastColumn="0" w:lastRowFirstColumn="0" w:lastRowLastColumn="0"/>
+            </w:pPr>
+            <w:r>
+              <w:rPr>
+                <w:sz w:val="20"/>
+              </w:rPr>
+              <w:t>mirrors PSM-06</w:t>
+            </w:r>
+          </w:p>
+        </w:tc>
+      </w:tr>
+      <w:tr>
+        <w:trPr>
+          <w:cnfStyle w:val="000000100000" w:firstRow="0" w:lastRow="0" w:firstColumn="0" w:lastColumn="0" w:oddVBand="0" w:evenVBand="0" w:oddHBand="1" w:evenHBand="0" w:firstRowFirstColumn="0" w:firstRowLastColumn="0" w:lastRowFirstColumn="0" w:lastRowLastColumn="0"/>
+        </w:trPr>
+        <w:tc>
+          <w:tcPr>
+            <w:cnfStyle w:val="001000000000" w:firstRow="0" w:lastRow="0" w:firstColumn="1" w:lastColumn="0" w:oddVBand="0" w:evenVBand="0" w:oddHBand="0" w:evenHBand="0" w:firstRowFirstColumn="0" w:firstRowLastColumn="0" w:lastRowFirstColumn="0" w:lastRowLastColumn="0"/>
+            <w:tcW w:w="1152" w:type="dxa"/>
+          </w:tcPr>
+          <w:p>
+            <w:r>
+              <w:rPr>
+                <w:sz w:val="20"/>
+              </w:rPr>
+              <w:t>SMX-07</w:t>
+            </w:r>
+          </w:p>
+        </w:tc>
+        <w:tc>
+          <w:tcPr>
+            <w:tcW w:w="1296" w:type="dxa"/>
+          </w:tcPr>
+          <w:p>
+            <w:pPr>
+              <w:cnfStyle w:val="000000100000" w:firstRow="0" w:lastRow="0" w:firstColumn="0" w:lastColumn="0" w:oddVBand="0" w:evenVBand="0" w:oddHBand="1" w:evenHBand="0" w:firstRowFirstColumn="0" w:firstRowLastColumn="0" w:lastRowFirstColumn="0" w:lastRowLastColumn="0"/>
+            </w:pPr>
+            <w:r>
+              <w:rPr>
+                <w:b/>
+                <w:color w:val="C98A0C"/>
+                <w:sz w:val="20"/>
+              </w:rPr>
+              <w:t>WARNING</w:t>
+            </w:r>
+          </w:p>
+        </w:tc>
+        <w:tc>
+          <w:tcPr>
+            <w:tcW w:w="5040" w:type="dxa"/>
+          </w:tcPr>
+          <w:p>
+            <w:pPr>
+              <w:cnfStyle w:val="000000100000" w:firstRow="0" w:lastRow="0" w:firstColumn="0" w:lastColumn="0" w:oddVBand="0" w:evenVBand="0" w:oddHBand="1" w:evenHBand="0" w:firstRowFirstColumn="0" w:firstRowLastColumn="0" w:lastRowFirstColumn="0" w:lastRowLastColumn="0"/>
+            </w:pPr>
+            <w:r>
+              <w:rPr>
+                <w:sz w:val="20"/>
+              </w:rPr>
+              <w:t>Batch counter sequential or 39→0 wrap</w:t>
+            </w:r>
+          </w:p>
+        </w:tc>
+        <w:tc>
+          <w:tcPr>
+            <w:tcW w:w="1872" w:type="dxa"/>
+          </w:tcPr>
+          <w:p>
+            <w:pPr>
+              <w:cnfStyle w:val="000000100000" w:firstRow="0" w:lastRow="0" w:firstColumn="0" w:lastColumn="0" w:oddVBand="0" w:evenVBand="0" w:oddHBand="1" w:evenHBand="0" w:firstRowFirstColumn="0" w:firstRowLastColumn="0" w:lastRowFirstColumn="0" w:lastRowLastColumn="0"/>
+            </w:pPr>
+            <w:r>
+              <w:rPr>
+                <w:sz w:val="20"/>
+              </w:rPr>
+              <w:t>mirrors PSM-07</w:t>
+            </w:r>
+          </w:p>
+        </w:tc>
+      </w:tr>
+      <w:tr>
+        <w:trPr>
+          <w:cnfStyle w:val="000000010000" w:firstRow="0" w:lastRow="0" w:firstColumn="0" w:lastColumn="0" w:oddVBand="0" w:evenVBand="0" w:oddHBand="0" w:evenHBand="1" w:firstRowFirstColumn="0" w:firstRowLastColumn="0" w:lastRowFirstColumn="0" w:lastRowLastColumn="0"/>
+        </w:trPr>
+        <w:tc>
+          <w:tcPr>
+            <w:cnfStyle w:val="001000000000" w:firstRow="0" w:lastRow="0" w:firstColumn="1" w:lastColumn="0" w:oddVBand="0" w:evenVBand="0" w:oddHBand="0" w:evenHBand="0" w:firstRowFirstColumn="0" w:firstRowLastColumn="0" w:lastRowFirstColumn="0" w:lastRowLastColumn="0"/>
+            <w:tcW w:w="1152" w:type="dxa"/>
+          </w:tcPr>
+          <w:p>
+            <w:r>
+              <w:rPr>
+                <w:sz w:val="20"/>
+              </w:rPr>
+              <w:t>SMX-08</w:t>
+            </w:r>
+          </w:p>
+        </w:tc>
+        <w:tc>
+          <w:tcPr>
+            <w:tcW w:w="1296" w:type="dxa"/>
+          </w:tcPr>
+          <w:p>
+            <w:pPr>
+              <w:cnfStyle w:val="000000010000" w:firstRow="0" w:lastRow="0" w:firstColumn="0" w:lastColumn="0" w:oddVBand="0" w:evenVBand="0" w:oddHBand="0" w:evenHBand="1" w:firstRowFirstColumn="0" w:firstRowLastColumn="0" w:lastRowFirstColumn="0" w:lastRowLastColumn="0"/>
+            </w:pPr>
+            <w:r>
+              <w:rPr>
+                <w:b/>
+                <w:color w:val="C98A0C"/>
+                <w:sz w:val="20"/>
+              </w:rPr>
+              <w:t>WARNING</w:t>
+            </w:r>
+          </w:p>
+        </w:tc>
+        <w:tc>
+          <w:tcPr>
+            <w:tcW w:w="5040" w:type="dxa"/>
+          </w:tcPr>
+          <w:p>
+            <w:pPr>
+              <w:cnfStyle w:val="000000010000" w:firstRow="0" w:lastRow="0" w:firstColumn="0" w:lastColumn="0" w:oddVBand="0" w:evenVBand="0" w:oddHBand="0" w:evenHBand="1" w:firstRowFirstColumn="0" w:firstRowLastColumn="0" w:lastRowFirstColumn="0" w:lastRowLastColumn="0"/>
+            </w:pPr>
+            <w:r>
+              <w:rPr>
+                <w:sz w:val="20"/>
+              </w:rPr>
+              <w:t>All RMs in current cycle agree on D and R</w:t>
+            </w:r>
+          </w:p>
+        </w:tc>
+        <w:tc>
+          <w:tcPr>
+            <w:tcW w:w="1872" w:type="dxa"/>
+          </w:tcPr>
+          <w:p>
+            <w:pPr>
+              <w:cnfStyle w:val="000000010000" w:firstRow="0" w:lastRow="0" w:firstColumn="0" w:lastColumn="0" w:oddVBand="0" w:evenVBand="0" w:oddHBand="0" w:evenHBand="1" w:firstRowFirstColumn="0" w:firstRowLastColumn="0" w:lastRowFirstColumn="0" w:lastRowLastColumn="0"/>
+            </w:pPr>
+            <w:r>
+              <w:rPr>
+                <w:sz w:val="20"/>
+              </w:rPr>
+              <w:t>mirrors PSM-08</w:t>
+            </w:r>
+          </w:p>
+        </w:tc>
+      </w:tr>
+      <w:tr>
+        <w:trPr>
+          <w:cnfStyle w:val="000000100000" w:firstRow="0" w:lastRow="0" w:firstColumn="0" w:lastColumn="0" w:oddVBand="0" w:evenVBand="0" w:oddHBand="1" w:evenHBand="0" w:firstRowFirstColumn="0" w:firstRowLastColumn="0" w:lastRowFirstColumn="0" w:lastRowLastColumn="0"/>
+        </w:trPr>
+        <w:tc>
+          <w:tcPr>
+            <w:cnfStyle w:val="001000000000" w:firstRow="0" w:lastRow="0" w:firstColumn="1" w:lastColumn="0" w:oddVBand="0" w:evenVBand="0" w:oddHBand="0" w:evenHBand="0" w:firstRowFirstColumn="0" w:firstRowLastColumn="0" w:lastRowFirstColumn="0" w:lastRowLastColumn="0"/>
+            <w:tcW w:w="1152" w:type="dxa"/>
+          </w:tcPr>
+          <w:p>
+            <w:r>
+              <w:rPr>
+                <w:sz w:val="20"/>
+              </w:rPr>
+              <w:t>SMX-09</w:t>
+            </w:r>
+          </w:p>
+        </w:tc>
+        <w:tc>
+          <w:tcPr>
+            <w:tcW w:w="1296" w:type="dxa"/>
+          </w:tcPr>
+          <w:p>
+            <w:pPr>
+              <w:cnfStyle w:val="000000100000" w:firstRow="0" w:lastRow="0" w:firstColumn="0" w:lastColumn="0" w:oddVBand="0" w:evenVBand="0" w:oddHBand="1" w:evenHBand="0" w:firstRowFirstColumn="0" w:firstRowLastColumn="0" w:lastRowFirstColumn="0" w:lastRowLastColumn="0"/>
+            </w:pPr>
+            <w:r>
+              <w:rPr>
+                <w:color w:val="426BA5"/>
+                <w:sz w:val="20"/>
+              </w:rPr>
+              <w:t>INFO</w:t>
+            </w:r>
+          </w:p>
+        </w:tc>
+        <w:tc>
+          <w:tcPr>
+            <w:tcW w:w="5040" w:type="dxa"/>
+          </w:tcPr>
+          <w:p>
+            <w:pPr>
+              <w:cnfStyle w:val="000000100000" w:firstRow="0" w:lastRow="0" w:firstColumn="0" w:lastColumn="0" w:oddVBand="0" w:evenVBand="0" w:oddHBand="1" w:evenHBand="0" w:firstRowFirstColumn="0" w:firstRowLastColumn="0" w:lastRowFirstColumn="0" w:lastRowLastColumn="0"/>
+            </w:pPr>
+            <w:r>
+              <w:rPr>
+                <w:sz w:val="20"/>
+              </w:rPr>
+              <w:t>Streaming gap inside production hours</w:t>
+            </w:r>
+          </w:p>
+        </w:tc>
+        <w:tc>
+          <w:tcPr>
+            <w:tcW w:w="1872" w:type="dxa"/>
+          </w:tcPr>
+          <w:p>
+            <w:pPr>
+              <w:cnfStyle w:val="000000100000" w:firstRow="0" w:lastRow="0" w:firstColumn="0" w:lastColumn="0" w:oddVBand="0" w:evenVBand="0" w:oddHBand="1" w:evenHBand="0" w:firstRowFirstColumn="0" w:firstRowLastColumn="0" w:lastRowFirstColumn="0" w:lastRowLastColumn="0"/>
+            </w:pPr>
+            <w:r>
+              <w:rPr>
+                <w:sz w:val="20"/>
+              </w:rPr>
+              <w:t>mirrors PSM-09</w:t>
+            </w:r>
+          </w:p>
+        </w:tc>
+      </w:tr>
+      <w:tr>
+        <w:trPr>
+          <w:cnfStyle w:val="000000010000" w:firstRow="0" w:lastRow="0" w:firstColumn="0" w:lastColumn="0" w:oddVBand="0" w:evenVBand="0" w:oddHBand="0" w:evenHBand="1" w:firstRowFirstColumn="0" w:firstRowLastColumn="0" w:lastRowFirstColumn="0" w:lastRowLastColumn="0"/>
+        </w:trPr>
+        <w:tc>
+          <w:tcPr>
+            <w:cnfStyle w:val="001000000000" w:firstRow="0" w:lastRow="0" w:firstColumn="1" w:lastColumn="0" w:oddVBand="0" w:evenVBand="0" w:oddHBand="0" w:evenHBand="0" w:firstRowFirstColumn="0" w:firstRowLastColumn="0" w:lastRowFirstColumn="0" w:lastRowLastColumn="0"/>
+            <w:tcW w:w="1152" w:type="dxa"/>
+          </w:tcPr>
+          <w:p>
+            <w:r>
+              <w:rPr>
+                <w:sz w:val="20"/>
+              </w:rPr>
+              <w:t>SMX-10</w:t>
+            </w:r>
+          </w:p>
+        </w:tc>
+        <w:tc>
+          <w:tcPr>
+            <w:tcW w:w="1296" w:type="dxa"/>
+          </w:tcPr>
+          <w:p>
+            <w:pPr>
+              <w:cnfStyle w:val="000000010000" w:firstRow="0" w:lastRow="0" w:firstColumn="0" w:lastColumn="0" w:oddVBand="0" w:evenVBand="0" w:oddHBand="0" w:evenHBand="1" w:firstRowFirstColumn="0" w:firstRowLastColumn="0" w:lastRowFirstColumn="0" w:lastRowLastColumn="0"/>
+            </w:pPr>
+            <w:r>
+              <w:rPr>
+                <w:color w:val="426BA5"/>
+                <w:sz w:val="20"/>
+              </w:rPr>
+              <w:t>INFO</w:t>
+            </w:r>
+          </w:p>
+        </w:tc>
+        <w:tc>
+          <w:tcPr>
+            <w:tcW w:w="5040" w:type="dxa"/>
+          </w:tcPr>
+          <w:p>
+            <w:pPr>
+              <w:cnfStyle w:val="000000010000" w:firstRow="0" w:lastRow="0" w:firstColumn="0" w:lastColumn="0" w:oddVBand="0" w:evenVBand="0" w:oddHBand="0" w:evenHBand="1" w:firstRowFirstColumn="0" w:firstRowLastColumn="0" w:lastRowFirstColumn="0" w:lastRowLastColumn="0"/>
+            </w:pPr>
+            <w:r>
+              <w:rPr>
+                <w:sz w:val="20"/>
+              </w:rPr>
+              <w:t>SP-change detection (event log only)</w:t>
+            </w:r>
+          </w:p>
+        </w:tc>
+        <w:tc>
+          <w:tcPr>
+            <w:tcW w:w="1872" w:type="dxa"/>
+          </w:tcPr>
+          <w:p>
+            <w:pPr>
+              <w:cnfStyle w:val="000000010000" w:firstRow="0" w:lastRow="0" w:firstColumn="0" w:lastColumn="0" w:oddVBand="0" w:evenVBand="0" w:oddHBand="0" w:evenHBand="1" w:firstRowFirstColumn="0" w:firstRowLastColumn="0" w:lastRowFirstColumn="0" w:lastRowLastColumn="0"/>
+            </w:pPr>
+            <w:r>
+              <w:rPr>
+                <w:sz w:val="20"/>
+              </w:rPr>
+              <w:t>mirrors PSM-10</w:t>
+            </w:r>
+          </w:p>
+        </w:tc>
+      </w:tr>
+      <w:tr>
+        <w:trPr>
+          <w:cnfStyle w:val="000000100000" w:firstRow="0" w:lastRow="0" w:firstColumn="0" w:lastColumn="0" w:oddVBand="0" w:evenVBand="0" w:oddHBand="1" w:evenHBand="0" w:firstRowFirstColumn="0" w:firstRowLastColumn="0" w:lastRowFirstColumn="0" w:lastRowLastColumn="0"/>
+        </w:trPr>
+        <w:tc>
+          <w:tcPr>
+            <w:cnfStyle w:val="001000000000" w:firstRow="0" w:lastRow="0" w:firstColumn="1" w:lastColumn="0" w:oddVBand="0" w:evenVBand="0" w:oddHBand="0" w:evenHBand="0" w:firstRowFirstColumn="0" w:firstRowLastColumn="0" w:lastRowFirstColumn="0" w:lastRowLastColumn="0"/>
+            <w:tcW w:w="1152" w:type="dxa"/>
+          </w:tcPr>
+          <w:p>
+            <w:r>
+              <w:rPr>
+                <w:sz w:val="20"/>
+              </w:rPr>
+              <w:t>SMX-11</w:t>
+            </w:r>
+          </w:p>
+        </w:tc>
+        <w:tc>
+          <w:tcPr>
+            <w:tcW w:w="1296" w:type="dxa"/>
+          </w:tcPr>
+          <w:p>
+            <w:pPr>
+              <w:cnfStyle w:val="000000100000" w:firstRow="0" w:lastRow="0" w:firstColumn="0" w:lastColumn="0" w:oddVBand="0" w:evenVBand="0" w:oddHBand="1" w:evenHBand="0" w:firstRowFirstColumn="0" w:firstRowLastColumn="0" w:lastRowFirstColumn="0" w:lastRowLastColumn="0"/>
+            </w:pPr>
+            <w:r>
+              <w:rPr>
+                <w:color w:val="426BA5"/>
+                <w:sz w:val="20"/>
+              </w:rPr>
+              <w:t>INFO</w:t>
+            </w:r>
+          </w:p>
+        </w:tc>
+        <w:tc>
+          <w:tcPr>
+            <w:tcW w:w="5040" w:type="dxa"/>
+          </w:tcPr>
+          <w:p>
+            <w:pPr>
+              <w:cnfStyle w:val="000000100000" w:firstRow="0" w:lastRow="0" w:firstColumn="0" w:lastColumn="0" w:oddVBand="0" w:evenVBand="0" w:oddHBand="1" w:evenHBand="0" w:firstRowFirstColumn="0" w:firstRowLastColumn="0" w:lastRowFirstColumn="0" w:lastRowLastColumn="0"/>
+            </w:pPr>
+            <w:r>
+              <w:rPr>
+                <w:sz w:val="20"/>
+              </w:rPr>
+              <w:t>Julian date D within 2 days of system time</w:t>
+            </w:r>
+          </w:p>
+        </w:tc>
+        <w:tc>
+          <w:tcPr>
+            <w:tcW w:w="1872" w:type="dxa"/>
+          </w:tcPr>
+          <w:p>
+            <w:pPr>
+              <w:cnfStyle w:val="000000100000" w:firstRow="0" w:lastRow="0" w:firstColumn="0" w:lastColumn="0" w:oddVBand="0" w:evenVBand="0" w:oddHBand="1" w:evenHBand="0" w:firstRowFirstColumn="0" w:firstRowLastColumn="0" w:lastRowFirstColumn="0" w:lastRowLastColumn="0"/>
+            </w:pPr>
+            <w:r>
+              <w:rPr>
+                <w:sz w:val="20"/>
+              </w:rPr>
+              <w:t>mirrors PSM-11</w:t>
+            </w:r>
+          </w:p>
+        </w:tc>
+      </w:tr>
+      <w:tr>
+        <w:trPr>
+          <w:cnfStyle w:val="000000010000" w:firstRow="0" w:lastRow="0" w:firstColumn="0" w:lastColumn="0" w:oddVBand="0" w:evenVBand="0" w:oddHBand="0" w:evenHBand="1" w:firstRowFirstColumn="0" w:firstRowLastColumn="0" w:lastRowFirstColumn="0" w:lastRowLastColumn="0"/>
+        </w:trPr>
+        <w:tc>
+          <w:tcPr>
+            <w:cnfStyle w:val="001000000000" w:firstRow="0" w:lastRow="0" w:firstColumn="1" w:lastColumn="0" w:oddVBand="0" w:evenVBand="0" w:oddHBand="0" w:evenHBand="0" w:firstRowFirstColumn="0" w:firstRowLastColumn="0" w:lastRowFirstColumn="0" w:lastRowLastColumn="0"/>
+            <w:tcW w:w="1152" w:type="dxa"/>
+          </w:tcPr>
+          <w:p>
+            <w:r>
+              <w:rPr>
+                <w:sz w:val="20"/>
+              </w:rPr>
+              <w:t>SMX-12</w:t>
+            </w:r>
+          </w:p>
+        </w:tc>
+        <w:tc>
+          <w:tcPr>
+            <w:tcW w:w="1296" w:type="dxa"/>
+          </w:tcPr>
+          <w:p>
+            <w:pPr>
+              <w:cnfStyle w:val="000000010000" w:firstRow="0" w:lastRow="0" w:firstColumn="0" w:lastColumn="0" w:oddVBand="0" w:evenVBand="0" w:oddHBand="0" w:evenHBand="1" w:firstRowFirstColumn="0" w:firstRowLastColumn="0" w:lastRowFirstColumn="0" w:lastRowLastColumn="0"/>
+            </w:pPr>
+            <w:r>
+              <w:rPr>
+                <w:color w:val="426BA5"/>
+                <w:sz w:val="20"/>
+              </w:rPr>
+              <w:t>INFO</w:t>
+            </w:r>
+          </w:p>
+        </w:tc>
+        <w:tc>
+          <w:tcPr>
+            <w:tcW w:w="5040" w:type="dxa"/>
+          </w:tcPr>
+          <w:p>
+            <w:pPr>
+              <w:cnfStyle w:val="000000010000" w:firstRow="0" w:lastRow="0" w:firstColumn="0" w:lastColumn="0" w:oddVBand="0" w:evenVBand="0" w:oddHBand="0" w:evenHBand="1" w:firstRowFirstColumn="0" w:firstRowLastColumn="0" w:lastRowFirstColumn="0" w:lastRowLastColumn="0"/>
+            </w:pPr>
+            <w:proofErr w:type="spellStart"/>
+            <w:r>
+              <w:rPr>
+                <w:sz w:val="20"/>
+              </w:rPr>
+              <w:t>Batch_PV_Weight</w:t>
+            </w:r>
+            <w:proofErr w:type="spellEnd"/>
+            <w:r>
+              <w:rPr>
+                <w:sz w:val="20"/>
+              </w:rPr>
+              <w:t xml:space="preserve"> ≈ Σ RM PVs (≤ 2 % deviation)</w:t>
+            </w:r>
+          </w:p>
+        </w:tc>
+        <w:tc>
+          <w:tcPr>
+            <w:tcW w:w="1872" w:type="dxa"/>
+          </w:tcPr>
+          <w:p>
+            <w:pPr>
+              <w:cnfStyle w:val="000000010000" w:firstRow="0" w:lastRow="0" w:firstColumn="0" w:lastColumn="0" w:oddVBand="0" w:evenVBand="0" w:oddHBand="0" w:evenHBand="1" w:firstRowFirstColumn="0" w:firstRowLastColumn="0" w:lastRowFirstColumn="0" w:lastRowLastColumn="0"/>
+            </w:pPr>
+            <w:r>
+              <w:rPr>
+                <w:sz w:val="20"/>
+              </w:rPr>
+              <w:t>mirrors PSM-12</w:t>
+            </w:r>
+          </w:p>
+        </w:tc>
+      </w:tr>
+      <w:tr>
+        <w:trPr>
+          <w:cnfStyle w:val="000000100000" w:firstRow="0" w:lastRow="0" w:firstColumn="0" w:lastColumn="0" w:oddVBand="0" w:evenVBand="0" w:oddHBand="1" w:evenHBand="0" w:firstRowFirstColumn="0" w:firstRowLastColumn="0" w:lastRowFirstColumn="0" w:lastRowLastColumn="0"/>
+        </w:trPr>
+        <w:tc>
+          <w:tcPr>
+            <w:cnfStyle w:val="001000000000" w:firstRow="0" w:lastRow="0" w:firstColumn="1" w:lastColumn="0" w:oddVBand="0" w:evenVBand="0" w:oddHBand="0" w:evenHBand="0" w:firstRowFirstColumn="0" w:firstRowLastColumn="0" w:lastRowFirstColumn="0" w:lastRowLastColumn="0"/>
+            <w:tcW w:w="1152" w:type="dxa"/>
+          </w:tcPr>
+          <w:p>
+            <w:r>
+              <w:rPr>
+                <w:sz w:val="20"/>
+              </w:rPr>
+              <w:t>SMX-13</w:t>
+            </w:r>
+          </w:p>
+        </w:tc>
+        <w:tc>
+          <w:tcPr>
+            <w:tcW w:w="1296" w:type="dxa"/>
+          </w:tcPr>
+          <w:p>
+            <w:pPr>
+              <w:cnfStyle w:val="000000100000" w:firstRow="0" w:lastRow="0" w:firstColumn="0" w:lastColumn="0" w:oddVBand="0" w:evenVBand="0" w:oddHBand="1" w:evenHBand="0" w:firstRowFirstColumn="0" w:firstRowLastColumn="0" w:lastRowFirstColumn="0" w:lastRowLastColumn="0"/>
+            </w:pPr>
+            <w:r>
+              <w:rPr>
+                <w:b/>
+                <w:color w:val="C98A0C"/>
+                <w:sz w:val="20"/>
+              </w:rPr>
+              <w:t>WARNING</w:t>
+            </w:r>
+          </w:p>
+        </w:tc>
+        <w:tc>
+          <w:tcPr>
+            <w:tcW w:w="5040" w:type="dxa"/>
+          </w:tcPr>
+          <w:p>
+            <w:pPr>
+              <w:cnfStyle w:val="000000100000" w:firstRow="0" w:lastRow="0" w:firstColumn="0" w:lastColumn="0" w:oddVBand="0" w:evenVBand="0" w:oddHBand="1" w:evenHBand="0" w:firstRowFirstColumn="0" w:firstRowLastColumn="0" w:lastRowFirstColumn="0" w:lastRowLastColumn="0"/>
+            </w:pPr>
+            <w:r>
+              <w:rPr>
+                <w:sz w:val="20"/>
+              </w:rPr>
+              <w:t>Rework stuck &gt; 0 for &gt; 3 consecutive polls</w:t>
+            </w:r>
+          </w:p>
+        </w:tc>
+        <w:tc>
+          <w:tcPr>
+            <w:tcW w:w="1872" w:type="dxa"/>
+          </w:tcPr>
+          <w:p>
+            <w:pPr>
+              <w:cnfStyle w:val="000000100000" w:firstRow="0" w:lastRow="0" w:firstColumn="0" w:lastColumn="0" w:oddVBand="0" w:evenVBand="0" w:oddHBand="1" w:evenHBand="0" w:firstRowFirstColumn="0" w:firstRowLastColumn="0" w:lastRowFirstColumn="0" w:lastRowLastColumn="0"/>
+            </w:pPr>
+            <w:r>
+              <w:rPr>
+                <w:sz w:val="20"/>
+              </w:rPr>
+              <w:t>rework</w:t>
+            </w:r>
+          </w:p>
+        </w:tc>
+      </w:tr>
+      <w:tr>
+        <w:trPr>
+          <w:cnfStyle w:val="000000010000" w:firstRow="0" w:lastRow="0" w:firstColumn="0" w:lastColumn="0" w:oddVBand="0" w:evenVBand="0" w:oddHBand="0" w:evenHBand="1" w:firstRowFirstColumn="0" w:firstRowLastColumn="0" w:lastRowFirstColumn="0" w:lastRowLastColumn="0"/>
+        </w:trPr>
+        <w:tc>
+          <w:tcPr>
+            <w:cnfStyle w:val="001000000000" w:firstRow="0" w:lastRow="0" w:firstColumn="1" w:lastColumn="0" w:oddVBand="0" w:evenVBand="0" w:oddHBand="0" w:evenHBand="0" w:firstRowFirstColumn="0" w:firstRowLastColumn="0" w:lastRowFirstColumn="0" w:lastRowLastColumn="0"/>
+            <w:tcW w:w="1152" w:type="dxa"/>
+          </w:tcPr>
+          <w:p>
+            <w:r>
+              <w:rPr>
+                <w:sz w:val="20"/>
+              </w:rPr>
+              <w:t>SMX-14</w:t>
+            </w:r>
+          </w:p>
+        </w:tc>
+        <w:tc>
+          <w:tcPr>
+            <w:tcW w:w="1296" w:type="dxa"/>
+          </w:tcPr>
+          <w:p>
+            <w:pPr>
+              <w:cnfStyle w:val="000000010000" w:firstRow="0" w:lastRow="0" w:firstColumn="0" w:lastColumn="0" w:oddVBand="0" w:evenVBand="0" w:oddHBand="0" w:evenHBand="1" w:firstRowFirstColumn="0" w:firstRowLastColumn="0" w:lastRowFirstColumn="0" w:lastRowLastColumn="0"/>
+            </w:pPr>
+            <w:r>
+              <w:rPr>
+                <w:b/>
+                <w:color w:val="C98A0C"/>
+                <w:sz w:val="20"/>
+              </w:rPr>
+              <w:t>WARNING</w:t>
+            </w:r>
+          </w:p>
+        </w:tc>
+        <w:tc>
+          <w:tcPr>
+            <w:tcW w:w="5040" w:type="dxa"/>
+          </w:tcPr>
+          <w:p>
+            <w:pPr>
+              <w:cnfStyle w:val="000000010000" w:firstRow="0" w:lastRow="0" w:firstColumn="0" w:lastColumn="0" w:oddVBand="0" w:evenVBand="0" w:oddHBand="0" w:evenHBand="1" w:firstRowFirstColumn="0" w:firstRowLastColumn="0" w:lastRowFirstColumn="0" w:lastRowLastColumn="0"/>
+            </w:pPr>
+            <w:r>
+              <w:rPr>
+                <w:sz w:val="20"/>
+              </w:rPr>
+              <w:t>Rework value must be 0 or 30 (</w:t>
+            </w:r>
+            <w:proofErr w:type="spellStart"/>
+            <w:r>
+              <w:rPr>
+                <w:sz w:val="20"/>
+              </w:rPr>
+              <w:t>recognised</w:t>
+            </w:r>
+            <w:proofErr w:type="spellEnd"/>
+            <w:r>
+              <w:rPr>
+                <w:sz w:val="20"/>
+              </w:rPr>
+              <w:t xml:space="preserve"> codes)</w:t>
+            </w:r>
+          </w:p>
+        </w:tc>
+        <w:tc>
+          <w:tcPr>
+            <w:tcW w:w="1872" w:type="dxa"/>
+          </w:tcPr>
+          <w:p>
+            <w:pPr>
+              <w:cnfStyle w:val="000000010000" w:firstRow="0" w:lastRow="0" w:firstColumn="0" w:lastColumn="0" w:oddVBand="0" w:evenVBand="0" w:oddHBand="0" w:evenHBand="1" w:firstRowFirstColumn="0" w:firstRowLastColumn="0" w:lastRowFirstColumn="0" w:lastRowLastColumn="0"/>
+            </w:pPr>
+            <w:r>
+              <w:rPr>
+                <w:sz w:val="20"/>
+              </w:rPr>
+              <w:t>rework</w:t>
+            </w:r>
+          </w:p>
+        </w:tc>
+      </w:tr>
+      <w:tr>
+        <w:trPr>
+          <w:cnfStyle w:val="000000100000" w:firstRow="0" w:lastRow="0" w:firstColumn="0" w:lastColumn="0" w:oddVBand="0" w:evenVBand="0" w:oddHBand="1" w:evenHBand="0" w:firstRowFirstColumn="0" w:firstRowLastColumn="0" w:lastRowFirstColumn="0" w:lastRowLastColumn="0"/>
+        </w:trPr>
+        <w:tc>
+          <w:tcPr>
+            <w:cnfStyle w:val="001000000000" w:firstRow="0" w:lastRow="0" w:firstColumn="1" w:lastColumn="0" w:oddVBand="0" w:evenVBand="0" w:oddHBand="0" w:evenHBand="0" w:firstRowFirstColumn="0" w:firstRowLastColumn="0" w:lastRowFirstColumn="0" w:lastRowLastColumn="0"/>
+            <w:tcW w:w="1152" w:type="dxa"/>
+          </w:tcPr>
+          <w:p>
+            <w:r>
+              <w:rPr>
+                <w:sz w:val="20"/>
+              </w:rPr>
+              <w:t>SMX-15</w:t>
+            </w:r>
+          </w:p>
+        </w:tc>
+        <w:tc>
+          <w:tcPr>
+            <w:tcW w:w="1296" w:type="dxa"/>
+          </w:tcPr>
+          <w:p>
+            <w:pPr>
+              <w:cnfStyle w:val="000000100000" w:firstRow="0" w:lastRow="0" w:firstColumn="0" w:lastColumn="0" w:oddVBand="0" w:evenVBand="0" w:oddHBand="1" w:evenHBand="0" w:firstRowFirstColumn="0" w:firstRowLastColumn="0" w:lastRowFirstColumn="0" w:lastRowLastColumn="0"/>
+            </w:pPr>
+            <w:r>
+              <w:rPr>
+                <w:b/>
+                <w:color w:val="C98A0C"/>
+                <w:sz w:val="20"/>
+              </w:rPr>
+              <w:t>WARNING</w:t>
+            </w:r>
+          </w:p>
+        </w:tc>
+        <w:tc>
+          <w:tcPr>
+            <w:tcW w:w="5040" w:type="dxa"/>
+          </w:tcPr>
+          <w:p>
+            <w:pPr>
+              <w:cnfStyle w:val="000000100000" w:firstRow="0" w:lastRow="0" w:firstColumn="0" w:lastColumn="0" w:oddVBand="0" w:evenVBand="0" w:oddHBand="1" w:evenHBand="0" w:firstRowFirstColumn="0" w:firstRowLastColumn="0" w:lastRowFirstColumn="0" w:lastRowLastColumn="0"/>
+            </w:pPr>
+            <w:r>
+              <w:rPr>
+                <w:sz w:val="20"/>
+              </w:rPr>
+              <w:t>&gt; 5 rework events in last 60 min — chronic rework</w:t>
+            </w:r>
+          </w:p>
+        </w:tc>
+        <w:tc>
+          <w:tcPr>
+            <w:tcW w:w="1872" w:type="dxa"/>
+          </w:tcPr>
+          <w:p>
+            <w:pPr>
+              <w:cnfStyle w:val="000000100000" w:firstRow="0" w:lastRow="0" w:firstColumn="0" w:lastColumn="0" w:oddVBand="0" w:evenVBand="0" w:oddHBand="1" w:evenHBand="0" w:firstRowFirstColumn="0" w:firstRowLastColumn="0" w:lastRowFirstColumn="0" w:lastRowLastColumn="0"/>
+            </w:pPr>
+            <w:r>
+              <w:rPr>
+                <w:sz w:val="20"/>
+              </w:rPr>
+              <w:t>rework</w:t>
+            </w:r>
+          </w:p>
+        </w:tc>
+      </w:tr>
+      <w:tr>
+        <w:trPr>
+          <w:cnfStyle w:val="000000010000" w:firstRow="0" w:lastRow="0" w:firstColumn="0" w:lastColumn="0" w:oddVBand="0" w:evenVBand="0" w:oddHBand="0" w:evenHBand="1" w:firstRowFirstColumn="0" w:firstRowLastColumn="0" w:lastRowFirstColumn="0" w:lastRowLastColumn="0"/>
+        </w:trPr>
+        <w:tc>
+          <w:tcPr>
+            <w:cnfStyle w:val="001000000000" w:firstRow="0" w:lastRow="0" w:firstColumn="1" w:lastColumn="0" w:oddVBand="0" w:evenVBand="0" w:oddHBand="0" w:evenHBand="0" w:firstRowFirstColumn="0" w:firstRowLastColumn="0" w:lastRowFirstColumn="0" w:lastRowLastColumn="0"/>
+            <w:tcW w:w="1152" w:type="dxa"/>
+          </w:tcPr>
+          <w:p>
+            <w:r>
+              <w:rPr>
+                <w:sz w:val="20"/>
+              </w:rPr>
+              <w:t>SMX-16</w:t>
+            </w:r>
+          </w:p>
+        </w:tc>
+        <w:tc>
+          <w:tcPr>
+            <w:tcW w:w="1296" w:type="dxa"/>
+          </w:tcPr>
+          <w:p>
+            <w:pPr>
+              <w:cnfStyle w:val="000000010000" w:firstRow="0" w:lastRow="0" w:firstColumn="0" w:lastColumn="0" w:oddVBand="0" w:evenVBand="0" w:oddHBand="0" w:evenHBand="1" w:firstRowFirstColumn="0" w:firstRowLastColumn="0" w:lastRowFirstColumn="0" w:lastRowLastColumn="0"/>
+            </w:pPr>
+            <w:r>
+              <w:rPr>
+                <w:b/>
+                <w:color w:val="C98A0C"/>
+                <w:sz w:val="20"/>
+              </w:rPr>
+              <w:t>WARNING</w:t>
+            </w:r>
+          </w:p>
+        </w:tc>
+        <w:tc>
+          <w:tcPr>
+            <w:tcW w:w="5040" w:type="dxa"/>
+          </w:tcPr>
+          <w:p>
+            <w:pPr>
+              <w:cnfStyle w:val="000000010000" w:firstRow="0" w:lastRow="0" w:firstColumn="0" w:lastColumn="0" w:oddVBand="0" w:evenVBand="0" w:oddHBand="0" w:evenHBand="1" w:firstRowFirstColumn="0" w:firstRowLastColumn="0" w:lastRowFirstColumn="0" w:lastRowLastColumn="0"/>
+            </w:pPr>
+            <w:r>
+              <w:rPr>
+                <w:sz w:val="20"/>
+              </w:rPr>
+              <w:t>MX1 and MX2 must not dose the same batch counter simultaneously</w:t>
+            </w:r>
+          </w:p>
+        </w:tc>
+        <w:tc>
+          <w:tcPr>
+            <w:tcW w:w="1872" w:type="dxa"/>
+          </w:tcPr>
+          <w:p>
+            <w:pPr>
+              <w:cnfStyle w:val="000000010000" w:firstRow="0" w:lastRow="0" w:firstColumn="0" w:lastColumn="0" w:oddVBand="0" w:evenVBand="0" w:oddHBand="0" w:evenHBand="1" w:firstRowFirstColumn="0" w:firstRowLastColumn="0" w:lastRowFirstColumn="0" w:lastRowLastColumn="0"/>
+            </w:pPr>
+            <w:r>
+              <w:rPr>
+                <w:sz w:val="20"/>
+              </w:rPr>
+              <w:t>orchestration</w:t>
+            </w:r>
+          </w:p>
+        </w:tc>
+      </w:tr>
+      <w:tr>
+        <w:trPr>
+          <w:cnfStyle w:val="000000100000" w:firstRow="0" w:lastRow="0" w:firstColumn="0" w:lastColumn="0" w:oddVBand="0" w:evenVBand="0" w:oddHBand="1" w:evenHBand="0" w:firstRowFirstColumn="0" w:firstRowLastColumn="0" w:lastRowFirstColumn="0" w:lastRowLastColumn="0"/>
+        </w:trPr>
+        <w:tc>
+          <w:tcPr>
+            <w:cnfStyle w:val="001000000000" w:firstRow="0" w:lastRow="0" w:firstColumn="1" w:lastColumn="0" w:oddVBand="0" w:evenVBand="0" w:oddHBand="0" w:evenHBand="0" w:firstRowFirstColumn="0" w:firstRowLastColumn="0" w:lastRowFirstColumn="0" w:lastRowLastColumn="0"/>
+            <w:tcW w:w="1152" w:type="dxa"/>
+          </w:tcPr>
+          <w:p>
+            <w:r>
+              <w:rPr>
+                <w:sz w:val="20"/>
+              </w:rPr>
+              <w:t>SMX-17</w:t>
+            </w:r>
+          </w:p>
+        </w:tc>
+        <w:tc>
+          <w:tcPr>
+            <w:tcW w:w="1296" w:type="dxa"/>
+          </w:tcPr>
+          <w:p>
+            <w:pPr>
+              <w:cnfStyle w:val="000000100000" w:firstRow="0" w:lastRow="0" w:firstColumn="0" w:lastColumn="0" w:oddVBand="0" w:evenVBand="0" w:oddHBand="1" w:evenHBand="0" w:firstRowFirstColumn="0" w:firstRowLastColumn="0" w:lastRowFirstColumn="0" w:lastRowLastColumn="0"/>
+            </w:pPr>
+            <w:r>
+              <w:rPr>
+                <w:color w:val="426BA5"/>
+                <w:sz w:val="20"/>
+              </w:rPr>
+              <w:t>INFO</w:t>
+            </w:r>
+          </w:p>
+        </w:tc>
+        <w:tc>
+          <w:tcPr>
+            <w:tcW w:w="5040" w:type="dxa"/>
+          </w:tcPr>
+          <w:p>
+            <w:pPr>
+              <w:cnfStyle w:val="000000100000" w:firstRow="0" w:lastRow="0" w:firstColumn="0" w:lastColumn="0" w:oddVBand="0" w:evenVBand="0" w:oddHBand="1" w:evenHBand="0" w:firstRowFirstColumn="0" w:firstRowLastColumn="0" w:lastRowFirstColumn="0" w:lastRowLastColumn="0"/>
+            </w:pPr>
+            <w:r>
+              <w:rPr>
+                <w:sz w:val="20"/>
+              </w:rPr>
               <w:t>Recipe must not change mid-batch</w:t>
+            </w:r>
+          </w:p>
+        </w:tc>
+        <w:tc>
+          <w:tcPr>
+            <w:tcW w:w="1872" w:type="dxa"/>
+          </w:tcPr>
+          <w:p>
+            <w:pPr>
+              <w:cnfStyle w:val="000000100000" w:firstRow="0" w:lastRow="0" w:firstColumn="0" w:lastColumn="0" w:oddVBand="0" w:evenVBand="0" w:oddHBand="1" w:evenHBand="0" w:firstRowFirstColumn="0" w:firstRowLastColumn="0" w:lastRowFirstColumn="0" w:lastRowLastColumn="0"/>
+            </w:pPr>
+            <w:r>
+              <w:rPr>
+                <w:sz w:val="20"/>
+              </w:rPr>
+              <w:t>orchestration</w:t>
+            </w:r>
+          </w:p>
+        </w:tc>
+      </w:tr>
+      <w:tr>
+        <w:trPr>
+          <w:cnfStyle w:val="000000010000" w:firstRow="0" w:lastRow="0" w:firstColumn="0" w:lastColumn="0" w:oddVBand="0" w:evenVBand="0" w:oddHBand="0" w:evenHBand="1" w:firstRowFirstColumn="0" w:firstRowLastColumn="0" w:lastRowFirstColumn="0" w:lastRowLastColumn="0"/>
+        </w:trPr>
+        <w:tc>
+          <w:tcPr>
+            <w:cnfStyle w:val="001000000000" w:firstRow="0" w:lastRow="0" w:firstColumn="1" w:lastColumn="0" w:oddVBand="0" w:evenVBand="0" w:oddHBand="0" w:evenHBand="0" w:firstRowFirstColumn="0" w:firstRowLastColumn="0" w:lastRowFirstColumn="0" w:lastRowLastColumn="0"/>
+            <w:tcW w:w="1152" w:type="dxa"/>
+          </w:tcPr>
+          <w:p>
+            <w:r>
+              <w:rPr>
+                <w:sz w:val="20"/>
+              </w:rPr>
+              <w:t>SMX-18</w:t>
+            </w:r>
+          </w:p>
+        </w:tc>
+        <w:tc>
+          <w:tcPr>
+            <w:tcW w:w="1296" w:type="dxa"/>
+          </w:tcPr>
+          <w:p>
+            <w:pPr>
+              <w:cnfStyle w:val="000000010000" w:firstRow="0" w:lastRow="0" w:firstColumn="0" w:lastColumn="0" w:oddVBand="0" w:evenVBand="0" w:oddHBand="0" w:evenHBand="1" w:firstRowFirstColumn="0" w:firstRowLastColumn="0" w:lastRowFirstColumn="0" w:lastRowLastColumn="0"/>
+            </w:pPr>
+            <w:r>
+              <w:rPr>
+                <w:b/>
+                <w:color w:val="C0392B"/>
+                <w:sz w:val="20"/>
+              </w:rPr>
+              <w:t>CRITICAL</w:t>
+            </w:r>
+          </w:p>
+        </w:tc>
+        <w:tc>
+          <w:tcPr>
+            <w:tcW w:w="5040" w:type="dxa"/>
+          </w:tcPr>
+          <w:p>
+            <w:pPr>
+              <w:cnfStyle w:val="000000010000" w:firstRow="0" w:lastRow="0" w:firstColumn="0" w:lastColumn="0" w:oddVBand="0" w:evenVBand="0" w:oddHBand="0" w:evenHBand="1" w:firstRowFirstColumn="0" w:firstRowLastColumn="0" w:lastRowFirstColumn="0" w:lastRowLastColumn="0"/>
+            </w:pPr>
+            <w:r>
+              <w:rPr>
+                <w:sz w:val="20"/>
+              </w:rPr>
+              <w:t>Barcode must be empty/idle marker or pure numeric (legacy)</w:t>
+            </w:r>
+          </w:p>
+        </w:tc>
+        <w:tc>
+          <w:tcPr>
+            <w:tcW w:w="1872" w:type="dxa"/>
+          </w:tcPr>
+          <w:p>
+            <w:pPr>
+              <w:cnfStyle w:val="000000010000" w:firstRow="0" w:lastRow="0" w:firstColumn="0" w:lastColumn="0" w:oddVBand="0" w:evenVBand="0" w:oddHBand="0" w:evenHBand="1" w:firstRowFirstColumn="0" w:firstRowLastColumn="0" w:lastRowFirstColumn="0" w:lastRowLastColumn="0"/>
+            </w:pPr>
+            <w:r>
+              <w:rPr>
+                <w:sz w:val="20"/>
+              </w:rPr>
+              <w:t>legacy</w:t>
             </w:r>
           </w:p>
         </w:tc>
@@ -8986,7 +10369,15 @@
           <w:color w:val="334155"/>
           <w:sz w:val="24"/>
         </w:rPr>
-        <w:t>Walkthrough — Sigma Rules</w:t>
+        <w:t>Walkthrough — Sigma rules SMX-01 to SMX-12</w:t>
+      </w:r>
+    </w:p>
+    <w:p>
+      <w:pPr>
+        <w:spacing w:after="120"/>
+      </w:pPr>
+      <w:r>
+        <w:t>These mirror PSM-01 to PSM-12 exactly — same logic, same examples, same severities — only the rule-ID prefix changes when applied to a Sigma row. Refer back to §5.2 for the worked walkthroughs; substitute "SMX" for "PSM" in every rule ID.</w:t>
       </w:r>
     </w:p>
     <w:p>
@@ -8997,6 +10388,19 @@
         <w:rPr>
           <w:b/>
           <w:color w:val="334155"/>
+          <w:sz w:val="24"/>
+        </w:rPr>
+        <w:t>Walkthrough — Sigma-specific rules SMX-13 to SMX-18</w:t>
+      </w:r>
+    </w:p>
+    <w:p>
+      <w:pPr>
+        <w:spacing w:before="200" w:after="40"/>
+      </w:pPr>
+      <w:r>
+        <w:rPr>
+          <w:b/>
+          <w:color w:val="334155"/>
         </w:rPr>
         <w:t>SMX-</w:t>
       </w:r>
@@ -9006,13 +10410,816 @@
           <w:b/>
           <w:color w:val="334155"/>
         </w:rPr>
-        <w:t xml:space="preserve">02  </w:t>
+        <w:t xml:space="preserve">13  </w:t>
       </w:r>
       <w:r>
         <w:rPr>
           <w:b/>
           <w:color w:val="102A43"/>
         </w:rPr>
+        <w:t>Rework</w:t>
+      </w:r>
+      <w:proofErr w:type="gramEnd"/>
+      <w:r>
+        <w:rPr>
+          <w:b/>
+          <w:color w:val="102A43"/>
+        </w:rPr>
+        <w:t xml:space="preserve"> stuck &gt; 0 for &gt; 3 consecutive </w:t>
+      </w:r>
+      <w:proofErr w:type="gramStart"/>
+      <w:r>
+        <w:rPr>
+          <w:b/>
+          <w:color w:val="102A43"/>
+        </w:rPr>
+        <w:t>polls</w:t>
+      </w:r>
+      <w:r>
+        <w:rPr>
+          <w:b/>
+          <w:color w:val="C98A0C"/>
+          <w:sz w:val="18"/>
+        </w:rPr>
+        <w:t xml:space="preserve">  [</w:t>
+      </w:r>
+      <w:proofErr w:type="gramEnd"/>
+      <w:r>
+        <w:rPr>
+          <w:b/>
+          <w:color w:val="C98A0C"/>
+          <w:sz w:val="18"/>
+        </w:rPr>
+        <w:t>WARNING]</w:t>
+      </w:r>
+    </w:p>
+    <w:p>
+      <w:pPr>
+        <w:spacing w:after="20"/>
+        <w:ind w:left="170"/>
+      </w:pPr>
+      <w:r>
+        <w:rPr>
+          <w:b/>
+          <w:color w:val="06768A"/>
+          <w:sz w:val="20"/>
+        </w:rPr>
+        <w:t xml:space="preserve">What it checks. </w:t>
+      </w:r>
+      <w:r>
+        <w:rPr>
+          <w:sz w:val="20"/>
+        </w:rPr>
+        <w:t>The REWORK tag should sit at 0 in normal flow. A value &gt; 0 for more than 3 consecutive polls indicates the mixer is stuck reworking material.</w:t>
+      </w:r>
+    </w:p>
+    <w:p>
+      <w:pPr>
+        <w:spacing w:after="20"/>
+        <w:ind w:left="170"/>
+      </w:pPr>
+      <w:r>
+        <w:rPr>
+          <w:b/>
+          <w:color w:val="06768A"/>
+          <w:sz w:val="20"/>
+        </w:rPr>
+        <w:t xml:space="preserve">Passes when. </w:t>
+      </w:r>
+      <w:r>
+        <w:rPr>
+          <w:sz w:val="20"/>
+        </w:rPr>
+        <w:t>0, 0, 30, 0 — one isolated rework event, OK.</w:t>
+      </w:r>
+    </w:p>
+    <w:p>
+      <w:pPr>
+        <w:spacing w:after="20"/>
+        <w:ind w:left="170"/>
+      </w:pPr>
+      <w:r>
+        <w:rPr>
+          <w:b/>
+          <w:color w:val="06768A"/>
+          <w:sz w:val="20"/>
+        </w:rPr>
+        <w:t xml:space="preserve">Fails when. </w:t>
+      </w:r>
+      <w:r>
+        <w:rPr>
+          <w:sz w:val="20"/>
+        </w:rPr>
+        <w:t>30, 30, 30, 30 (four consecutive non-zero polls) — emits "Rework stuck active for 4 polls (value=30)".</w:t>
+      </w:r>
+    </w:p>
+    <w:p>
+      <w:pPr>
+        <w:spacing w:after="20"/>
+        <w:ind w:left="170"/>
+      </w:pPr>
+      <w:r>
+        <w:rPr>
+          <w:b/>
+          <w:color w:val="06768A"/>
+          <w:sz w:val="20"/>
+        </w:rPr>
+        <w:lastRenderedPageBreak/>
+        <w:t xml:space="preserve">Why it matters. </w:t>
+      </w:r>
+      <w:r>
+        <w:rPr>
+          <w:sz w:val="20"/>
+        </w:rPr>
+        <w:t>Persistent rework points to a chronic mixing problem (e.g. lump formation, undersized impeller load). Material and downtime costs escalate quickly if not caught early.</w:t>
+      </w:r>
+    </w:p>
+    <w:p>
+      <w:pPr>
+        <w:spacing w:before="200" w:after="40"/>
+      </w:pPr>
+      <w:r>
+        <w:rPr>
+          <w:b/>
+          <w:color w:val="334155"/>
+        </w:rPr>
+        <w:t>SMX-</w:t>
+      </w:r>
+      <w:proofErr w:type="gramStart"/>
+      <w:r>
+        <w:rPr>
+          <w:b/>
+          <w:color w:val="334155"/>
+        </w:rPr>
+        <w:t xml:space="preserve">14  </w:t>
+      </w:r>
+      <w:r>
+        <w:rPr>
+          <w:b/>
+          <w:color w:val="102A43"/>
+        </w:rPr>
+        <w:t>Rework</w:t>
+      </w:r>
+      <w:proofErr w:type="gramEnd"/>
+      <w:r>
+        <w:rPr>
+          <w:b/>
+          <w:color w:val="102A43"/>
+        </w:rPr>
+        <w:t xml:space="preserve"> value must be 0 or 30 (</w:t>
+      </w:r>
+      <w:proofErr w:type="spellStart"/>
+      <w:r>
+        <w:rPr>
+          <w:b/>
+          <w:color w:val="102A43"/>
+        </w:rPr>
+        <w:t>recognised</w:t>
+      </w:r>
+      <w:proofErr w:type="spellEnd"/>
+      <w:r>
+        <w:rPr>
+          <w:b/>
+          <w:color w:val="102A43"/>
+        </w:rPr>
+        <w:t xml:space="preserve"> </w:t>
+      </w:r>
+      <w:proofErr w:type="gramStart"/>
+      <w:r>
+        <w:rPr>
+          <w:b/>
+          <w:color w:val="102A43"/>
+        </w:rPr>
+        <w:t>codes)</w:t>
+      </w:r>
+      <w:r>
+        <w:rPr>
+          <w:b/>
+          <w:color w:val="C98A0C"/>
+          <w:sz w:val="18"/>
+        </w:rPr>
+        <w:t xml:space="preserve">  [</w:t>
+      </w:r>
+      <w:proofErr w:type="gramEnd"/>
+      <w:r>
+        <w:rPr>
+          <w:b/>
+          <w:color w:val="C98A0C"/>
+          <w:sz w:val="18"/>
+        </w:rPr>
+        <w:t>WARNING]</w:t>
+      </w:r>
+    </w:p>
+    <w:p>
+      <w:pPr>
+        <w:spacing w:after="20"/>
+        <w:ind w:left="170"/>
+      </w:pPr>
+      <w:r>
+        <w:rPr>
+          <w:b/>
+          <w:color w:val="06768A"/>
+          <w:sz w:val="20"/>
+        </w:rPr>
+        <w:t xml:space="preserve">What it checks. </w:t>
+      </w:r>
+      <w:r>
+        <w:rPr>
+          <w:sz w:val="20"/>
+        </w:rPr>
+        <w:t>The rework tag uses a discrete code set. Across the entire historian we only see two values: 0 (normal) and 30 (rework event). Anything else is treated as a corrupted reading.</w:t>
+      </w:r>
+    </w:p>
+    <w:p>
+      <w:pPr>
+        <w:spacing w:after="20"/>
+        <w:ind w:left="170"/>
+      </w:pPr>
+      <w:r>
+        <w:rPr>
+          <w:b/>
+          <w:color w:val="06768A"/>
+          <w:sz w:val="20"/>
+        </w:rPr>
+        <w:t xml:space="preserve">Passes when. </w:t>
+      </w:r>
+      <w:proofErr w:type="spellStart"/>
+      <w:r>
+        <w:rPr>
+          <w:sz w:val="20"/>
+        </w:rPr>
+        <w:t>reworkValue</w:t>
+      </w:r>
+      <w:proofErr w:type="spellEnd"/>
+      <w:r>
+        <w:rPr>
+          <w:sz w:val="20"/>
+        </w:rPr>
+        <w:t>=0 or 30 — OK.</w:t>
+      </w:r>
+    </w:p>
+    <w:p>
+      <w:pPr>
+        <w:spacing w:after="20"/>
+        <w:ind w:left="170"/>
+      </w:pPr>
+      <w:r>
+        <w:rPr>
+          <w:b/>
+          <w:color w:val="06768A"/>
+          <w:sz w:val="20"/>
+        </w:rPr>
+        <w:t xml:space="preserve">Fails when. </w:t>
+      </w:r>
+      <w:proofErr w:type="spellStart"/>
+      <w:r>
+        <w:rPr>
+          <w:sz w:val="20"/>
+        </w:rPr>
+        <w:t>reworkValue</w:t>
+      </w:r>
+      <w:proofErr w:type="spellEnd"/>
+      <w:r>
+        <w:rPr>
+          <w:sz w:val="20"/>
+        </w:rPr>
+        <w:t>=15 — emits "</w:t>
+      </w:r>
+      <w:proofErr w:type="spellStart"/>
+      <w:r>
+        <w:rPr>
+          <w:sz w:val="20"/>
+        </w:rPr>
+        <w:t>Unrecognised</w:t>
+      </w:r>
+      <w:proofErr w:type="spellEnd"/>
+      <w:r>
+        <w:rPr>
+          <w:sz w:val="20"/>
+        </w:rPr>
+        <w:t xml:space="preserve"> rework code 15 (expected 0 or 30)".</w:t>
+      </w:r>
+    </w:p>
+    <w:p>
+      <w:pPr>
+        <w:spacing w:after="20"/>
+        <w:ind w:left="170"/>
+      </w:pPr>
+      <w:r>
+        <w:rPr>
+          <w:b/>
+          <w:color w:val="06768A"/>
+          <w:sz w:val="20"/>
+        </w:rPr>
+        <w:t xml:space="preserve">Why it matters. </w:t>
+      </w:r>
+      <w:r>
+        <w:rPr>
+          <w:sz w:val="20"/>
+        </w:rPr>
+        <w:t>Catches PLC firmware regressions or sensor glitches that emit values outside the discrete code set the line was designed around.</w:t>
+      </w:r>
+    </w:p>
+    <w:p>
+      <w:pPr>
+        <w:spacing w:before="200" w:after="40"/>
+      </w:pPr>
+      <w:r>
+        <w:rPr>
+          <w:b/>
+          <w:color w:val="334155"/>
+        </w:rPr>
+        <w:t>SMX-</w:t>
+      </w:r>
+      <w:proofErr w:type="gramStart"/>
+      <w:r>
+        <w:rPr>
+          <w:b/>
+          <w:color w:val="334155"/>
+        </w:rPr>
+        <w:t xml:space="preserve">15  </w:t>
+      </w:r>
+      <w:r>
+        <w:rPr>
+          <w:b/>
+          <w:color w:val="102A43"/>
+        </w:rPr>
+        <w:t>&gt;</w:t>
+      </w:r>
+      <w:proofErr w:type="gramEnd"/>
+      <w:r>
+        <w:rPr>
+          <w:b/>
+          <w:color w:val="102A43"/>
+        </w:rPr>
+        <w:t xml:space="preserve"> 5 rework events in last 60 min — chronic </w:t>
+      </w:r>
+      <w:proofErr w:type="gramStart"/>
+      <w:r>
+        <w:rPr>
+          <w:b/>
+          <w:color w:val="102A43"/>
+        </w:rPr>
+        <w:t>rework</w:t>
+      </w:r>
+      <w:r>
+        <w:rPr>
+          <w:b/>
+          <w:color w:val="C98A0C"/>
+          <w:sz w:val="18"/>
+        </w:rPr>
+        <w:t xml:space="preserve">  [</w:t>
+      </w:r>
+      <w:proofErr w:type="gramEnd"/>
+      <w:r>
+        <w:rPr>
+          <w:b/>
+          <w:color w:val="C98A0C"/>
+          <w:sz w:val="18"/>
+        </w:rPr>
+        <w:t>WARNING]</w:t>
+      </w:r>
+    </w:p>
+    <w:p>
+      <w:pPr>
+        <w:spacing w:after="20"/>
+        <w:ind w:left="170"/>
+      </w:pPr>
+      <w:r>
+        <w:rPr>
+          <w:b/>
+          <w:color w:val="06768A"/>
+          <w:sz w:val="20"/>
+        </w:rPr>
+        <w:t xml:space="preserve">What it checks. </w:t>
+      </w:r>
+      <w:r>
+        <w:rPr>
+          <w:sz w:val="20"/>
+        </w:rPr>
+        <w:t>Tracks every non-zero rework event in a rolling 60-minute window per mixer. A burst of more than 5 events means the mixer is chronically reworking — beyond what SMX-13 catches on a single sticky run.</w:t>
+      </w:r>
+    </w:p>
+    <w:p>
+      <w:pPr>
+        <w:spacing w:after="20"/>
+        <w:ind w:left="170"/>
+      </w:pPr>
+      <w:r>
+        <w:rPr>
+          <w:b/>
+          <w:color w:val="06768A"/>
+          <w:sz w:val="20"/>
+        </w:rPr>
+        <w:t xml:space="preserve">Passes when. </w:t>
+      </w:r>
+      <w:r>
+        <w:rPr>
+          <w:sz w:val="20"/>
+        </w:rPr>
+        <w:t>2 events in last hour — OK.</w:t>
+      </w:r>
+    </w:p>
+    <w:p>
+      <w:pPr>
+        <w:spacing w:after="20"/>
+        <w:ind w:left="170"/>
+      </w:pPr>
+      <w:r>
+        <w:rPr>
+          <w:b/>
+          <w:color w:val="06768A"/>
+          <w:sz w:val="20"/>
+        </w:rPr>
+        <w:t xml:space="preserve">Fails when. </w:t>
+      </w:r>
+      <w:r>
+        <w:rPr>
+          <w:sz w:val="20"/>
+        </w:rPr>
+        <w:t>6 events in last hour — emits "6 rework events in last 60 min — chronic rework".</w:t>
+      </w:r>
+    </w:p>
+    <w:p>
+      <w:pPr>
+        <w:spacing w:after="20"/>
+        <w:ind w:left="170"/>
+      </w:pPr>
+      <w:r>
+        <w:rPr>
+          <w:b/>
+          <w:color w:val="06768A"/>
+          <w:sz w:val="20"/>
+        </w:rPr>
+        <w:t xml:space="preserve">Why it matters. </w:t>
+      </w:r>
+      <w:r>
+        <w:rPr>
+          <w:sz w:val="20"/>
+        </w:rPr>
+        <w:t>Distinguishes a single stuck-rework episode (SMX-13) from a chronic-rework day. Drives the decision to halt the mixer for inspection vs. ride out one batch.</w:t>
+      </w:r>
+    </w:p>
+    <w:p>
+      <w:pPr>
+        <w:spacing w:before="200" w:after="40"/>
+      </w:pPr>
+      <w:r>
+        <w:rPr>
+          <w:b/>
+          <w:color w:val="334155"/>
+        </w:rPr>
+        <w:t>SMX-</w:t>
+      </w:r>
+      <w:proofErr w:type="gramStart"/>
+      <w:r>
+        <w:rPr>
+          <w:b/>
+          <w:color w:val="334155"/>
+        </w:rPr>
+        <w:t xml:space="preserve">16  </w:t>
+      </w:r>
+      <w:r>
+        <w:rPr>
+          <w:b/>
+          <w:color w:val="102A43"/>
+        </w:rPr>
+        <w:t>MX</w:t>
+      </w:r>
+      <w:proofErr w:type="gramEnd"/>
+      <w:r>
+        <w:rPr>
+          <w:b/>
+          <w:color w:val="102A43"/>
+        </w:rPr>
+        <w:t xml:space="preserve">&lt;a&gt; and MX&lt;b&gt; must not dose the same batch counter </w:t>
+      </w:r>
+      <w:proofErr w:type="gramStart"/>
+      <w:r>
+        <w:rPr>
+          <w:b/>
+          <w:color w:val="102A43"/>
+        </w:rPr>
+        <w:t>simultaneously</w:t>
+      </w:r>
+      <w:r>
+        <w:rPr>
+          <w:b/>
+          <w:color w:val="C98A0C"/>
+          <w:sz w:val="18"/>
+        </w:rPr>
+        <w:t xml:space="preserve">  [</w:t>
+      </w:r>
+      <w:proofErr w:type="gramEnd"/>
+      <w:r>
+        <w:rPr>
+          <w:b/>
+          <w:color w:val="C98A0C"/>
+          <w:sz w:val="18"/>
+        </w:rPr>
+        <w:t>WARNING]</w:t>
+      </w:r>
+    </w:p>
+    <w:p>
+      <w:pPr>
+        <w:spacing w:after="20"/>
+        <w:ind w:left="170"/>
+      </w:pPr>
+      <w:r>
+        <w:rPr>
+          <w:b/>
+          <w:color w:val="06768A"/>
+          <w:sz w:val="20"/>
+        </w:rPr>
+        <w:t xml:space="preserve">What it checks. </w:t>
+      </w:r>
+      <w:r>
+        <w:rPr>
+          <w:sz w:val="20"/>
+        </w:rPr>
+        <w:t>When two mixers are in status 2 (dosing) with the same batch counter B at the same time, they are feeding into one logical batch ID — a cross-contamination risk.</w:t>
+      </w:r>
+    </w:p>
+    <w:p>
+      <w:pPr>
+        <w:spacing w:after="20"/>
+        <w:ind w:left="170"/>
+      </w:pPr>
+      <w:r>
+        <w:rPr>
+          <w:b/>
+          <w:color w:val="06768A"/>
+          <w:sz w:val="20"/>
+        </w:rPr>
+        <w:t xml:space="preserve">Passes when. </w:t>
+      </w:r>
+      <w:r>
+        <w:rPr>
+          <w:sz w:val="20"/>
+        </w:rPr>
+        <w:t>MX1: S=</w:t>
+      </w:r>
+      <w:proofErr w:type="gramStart"/>
+      <w:r>
+        <w:rPr>
+          <w:sz w:val="20"/>
+        </w:rPr>
+        <w:t>2,B</w:t>
+      </w:r>
+      <w:proofErr w:type="gramEnd"/>
+      <w:r>
+        <w:rPr>
+          <w:sz w:val="20"/>
+        </w:rPr>
+        <w:t>=38; MX2: S=</w:t>
+      </w:r>
+      <w:proofErr w:type="gramStart"/>
+      <w:r>
+        <w:rPr>
+          <w:sz w:val="20"/>
+        </w:rPr>
+        <w:t>2,B</w:t>
+      </w:r>
+      <w:proofErr w:type="gramEnd"/>
+      <w:r>
+        <w:rPr>
+          <w:sz w:val="20"/>
+        </w:rPr>
+        <w:t>=39 — different batches, OK.</w:t>
+      </w:r>
+    </w:p>
+    <w:p>
+      <w:pPr>
+        <w:spacing w:after="20"/>
+        <w:ind w:left="170"/>
+      </w:pPr>
+      <w:r>
+        <w:rPr>
+          <w:b/>
+          <w:color w:val="06768A"/>
+          <w:sz w:val="20"/>
+        </w:rPr>
+        <w:t xml:space="preserve">Fails when. </w:t>
+      </w:r>
+      <w:r>
+        <w:rPr>
+          <w:sz w:val="20"/>
+        </w:rPr>
+        <w:t>MX1: S=</w:t>
+      </w:r>
+      <w:proofErr w:type="gramStart"/>
+      <w:r>
+        <w:rPr>
+          <w:sz w:val="20"/>
+        </w:rPr>
+        <w:t>2,B</w:t>
+      </w:r>
+      <w:proofErr w:type="gramEnd"/>
+      <w:r>
+        <w:rPr>
+          <w:sz w:val="20"/>
+        </w:rPr>
+        <w:t>=38; MX2: S=</w:t>
+      </w:r>
+      <w:proofErr w:type="gramStart"/>
+      <w:r>
+        <w:rPr>
+          <w:sz w:val="20"/>
+        </w:rPr>
+        <w:t>2,B</w:t>
+      </w:r>
+      <w:proofErr w:type="gramEnd"/>
+      <w:r>
+        <w:rPr>
+          <w:sz w:val="20"/>
+        </w:rPr>
+        <w:t>=38 — emits "MX1 &amp; MX2 both dosing same batch 38".</w:t>
+      </w:r>
+    </w:p>
+    <w:p>
+      <w:pPr>
+        <w:spacing w:after="20"/>
+        <w:ind w:left="170"/>
+      </w:pPr>
+      <w:r>
+        <w:rPr>
+          <w:b/>
+          <w:color w:val="06768A"/>
+          <w:sz w:val="20"/>
+        </w:rPr>
+        <w:t xml:space="preserve">Why it matters. </w:t>
+      </w:r>
+      <w:r>
+        <w:rPr>
+          <w:sz w:val="20"/>
+        </w:rPr>
+        <w:t>Material destined for two different batches gets blended together — guaranteed off-spec product on both.</w:t>
+      </w:r>
+    </w:p>
+    <w:p>
+      <w:pPr>
+        <w:spacing w:before="200" w:after="40"/>
+      </w:pPr>
+      <w:r>
+        <w:rPr>
+          <w:b/>
+          <w:color w:val="334155"/>
+        </w:rPr>
+        <w:t>SMX-</w:t>
+      </w:r>
+      <w:proofErr w:type="gramStart"/>
+      <w:r>
+        <w:rPr>
+          <w:b/>
+          <w:color w:val="334155"/>
+        </w:rPr>
+        <w:t xml:space="preserve">17  </w:t>
+      </w:r>
+      <w:r>
+        <w:rPr>
+          <w:b/>
+          <w:color w:val="102A43"/>
+        </w:rPr>
+        <w:t>Recipe</w:t>
+      </w:r>
+      <w:proofErr w:type="gramEnd"/>
+      <w:r>
+        <w:rPr>
+          <w:b/>
+          <w:color w:val="102A43"/>
+        </w:rPr>
+        <w:t xml:space="preserve"> must not change mid-</w:t>
+      </w:r>
+      <w:proofErr w:type="gramStart"/>
+      <w:r>
+        <w:rPr>
+          <w:b/>
+          <w:color w:val="102A43"/>
+        </w:rPr>
+        <w:t>batch</w:t>
+      </w:r>
+      <w:r>
+        <w:rPr>
+          <w:b/>
+          <w:color w:val="426BA5"/>
+          <w:sz w:val="18"/>
+        </w:rPr>
+        <w:t xml:space="preserve">  [</w:t>
+      </w:r>
+      <w:proofErr w:type="gramEnd"/>
+      <w:r>
+        <w:rPr>
+          <w:b/>
+          <w:color w:val="426BA5"/>
+          <w:sz w:val="18"/>
+        </w:rPr>
+        <w:t>INFO]</w:t>
+      </w:r>
+    </w:p>
+    <w:p>
+      <w:pPr>
+        <w:spacing w:after="20"/>
+        <w:ind w:left="170"/>
+      </w:pPr>
+      <w:r>
+        <w:rPr>
+          <w:b/>
+          <w:color w:val="06768A"/>
+          <w:sz w:val="20"/>
+        </w:rPr>
+        <w:t xml:space="preserve">What it checks. </w:t>
+      </w:r>
+      <w:r>
+        <w:rPr>
+          <w:sz w:val="20"/>
+        </w:rPr>
+        <w:t>While the batch counter B is unchanged, the recipe R must not change.</w:t>
+      </w:r>
+    </w:p>
+    <w:p>
+      <w:pPr>
+        <w:spacing w:after="20"/>
+        <w:ind w:left="170"/>
+      </w:pPr>
+      <w:r>
+        <w:rPr>
+          <w:b/>
+          <w:color w:val="06768A"/>
+          <w:sz w:val="20"/>
+        </w:rPr>
+        <w:t xml:space="preserve">Passes when. </w:t>
+      </w:r>
+      <w:r>
+        <w:rPr>
+          <w:sz w:val="20"/>
+        </w:rPr>
+        <w:t>B=38, R=LMSU3R2_LBGRMEXP_600KG throughout — OK.</w:t>
+      </w:r>
+    </w:p>
+    <w:p>
+      <w:pPr>
+        <w:spacing w:after="20"/>
+        <w:ind w:left="170"/>
+      </w:pPr>
+      <w:r>
+        <w:rPr>
+          <w:b/>
+          <w:color w:val="06768A"/>
+          <w:sz w:val="20"/>
+        </w:rPr>
+        <w:t xml:space="preserve">Fails when. </w:t>
+      </w:r>
+      <w:r>
+        <w:rPr>
+          <w:sz w:val="20"/>
+        </w:rPr>
+        <w:t>B=38, R=LMSU3R2_...; then B=38, R=LTQA7R4_... — emits "Recipe changed mid-batch 38".</w:t>
+      </w:r>
+    </w:p>
+    <w:p>
+      <w:pPr>
+        <w:spacing w:after="20"/>
+        <w:ind w:left="170"/>
+      </w:pPr>
+      <w:r>
+        <w:rPr>
+          <w:b/>
+          <w:color w:val="06768A"/>
+          <w:sz w:val="20"/>
+        </w:rPr>
+        <w:t xml:space="preserve">Why it matters. </w:t>
+      </w:r>
+      <w:r>
+        <w:rPr>
+          <w:sz w:val="20"/>
+        </w:rPr>
+        <w:t>Recipe should be locked when the batch starts. A mid-batch change means the orchestrator overwrote R without resetting B — guaranteed bad batch.</w:t>
+      </w:r>
+    </w:p>
+    <w:p>
+      <w:pPr>
+        <w:spacing w:before="200" w:after="40"/>
+      </w:pPr>
+      <w:r>
+        <w:rPr>
+          <w:b/>
+          <w:color w:val="334155"/>
+        </w:rPr>
+        <w:t>SMX-</w:t>
+      </w:r>
+      <w:proofErr w:type="gramStart"/>
+      <w:r>
+        <w:rPr>
+          <w:b/>
+          <w:color w:val="334155"/>
+        </w:rPr>
+        <w:t xml:space="preserve">18  </w:t>
+      </w:r>
+      <w:r>
+        <w:rPr>
+          <w:b/>
+          <w:color w:val="102A43"/>
+        </w:rPr>
         <w:t>Barcode</w:t>
       </w:r>
       <w:proofErr w:type="gramEnd"/>
@@ -9021,7 +11228,7 @@
           <w:b/>
           <w:color w:val="102A43"/>
         </w:rPr>
-        <w:t xml:space="preserve"> must be empty/idle marker or pure </w:t>
+        <w:t xml:space="preserve"> must be empty/idle marker or pure numeric (</w:t>
       </w:r>
       <w:proofErr w:type="gramStart"/>
       <w:r>
@@ -9029,7 +11236,7 @@
           <w:b/>
           <w:color w:val="102A43"/>
         </w:rPr>
-        <w:t>numeric</w:t>
+        <w:t>legacy)</w:t>
       </w:r>
       <w:r>
         <w:rPr>
@@ -9066,7 +11273,7 @@
         <w:rPr>
           <w:sz w:val="20"/>
         </w:rPr>
-        <w:t>A Sigma barcode value must be empty, the literal "Scan Barcode" (idle marker), or pure numeric digits.</w:t>
+        <w:t>Legacy rule retained for backwards-compatibility with the old SM_MX*_BC scanner tags. New cascades expose a dedicated BATCHCOUNTER + RECIPE_NAME pair instead, so this rule fires only when a SIGMA_BARCODE row appears.</w:t>
       </w:r>
     </w:p>
     <w:p>
@@ -9126,484 +11333,28 @@
         <w:rPr>
           <w:sz w:val="20"/>
         </w:rPr>
-        <w:t>A malformed scan means the operator scanned the wrong label or the scanner misaligned — the batch traceability chain is broken until rescanned.</w:t>
-      </w:r>
-    </w:p>
-    <w:p>
-      <w:pPr>
-        <w:spacing w:before="200" w:after="40"/>
-      </w:pPr>
-      <w:r>
-        <w:rPr>
-          <w:b/>
-          <w:color w:val="334155"/>
-        </w:rPr>
-        <w:t>SMX-</w:t>
-      </w:r>
-      <w:proofErr w:type="gramStart"/>
-      <w:r>
-        <w:rPr>
-          <w:b/>
-          <w:color w:val="334155"/>
-        </w:rPr>
-        <w:t xml:space="preserve">03  </w:t>
-      </w:r>
-      <w:r>
-        <w:rPr>
-          <w:b/>
-          <w:color w:val="102A43"/>
-        </w:rPr>
-        <w:t>Rework</w:t>
-      </w:r>
-      <w:proofErr w:type="gramEnd"/>
-      <w:r>
-        <w:rPr>
-          <w:b/>
-          <w:color w:val="102A43"/>
-        </w:rPr>
-        <w:t xml:space="preserve"> stuck &gt; 0 for &gt; 3 consecutive </w:t>
-      </w:r>
-      <w:proofErr w:type="gramStart"/>
-      <w:r>
-        <w:rPr>
-          <w:b/>
-          <w:color w:val="102A43"/>
-        </w:rPr>
-        <w:t>polls</w:t>
-      </w:r>
-      <w:r>
-        <w:rPr>
-          <w:b/>
-          <w:color w:val="C98A0C"/>
-          <w:sz w:val="18"/>
-        </w:rPr>
-        <w:t xml:space="preserve">  [</w:t>
-      </w:r>
-      <w:proofErr w:type="gramEnd"/>
-      <w:r>
-        <w:rPr>
-          <w:b/>
-          <w:color w:val="C98A0C"/>
-          <w:sz w:val="18"/>
-        </w:rPr>
-        <w:t>WARNING]</w:t>
-      </w:r>
-    </w:p>
-    <w:p>
-      <w:pPr>
-        <w:spacing w:after="20"/>
-        <w:ind w:left="170"/>
-      </w:pPr>
-      <w:r>
+        <w:t>Keeps Sigma backwards-compatible with older cascades that still emit the legacy barcode tag.</w:t>
+      </w:r>
+    </w:p>
+    <w:p>
+      <w:pPr>
+        <w:spacing w:before="280" w:after="80"/>
         <w:rPr>
           <w:b/>
           <w:color w:val="06768A"/>
-          <w:sz w:val="20"/>
-        </w:rPr>
-        <w:t xml:space="preserve">What it checks. </w:t>
-      </w:r>
-      <w:r>
-        <w:rPr>
-          <w:sz w:val="20"/>
-        </w:rPr>
-        <w:t>The REWORK tag should sit at 0 in normal flow. A value &gt; 0 for more than 3 consecutive polls indicates the mixer is stuck reworking material.</w:t>
-      </w:r>
-    </w:p>
-    <w:p>
-      <w:pPr>
-        <w:spacing w:after="20"/>
-        <w:ind w:left="170"/>
-      </w:pPr>
-      <w:r>
+          <w:sz w:val="28"/>
+        </w:rPr>
+      </w:pPr>
+    </w:p>
+    <w:p>
+      <w:pPr>
+        <w:spacing w:before="280" w:after="80"/>
         <w:rPr>
           <w:b/>
           <w:color w:val="06768A"/>
-          <w:sz w:val="20"/>
-        </w:rPr>
-        <w:t xml:space="preserve">Passes when. </w:t>
-      </w:r>
-      <w:r>
-        <w:rPr>
-          <w:sz w:val="20"/>
-        </w:rPr>
-        <w:t>0, 0, 5, 0 — one isolated rework event, OK.</w:t>
-      </w:r>
-    </w:p>
-    <w:p>
-      <w:pPr>
-        <w:spacing w:after="20"/>
-        <w:ind w:left="170"/>
-      </w:pPr>
-      <w:r>
-        <w:rPr>
-          <w:b/>
-          <w:color w:val="06768A"/>
-          <w:sz w:val="20"/>
-        </w:rPr>
-        <w:t xml:space="preserve">Fails when. </w:t>
-      </w:r>
-      <w:r>
-        <w:rPr>
-          <w:sz w:val="20"/>
-        </w:rPr>
-        <w:t>5, 5, 5, 5 (four consecutive non-zero polls) — emits "Rework stuck active for 4 polls (value=5)".</w:t>
-      </w:r>
-    </w:p>
-    <w:p>
-      <w:pPr>
-        <w:spacing w:after="20"/>
-        <w:ind w:left="170"/>
-      </w:pPr>
-      <w:r>
-        <w:rPr>
-          <w:b/>
-          <w:color w:val="06768A"/>
-          <w:sz w:val="20"/>
-        </w:rPr>
-        <w:t xml:space="preserve">Why it matters. </w:t>
-      </w:r>
-      <w:r>
-        <w:rPr>
-          <w:sz w:val="20"/>
-        </w:rPr>
-        <w:t>Persistent rework points to a chronic mixing problem (e.g. lump formation). Material and downtime costs escalate quickly if not caught early.</w:t>
-      </w:r>
-    </w:p>
-    <w:p>
-      <w:pPr>
-        <w:spacing w:before="200" w:after="40"/>
-      </w:pPr>
-      <w:r>
-        <w:rPr>
-          <w:b/>
-          <w:color w:val="334155"/>
-        </w:rPr>
-        <w:t>SMX-</w:t>
-      </w:r>
-      <w:proofErr w:type="gramStart"/>
-      <w:r>
-        <w:rPr>
-          <w:b/>
-          <w:color w:val="334155"/>
-        </w:rPr>
-        <w:t xml:space="preserve">04  </w:t>
-      </w:r>
-      <w:r>
-        <w:rPr>
-          <w:b/>
-          <w:color w:val="102A43"/>
-        </w:rPr>
-        <w:t>MX</w:t>
-      </w:r>
-      <w:proofErr w:type="gramEnd"/>
-      <w:r>
-        <w:rPr>
-          <w:b/>
-          <w:color w:val="102A43"/>
-        </w:rPr>
-        <w:t xml:space="preserve">1 and MX2 must not dose the same batch counter </w:t>
-      </w:r>
-      <w:proofErr w:type="gramStart"/>
-      <w:r>
-        <w:rPr>
-          <w:b/>
-          <w:color w:val="102A43"/>
-        </w:rPr>
-        <w:t>simultaneously</w:t>
-      </w:r>
-      <w:r>
-        <w:rPr>
-          <w:b/>
-          <w:color w:val="C98A0C"/>
-          <w:sz w:val="18"/>
-        </w:rPr>
-        <w:t xml:space="preserve">  [</w:t>
-      </w:r>
-      <w:proofErr w:type="gramEnd"/>
-      <w:r>
-        <w:rPr>
-          <w:b/>
-          <w:color w:val="C98A0C"/>
-          <w:sz w:val="18"/>
-        </w:rPr>
-        <w:t>WARNING]</w:t>
-      </w:r>
-    </w:p>
-    <w:p>
-      <w:pPr>
-        <w:spacing w:after="20"/>
-        <w:ind w:left="170"/>
-      </w:pPr>
-      <w:r>
-        <w:rPr>
-          <w:b/>
-          <w:color w:val="06768A"/>
-          <w:sz w:val="20"/>
-        </w:rPr>
-        <w:t xml:space="preserve">What it checks. </w:t>
-      </w:r>
-      <w:r>
-        <w:rPr>
-          <w:sz w:val="20"/>
-        </w:rPr>
-        <w:t>Mixer 1 and Mixer 2 must not both be in status 2 (dosing) with the same batch counter B at the same time.</w:t>
-      </w:r>
-    </w:p>
-    <w:p>
-      <w:pPr>
-        <w:spacing w:after="20"/>
-        <w:ind w:left="170"/>
-      </w:pPr>
-      <w:r>
-        <w:rPr>
-          <w:b/>
-          <w:color w:val="06768A"/>
-          <w:sz w:val="20"/>
-        </w:rPr>
-        <w:t xml:space="preserve">Passes when. </w:t>
-      </w:r>
-      <w:r>
-        <w:rPr>
-          <w:sz w:val="20"/>
-        </w:rPr>
-        <w:t>MX1: S=</w:t>
-      </w:r>
-      <w:proofErr w:type="gramStart"/>
-      <w:r>
-        <w:rPr>
-          <w:sz w:val="20"/>
-        </w:rPr>
-        <w:t>2,B</w:t>
-      </w:r>
-      <w:proofErr w:type="gramEnd"/>
-      <w:r>
-        <w:rPr>
-          <w:sz w:val="20"/>
-        </w:rPr>
-        <w:t>=38; MX2: S=</w:t>
-      </w:r>
-      <w:proofErr w:type="gramStart"/>
-      <w:r>
-        <w:rPr>
-          <w:sz w:val="20"/>
-        </w:rPr>
-        <w:t>2,B</w:t>
-      </w:r>
-      <w:proofErr w:type="gramEnd"/>
-      <w:r>
-        <w:rPr>
-          <w:sz w:val="20"/>
-        </w:rPr>
-        <w:t>=39 — different batches, OK.</w:t>
-      </w:r>
-    </w:p>
-    <w:p>
-      <w:pPr>
-        <w:spacing w:after="20"/>
-        <w:ind w:left="170"/>
-      </w:pPr>
-      <w:r>
-        <w:rPr>
-          <w:b/>
-          <w:color w:val="06768A"/>
-          <w:sz w:val="20"/>
-        </w:rPr>
-        <w:t xml:space="preserve">Fails when. </w:t>
-      </w:r>
-      <w:r>
-        <w:rPr>
-          <w:sz w:val="20"/>
-        </w:rPr>
-        <w:t>MX1: S=</w:t>
-      </w:r>
-      <w:proofErr w:type="gramStart"/>
-      <w:r>
-        <w:rPr>
-          <w:sz w:val="20"/>
-        </w:rPr>
-        <w:t>2,B</w:t>
-      </w:r>
-      <w:proofErr w:type="gramEnd"/>
-      <w:r>
-        <w:rPr>
-          <w:sz w:val="20"/>
-        </w:rPr>
-        <w:t>=38; MX2: S=</w:t>
-      </w:r>
-      <w:proofErr w:type="gramStart"/>
-      <w:r>
-        <w:rPr>
-          <w:sz w:val="20"/>
-        </w:rPr>
-        <w:t>2,B</w:t>
-      </w:r>
-      <w:proofErr w:type="gramEnd"/>
-      <w:r>
-        <w:rPr>
-          <w:sz w:val="20"/>
-        </w:rPr>
-        <w:t>=38 — emits "MX1 &amp; MX2 both dosing same batch 38".</w:t>
-      </w:r>
-    </w:p>
-    <w:p>
-      <w:pPr>
-        <w:spacing w:after="20"/>
-        <w:ind w:left="170"/>
-      </w:pPr>
-      <w:r>
-        <w:rPr>
-          <w:b/>
-          <w:color w:val="06768A"/>
-          <w:sz w:val="20"/>
-        </w:rPr>
-        <w:t xml:space="preserve">Why it matters. </w:t>
-      </w:r>
-      <w:r>
-        <w:rPr>
-          <w:sz w:val="20"/>
-        </w:rPr>
-        <w:t>Two physical mixers feeding into one batch ID is an orchestration bug; material destined for different batches gets cross-contaminated.</w:t>
-      </w:r>
-    </w:p>
-    <w:p>
-      <w:pPr>
-        <w:spacing w:before="200" w:after="40"/>
-      </w:pPr>
-      <w:r>
-        <w:rPr>
-          <w:b/>
-          <w:color w:val="334155"/>
-        </w:rPr>
-        <w:t>SMX-</w:t>
-      </w:r>
-      <w:proofErr w:type="gramStart"/>
-      <w:r>
-        <w:rPr>
-          <w:b/>
-          <w:color w:val="334155"/>
-        </w:rPr>
-        <w:t xml:space="preserve">05  </w:t>
-      </w:r>
-      <w:r>
-        <w:rPr>
-          <w:b/>
-          <w:color w:val="102A43"/>
-        </w:rPr>
-        <w:t>Recipe</w:t>
-      </w:r>
-      <w:proofErr w:type="gramEnd"/>
-      <w:r>
-        <w:rPr>
-          <w:b/>
-          <w:color w:val="102A43"/>
-        </w:rPr>
-        <w:t xml:space="preserve"> must not change mid-</w:t>
-      </w:r>
-      <w:proofErr w:type="gramStart"/>
-      <w:r>
-        <w:rPr>
-          <w:b/>
-          <w:color w:val="102A43"/>
-        </w:rPr>
-        <w:t>batch</w:t>
-      </w:r>
-      <w:r>
-        <w:rPr>
-          <w:b/>
-          <w:color w:val="426BA5"/>
-          <w:sz w:val="18"/>
-        </w:rPr>
-        <w:t xml:space="preserve">  [</w:t>
-      </w:r>
-      <w:proofErr w:type="gramEnd"/>
-      <w:r>
-        <w:rPr>
-          <w:b/>
-          <w:color w:val="426BA5"/>
-          <w:sz w:val="18"/>
-        </w:rPr>
-        <w:t>INFO]</w:t>
-      </w:r>
-    </w:p>
-    <w:p>
-      <w:pPr>
-        <w:spacing w:after="20"/>
-        <w:ind w:left="170"/>
-      </w:pPr>
-      <w:r>
-        <w:rPr>
-          <w:b/>
-          <w:color w:val="06768A"/>
-          <w:sz w:val="20"/>
-        </w:rPr>
-        <w:t xml:space="preserve">What it checks. </w:t>
-      </w:r>
-      <w:r>
-        <w:rPr>
-          <w:sz w:val="20"/>
-        </w:rPr>
-        <w:t>While the batch counter B is unchanged, the recipe R must not change.</w:t>
-      </w:r>
-    </w:p>
-    <w:p>
-      <w:pPr>
-        <w:spacing w:after="20"/>
-        <w:ind w:left="170"/>
-      </w:pPr>
-      <w:r>
-        <w:rPr>
-          <w:b/>
-          <w:color w:val="06768A"/>
-          <w:sz w:val="20"/>
-        </w:rPr>
-        <w:t xml:space="preserve">Passes when. </w:t>
-      </w:r>
-      <w:r>
-        <w:rPr>
-          <w:sz w:val="20"/>
-        </w:rPr>
-        <w:t>B=38, R=PLUMERIA throughout — OK.</w:t>
-      </w:r>
-    </w:p>
-    <w:p>
-      <w:pPr>
-        <w:spacing w:after="20"/>
-        <w:ind w:left="170"/>
-      </w:pPr>
-      <w:r>
-        <w:rPr>
-          <w:b/>
-          <w:color w:val="06768A"/>
-          <w:sz w:val="20"/>
-        </w:rPr>
-        <w:t xml:space="preserve">Fails when. </w:t>
-      </w:r>
-      <w:r>
-        <w:rPr>
-          <w:sz w:val="20"/>
-        </w:rPr>
-        <w:t>B=38, R=PLUMERIA, then B=38, R=JASMINE — emits "Recipe changed mid-batch 38".</w:t>
-      </w:r>
-    </w:p>
-    <w:p>
-      <w:pPr>
-        <w:spacing w:after="20"/>
-        <w:ind w:left="170"/>
-      </w:pPr>
-      <w:r>
-        <w:rPr>
-          <w:b/>
-          <w:color w:val="06768A"/>
-          <w:sz w:val="20"/>
-        </w:rPr>
-        <w:t xml:space="preserve">Why it matters. </w:t>
-      </w:r>
-      <w:r>
-        <w:rPr>
-          <w:sz w:val="20"/>
-        </w:rPr>
-        <w:t>Recipe should be locked when the batch starts. A mid-batch change means the orchestrator overwrote R without resetting B — guaranteed bad batch.</w:t>
-      </w:r>
+          <w:sz w:val="28"/>
+        </w:rPr>
+      </w:pPr>
     </w:p>
     <w:p>
       <w:pPr>

--- a/docs/PROJECT_REPORT.docx
+++ b/docs/PROJECT_REPORT.docx
@@ -5006,7 +5006,364 @@
           <w:color w:val="06768A"/>
           <w:sz w:val="28"/>
         </w:rPr>
-        <w:t>.4 Packaging</w:t>
+        <w:t>.4 Barcode (virtual zone)</w:t>
+      </w:r>
+    </w:p>
+    <w:p>
+      <w:pPr>
+        <w:spacing w:after="120"/>
+      </w:pPr>
+      <w:r>
+        <w:t>BARCODE is a virtual zone — its rows are aggregated from tags scattered across the Silo and Sigma workbooks. Surfacing them together gives a single filter for every traceability scan on the line, irrespective of which physical zone produced the scan.</w:t>
+      </w:r>
+    </w:p>
+    <w:tbl>
+      <w:tblPr>
+        <w:tblStyle w:val="LightGrid-Accent1"/>
+        <w:tblW w:w="0" w:type="auto"/>
+        <w:tblLayout w:type="fixed"/>
+        <w:tblLook w:val="04A0" w:firstRow="1" w:lastRow="0" w:firstColumn="1" w:lastColumn="0" w:noHBand="0" w:noVBand="1"/>
+      </w:tblPr>
+      <w:tblGrid>
+        <w:gridCol w:w="2304"/>
+        <w:gridCol w:w="2448"/>
+        <w:gridCol w:w="4464"/>
+      </w:tblGrid>
+      <w:tr>
+        <w:trPr>
+          <w:cnfStyle w:val="100000000000" w:firstRow="1" w:lastRow="0" w:firstColumn="0" w:lastColumn="0" w:oddVBand="0" w:evenVBand="0" w:oddHBand="0" w:evenHBand="0" w:firstRowFirstColumn="0" w:firstRowLastColumn="0" w:lastRowFirstColumn="0" w:lastRowLastColumn="0"/>
+        </w:trPr>
+        <w:tc>
+          <w:tcPr>
+            <w:cnfStyle w:val="001000000000" w:firstRow="0" w:lastRow="0" w:firstColumn="1" w:lastColumn="0" w:oddVBand="0" w:evenVBand="0" w:oddHBand="0" w:evenHBand="0" w:firstRowFirstColumn="0" w:firstRowLastColumn="0" w:lastRowFirstColumn="0" w:lastRowLastColumn="0"/>
+            <w:tcW w:w="2304" w:type="dxa"/>
+            <w:shd w:val="clear" w:color="auto" w:fill="102A43"/>
+          </w:tcPr>
+          <w:p>
+            <w:r>
+              <w:rPr>
+                <w:color w:val="FFFFFF"/>
+                <w:sz w:val="20"/>
+              </w:rPr>
+              <w:t>Sub-type</w:t>
+            </w:r>
+          </w:p>
+        </w:tc>
+        <w:tc>
+          <w:tcPr>
+            <w:tcW w:w="2448" w:type="dxa"/>
+            <w:shd w:val="clear" w:color="auto" w:fill="102A43"/>
+          </w:tcPr>
+          <w:p>
+            <w:pPr>
+              <w:cnfStyle w:val="100000000000" w:firstRow="1" w:lastRow="0" w:firstColumn="0" w:lastColumn="0" w:oddVBand="0" w:evenVBand="0" w:oddHBand="0" w:evenHBand="0" w:firstRowFirstColumn="0" w:firstRowLastColumn="0" w:lastRowFirstColumn="0" w:lastRowLastColumn="0"/>
+            </w:pPr>
+            <w:r>
+              <w:rPr>
+                <w:color w:val="FFFFFF"/>
+                <w:sz w:val="20"/>
+              </w:rPr>
+              <w:t>Tag substring</w:t>
+            </w:r>
+          </w:p>
+        </w:tc>
+        <w:tc>
+          <w:tcPr>
+            <w:tcW w:w="4464" w:type="dxa"/>
+            <w:shd w:val="clear" w:color="auto" w:fill="102A43"/>
+          </w:tcPr>
+          <w:p>
+            <w:pPr>
+              <w:cnfStyle w:val="100000000000" w:firstRow="1" w:lastRow="0" w:firstColumn="0" w:lastColumn="0" w:oddVBand="0" w:evenVBand="0" w:oddHBand="0" w:evenHBand="0" w:firstRowFirstColumn="0" w:firstRowLastColumn="0" w:lastRowFirstColumn="0" w:lastRowLastColumn="0"/>
+            </w:pPr>
+            <w:r>
+              <w:rPr>
+                <w:color w:val="FFFFFF"/>
+                <w:sz w:val="20"/>
+              </w:rPr>
+              <w:t>Payload</w:t>
+            </w:r>
+          </w:p>
+        </w:tc>
+      </w:tr>
+      <w:tr>
+        <w:trPr>
+          <w:cnfStyle w:val="000000100000" w:firstRow="0" w:lastRow="0" w:firstColumn="0" w:lastColumn="0" w:oddVBand="0" w:evenVBand="0" w:oddHBand="1" w:evenHBand="0" w:firstRowFirstColumn="0" w:firstRowLastColumn="0" w:lastRowFirstColumn="0" w:lastRowLastColumn="0"/>
+        </w:trPr>
+        <w:tc>
+          <w:tcPr>
+            <w:cnfStyle w:val="001000000000" w:firstRow="0" w:lastRow="0" w:firstColumn="1" w:lastColumn="0" w:oddVBand="0" w:evenVBand="0" w:oddHBand="0" w:evenHBand="0" w:firstRowFirstColumn="0" w:firstRowLastColumn="0" w:lastRowFirstColumn="0" w:lastRowLastColumn="0"/>
+            <w:tcW w:w="2304" w:type="dxa"/>
+          </w:tcPr>
+          <w:p>
+            <w:r>
+              <w:rPr>
+                <w:sz w:val="20"/>
+              </w:rPr>
+              <w:t>Station</w:t>
+            </w:r>
+          </w:p>
+        </w:tc>
+        <w:tc>
+          <w:tcPr>
+            <w:tcW w:w="2448" w:type="dxa"/>
+          </w:tcPr>
+          <w:p>
+            <w:pPr>
+              <w:cnfStyle w:val="000000100000" w:firstRow="0" w:lastRow="0" w:firstColumn="0" w:lastColumn="0" w:oddVBand="0" w:evenVBand="0" w:oddHBand="1" w:evenHBand="0" w:firstRowFirstColumn="0" w:firstRowLastColumn="0" w:lastRowFirstColumn="0" w:lastRowLastColumn="0"/>
+            </w:pPr>
+            <w:proofErr w:type="spellStart"/>
+            <w:r>
+              <w:rPr>
+                <w:sz w:val="20"/>
+              </w:rPr>
+              <w:t>Scnr_barcode</w:t>
+            </w:r>
+            <w:proofErr w:type="spellEnd"/>
+          </w:p>
+        </w:tc>
+        <w:tc>
+          <w:tcPr>
+            <w:tcW w:w="4464" w:type="dxa"/>
+          </w:tcPr>
+          <w:p>
+            <w:pPr>
+              <w:cnfStyle w:val="000000100000" w:firstRow="0" w:lastRow="0" w:firstColumn="0" w:lastColumn="0" w:oddVBand="0" w:evenVBand="0" w:oddHBand="1" w:evenHBand="0" w:firstRowFirstColumn="0" w:firstRowLastColumn="0" w:lastRowFirstColumn="0" w:lastRowLastColumn="0"/>
+            </w:pPr>
+            <w:r>
+              <w:rPr>
+                <w:sz w:val="20"/>
+              </w:rPr>
+              <w:t>numeric (≥ 6 digits) when active; "" or short = idle</w:t>
+            </w:r>
+          </w:p>
+        </w:tc>
+      </w:tr>
+      <w:tr>
+        <w:trPr>
+          <w:cnfStyle w:val="000000010000" w:firstRow="0" w:lastRow="0" w:firstColumn="0" w:lastColumn="0" w:oddVBand="0" w:evenVBand="0" w:oddHBand="0" w:evenHBand="1" w:firstRowFirstColumn="0" w:firstRowLastColumn="0" w:lastRowFirstColumn="0" w:lastRowLastColumn="0"/>
+        </w:trPr>
+        <w:tc>
+          <w:tcPr>
+            <w:cnfStyle w:val="001000000000" w:firstRow="0" w:lastRow="0" w:firstColumn="1" w:lastColumn="0" w:oddVBand="0" w:evenVBand="0" w:oddHBand="0" w:evenHBand="0" w:firstRowFirstColumn="0" w:firstRowLastColumn="0" w:lastRowFirstColumn="0" w:lastRowLastColumn="0"/>
+            <w:tcW w:w="2304" w:type="dxa"/>
+          </w:tcPr>
+          <w:p>
+            <w:r>
+              <w:rPr>
+                <w:sz w:val="20"/>
+              </w:rPr>
+              <w:t>Warehouse</w:t>
+            </w:r>
+          </w:p>
+        </w:tc>
+        <w:tc>
+          <w:tcPr>
+            <w:tcW w:w="2448" w:type="dxa"/>
+          </w:tcPr>
+          <w:p>
+            <w:pPr>
+              <w:cnfStyle w:val="000000010000" w:firstRow="0" w:lastRow="0" w:firstColumn="0" w:lastColumn="0" w:oddVBand="0" w:evenVBand="0" w:oddHBand="0" w:evenHBand="1" w:firstRowFirstColumn="0" w:firstRowLastColumn="0" w:lastRowFirstColumn="0" w:lastRowLastColumn="0"/>
+            </w:pPr>
+            <w:proofErr w:type="spellStart"/>
+            <w:r>
+              <w:rPr>
+                <w:sz w:val="20"/>
+              </w:rPr>
+              <w:t>Dosing_Barcode</w:t>
+            </w:r>
+            <w:proofErr w:type="spellEnd"/>
+          </w:p>
+        </w:tc>
+        <w:tc>
+          <w:tcPr>
+            <w:tcW w:w="4464" w:type="dxa"/>
+          </w:tcPr>
+          <w:p>
+            <w:pPr>
+              <w:cnfStyle w:val="000000010000" w:firstRow="0" w:lastRow="0" w:firstColumn="0" w:lastColumn="0" w:oddVBand="0" w:evenVBand="0" w:oddHBand="0" w:evenHBand="1" w:firstRowFirstColumn="0" w:firstRowLastColumn="0" w:lastRowFirstColumn="0" w:lastRowLastColumn="0"/>
+            </w:pPr>
+            <w:proofErr w:type="spellStart"/>
+            <w:r>
+              <w:rPr>
+                <w:sz w:val="20"/>
+              </w:rPr>
+              <w:t>batchId</w:t>
+            </w:r>
+            <w:proofErr w:type="spellEnd"/>
+            <w:r>
+              <w:rPr>
+                <w:sz w:val="20"/>
+              </w:rPr>
+              <w:t xml:space="preserve">, weight, </w:t>
+            </w:r>
+            <w:proofErr w:type="spellStart"/>
+            <w:r>
+              <w:rPr>
+                <w:sz w:val="20"/>
+              </w:rPr>
+              <w:t>noodleType</w:t>
+            </w:r>
+            <w:proofErr w:type="spellEnd"/>
+            <w:r>
+              <w:rPr>
+                <w:sz w:val="20"/>
+              </w:rPr>
+              <w:t>, count</w:t>
+            </w:r>
+          </w:p>
+        </w:tc>
+      </w:tr>
+      <w:tr>
+        <w:trPr>
+          <w:cnfStyle w:val="000000100000" w:firstRow="0" w:lastRow="0" w:firstColumn="0" w:lastColumn="0" w:oddVBand="0" w:evenVBand="0" w:oddHBand="1" w:evenHBand="0" w:firstRowFirstColumn="0" w:firstRowLastColumn="0" w:lastRowFirstColumn="0" w:lastRowLastColumn="0"/>
+        </w:trPr>
+        <w:tc>
+          <w:tcPr>
+            <w:cnfStyle w:val="001000000000" w:firstRow="0" w:lastRow="0" w:firstColumn="1" w:lastColumn="0" w:oddVBand="0" w:evenVBand="0" w:oddHBand="0" w:evenHBand="0" w:firstRowFirstColumn="0" w:firstRowLastColumn="0" w:lastRowFirstColumn="0" w:lastRowLastColumn="0"/>
+            <w:tcW w:w="2304" w:type="dxa"/>
+          </w:tcPr>
+          <w:p>
+            <w:proofErr w:type="spellStart"/>
+            <w:r>
+              <w:rPr>
+                <w:sz w:val="20"/>
+              </w:rPr>
+              <w:t>Shreeji</w:t>
+            </w:r>
+            <w:proofErr w:type="spellEnd"/>
+          </w:p>
+        </w:tc>
+        <w:tc>
+          <w:tcPr>
+            <w:tcW w:w="2448" w:type="dxa"/>
+          </w:tcPr>
+          <w:p>
+            <w:pPr>
+              <w:cnfStyle w:val="000000100000" w:firstRow="0" w:lastRow="0" w:firstColumn="0" w:lastColumn="0" w:oddVBand="0" w:evenVBand="0" w:oddHBand="1" w:evenHBand="0" w:firstRowFirstColumn="0" w:firstRowLastColumn="0" w:lastRowFirstColumn="0" w:lastRowLastColumn="0"/>
+            </w:pPr>
+            <w:proofErr w:type="spellStart"/>
+            <w:r>
+              <w:rPr>
+                <w:sz w:val="20"/>
+              </w:rPr>
+              <w:t>Shreeji</w:t>
+            </w:r>
+            <w:proofErr w:type="spellEnd"/>
+          </w:p>
+        </w:tc>
+        <w:tc>
+          <w:tcPr>
+            <w:tcW w:w="4464" w:type="dxa"/>
+          </w:tcPr>
+          <w:p>
+            <w:pPr>
+              <w:cnfStyle w:val="000000100000" w:firstRow="0" w:lastRow="0" w:firstColumn="0" w:lastColumn="0" w:oddVBand="0" w:evenVBand="0" w:oddHBand="1" w:evenHBand="0" w:firstRowFirstColumn="0" w:firstRowLastColumn="0" w:lastRowFirstColumn="0" w:lastRowLastColumn="0"/>
+            </w:pPr>
+            <w:proofErr w:type="spellStart"/>
+            <w:r>
+              <w:rPr>
+                <w:sz w:val="20"/>
+              </w:rPr>
+              <w:t>barcodeId</w:t>
+            </w:r>
+            <w:proofErr w:type="spellEnd"/>
+            <w:r>
+              <w:rPr>
+                <w:sz w:val="20"/>
+              </w:rPr>
+              <w:t>, MODE, weight (MODE typically literal "PV")</w:t>
+            </w:r>
+          </w:p>
+        </w:tc>
+      </w:tr>
+      <w:tr>
+        <w:trPr>
+          <w:cnfStyle w:val="000000010000" w:firstRow="0" w:lastRow="0" w:firstColumn="0" w:lastColumn="0" w:oddVBand="0" w:evenVBand="0" w:oddHBand="0" w:evenHBand="1" w:firstRowFirstColumn="0" w:firstRowLastColumn="0" w:lastRowFirstColumn="0" w:lastRowLastColumn="0"/>
+        </w:trPr>
+        <w:tc>
+          <w:tcPr>
+            <w:cnfStyle w:val="001000000000" w:firstRow="0" w:lastRow="0" w:firstColumn="1" w:lastColumn="0" w:oddVBand="0" w:evenVBand="0" w:oddHBand="0" w:evenHBand="0" w:firstRowFirstColumn="0" w:firstRowLastColumn="0" w:lastRowFirstColumn="0" w:lastRowLastColumn="0"/>
+            <w:tcW w:w="2304" w:type="dxa"/>
+          </w:tcPr>
+          <w:p>
+            <w:r>
+              <w:rPr>
+                <w:sz w:val="20"/>
+              </w:rPr>
+              <w:t>Sigma (legacy)</w:t>
+            </w:r>
+          </w:p>
+        </w:tc>
+        <w:tc>
+          <w:tcPr>
+            <w:tcW w:w="2448" w:type="dxa"/>
+          </w:tcPr>
+          <w:p>
+            <w:pPr>
+              <w:cnfStyle w:val="000000010000" w:firstRow="0" w:lastRow="0" w:firstColumn="0" w:lastColumn="0" w:oddVBand="0" w:evenVBand="0" w:oddHBand="0" w:evenHBand="1" w:firstRowFirstColumn="0" w:firstRowLastColumn="0" w:lastRowFirstColumn="0" w:lastRowLastColumn="0"/>
+            </w:pPr>
+            <w:r>
+              <w:rPr>
+                <w:sz w:val="20"/>
+              </w:rPr>
+              <w:t>SM_MX*_BC / _BC</w:t>
+            </w:r>
+          </w:p>
+        </w:tc>
+        <w:tc>
+          <w:tcPr>
+            <w:tcW w:w="4464" w:type="dxa"/>
+          </w:tcPr>
+          <w:p>
+            <w:pPr>
+              <w:cnfStyle w:val="000000010000" w:firstRow="0" w:lastRow="0" w:firstColumn="0" w:lastColumn="0" w:oddVBand="0" w:evenVBand="0" w:oddHBand="0" w:evenHBand="1" w:firstRowFirstColumn="0" w:firstRowLastColumn="0" w:lastRowFirstColumn="0" w:lastRowLastColumn="0"/>
+            </w:pPr>
+            <w:r>
+              <w:rPr>
+                <w:sz w:val="20"/>
+              </w:rPr>
+              <w:t>numeric barcode, or "Scan Barcode" when idle</w:t>
+            </w:r>
+          </w:p>
+        </w:tc>
+      </w:tr>
+    </w:tbl>
+    <w:p>
+      <w:pPr>
+        <w:spacing w:before="280" w:after="80"/>
+      </w:pPr>
+      <w:r>
+        <w:rPr>
+          <w:b/>
+          <w:color w:val="06768A"/>
+          <w:sz w:val="28"/>
+        </w:rPr>
+        <w:t>5</w:t>
+      </w:r>
+      <w:r>
+        <w:rPr>
+          <w:b/>
+          <w:color w:val="06768A"/>
+          <w:sz w:val="28"/>
+        </w:rPr>
+        <w:t>.</w:t>
+      </w:r>
+      <w:r>
+        <w:rPr>
+          <w:b/>
+          <w:color w:val="06768A"/>
+          <w:sz w:val="28"/>
+        </w:rPr>
+        <w:t>5</w:t>
+      </w:r>
+      <w:r>
+        <w:rPr>
+          <w:b/>
+          <w:color w:val="06768A"/>
+          <w:sz w:val="28"/>
+        </w:rPr>
+        <w:t xml:space="preserve"> Packaging</w:t>
       </w:r>
     </w:p>
     <w:tbl>
@@ -5156,7 +5513,23 @@
           <w:color w:val="06768A"/>
           <w:sz w:val="28"/>
         </w:rPr>
-        <w:t>.5 Valid Noodle Types</w:t>
+        <w:t>.</w:t>
+      </w:r>
+      <w:r>
+        <w:rPr>
+          <w:b/>
+          <w:color w:val="06768A"/>
+          <w:sz w:val="28"/>
+        </w:rPr>
+        <w:t xml:space="preserve">6 </w:t>
+      </w:r>
+      <w:r>
+        <w:rPr>
+          <w:b/>
+          <w:color w:val="06768A"/>
+          <w:sz w:val="28"/>
+        </w:rPr>
+        <w:t>Valid Noodle Types</w:t>
       </w:r>
     </w:p>
     <w:p>
@@ -11378,6 +11751,14 @@
         <w:t>.4 Silo Rules</w:t>
       </w:r>
     </w:p>
+    <w:p>
+      <w:pPr>
+        <w:spacing w:after="120"/>
+      </w:pPr>
+      <w:r>
+        <w:t>The Silo bag-out tag now carries an acceptance window (upper / lower kg limit) rather than an SP/PV pair, so SLO-03 / SLO-04 check the limits themselves are sane. The two barcode rules that used to live here (SLO-06 station, SLO-07 warehouse) have moved to the BARCODE zone — see §5.6.</w:t>
+      </w:r>
+    </w:p>
     <w:tbl>
       <w:tblPr>
         <w:tblStyle w:val="LightGrid-Accent1"/>
@@ -11601,7 +11982,7 @@
               <w:rPr>
                 <w:sz w:val="20"/>
               </w:rPr>
-              <w:t>Bag PV weight ≥ 0</w:t>
+              <w:t>Bag-out lower limit &gt; 0</w:t>
             </w:r>
           </w:p>
         </w:tc>
@@ -11654,7 +12035,7 @@
               <w:rPr>
                 <w:sz w:val="20"/>
               </w:rPr>
-              <w:t>Bag PV within 10 % of SP</w:t>
+              <w:t>Upper limit &gt; lower limit, and acceptance window ≤ 20 % wide</w:t>
             </w:r>
           </w:p>
         </w:tc>
@@ -11726,7 +12107,7 @@
               <w:rPr>
                 <w:sz w:val="20"/>
               </w:rPr>
-              <w:t>SLO-06</w:t>
+              <w:t>SLO-08</w:t>
             </w:r>
           </w:p>
         </w:tc>
@@ -11740,11 +12121,10 @@
             </w:pPr>
             <w:r>
               <w:rPr>
-                <w:b/>
-                <w:color w:val="C98A0C"/>
-                <w:sz w:val="20"/>
-              </w:rPr>
-              <w:t>WARNING</w:t>
+                <w:color w:val="426BA5"/>
+                <w:sz w:val="20"/>
+              </w:rPr>
+              <w:t>INFO</w:t>
             </w:r>
           </w:p>
         </w:tc>
@@ -11760,7 +12140,7 @@
               <w:rPr>
                 <w:sz w:val="20"/>
               </w:rPr>
-              <w:t>Station barcode format (≥ 6 digits) when active</w:t>
+              <w:t>Silo streaming gap &gt; 5 min</w:t>
             </w:r>
           </w:p>
         </w:tc>
@@ -11779,7 +12159,7 @@
               <w:rPr>
                 <w:sz w:val="20"/>
               </w:rPr>
-              <w:t>SLO-07</w:t>
+              <w:t>SLO-09</w:t>
             </w:r>
           </w:p>
         </w:tc>
@@ -11793,11 +12173,10 @@
             </w:pPr>
             <w:r>
               <w:rPr>
-                <w:b/>
-                <w:color w:val="C98A0C"/>
-                <w:sz w:val="20"/>
-              </w:rPr>
-              <w:t>WARNING</w:t>
+                <w:color w:val="426BA5"/>
+                <w:sz w:val="20"/>
+              </w:rPr>
+              <w:t>INFO</w:t>
             </w:r>
           </w:p>
         </w:tc>
@@ -11813,124 +12192,6 @@
               <w:rPr>
                 <w:sz w:val="20"/>
               </w:rPr>
-              <w:t>Warehouse barcode valid (weight &gt; 0, count 1–6, noodle in set)</w:t>
-            </w:r>
-          </w:p>
-        </w:tc>
-      </w:tr>
-      <w:tr>
-        <w:trPr>
-          <w:cnfStyle w:val="000000010000" w:firstRow="0" w:lastRow="0" w:firstColumn="0" w:lastColumn="0" w:oddVBand="0" w:evenVBand="0" w:oddHBand="0" w:evenHBand="1" w:firstRowFirstColumn="0" w:firstRowLastColumn="0" w:lastRowFirstColumn="0" w:lastRowLastColumn="0"/>
-        </w:trPr>
-        <w:tc>
-          <w:tcPr>
-            <w:cnfStyle w:val="001000000000" w:firstRow="0" w:lastRow="0" w:firstColumn="1" w:lastColumn="0" w:oddVBand="0" w:evenVBand="0" w:oddHBand="0" w:evenHBand="0" w:firstRowFirstColumn="0" w:firstRowLastColumn="0" w:lastRowFirstColumn="0" w:lastRowLastColumn="0"/>
-            <w:tcW w:w="1296" w:type="dxa"/>
-          </w:tcPr>
-          <w:p>
-            <w:r>
-              <w:rPr>
-                <w:sz w:val="20"/>
-              </w:rPr>
-              <w:t>SLO-08</w:t>
-            </w:r>
-          </w:p>
-        </w:tc>
-        <w:tc>
-          <w:tcPr>
-            <w:tcW w:w="1440" w:type="dxa"/>
-          </w:tcPr>
-          <w:p>
-            <w:pPr>
-              <w:cnfStyle w:val="000000010000" w:firstRow="0" w:lastRow="0" w:firstColumn="0" w:lastColumn="0" w:oddVBand="0" w:evenVBand="0" w:oddHBand="0" w:evenHBand="1" w:firstRowFirstColumn="0" w:firstRowLastColumn="0" w:lastRowFirstColumn="0" w:lastRowLastColumn="0"/>
-            </w:pPr>
-            <w:r>
-              <w:rPr>
-                <w:color w:val="426BA5"/>
-                <w:sz w:val="20"/>
-              </w:rPr>
-              <w:t>INFO</w:t>
-            </w:r>
-          </w:p>
-        </w:tc>
-        <w:tc>
-          <w:tcPr>
-            <w:tcW w:w="6480" w:type="dxa"/>
-          </w:tcPr>
-          <w:p>
-            <w:pPr>
-              <w:cnfStyle w:val="000000010000" w:firstRow="0" w:lastRow="0" w:firstColumn="0" w:lastColumn="0" w:oddVBand="0" w:evenVBand="0" w:oddHBand="0" w:evenHBand="1" w:firstRowFirstColumn="0" w:firstRowLastColumn="0" w:lastRowFirstColumn="0" w:lastRowLastColumn="0"/>
-            </w:pPr>
-            <w:r>
-              <w:rPr>
-                <w:sz w:val="20"/>
-              </w:rPr>
-              <w:t>Silo streaming gap &gt; 5 min (</w:t>
-            </w:r>
-            <w:proofErr w:type="spellStart"/>
-            <w:r>
-              <w:rPr>
-                <w:sz w:val="20"/>
-              </w:rPr>
-              <w:t>Shreeji</w:t>
-            </w:r>
-            <w:proofErr w:type="spellEnd"/>
-            <w:r>
-              <w:rPr>
-                <w:sz w:val="20"/>
-              </w:rPr>
-              <w:t xml:space="preserve"> exempt)</w:t>
-            </w:r>
-          </w:p>
-        </w:tc>
-      </w:tr>
-      <w:tr>
-        <w:trPr>
-          <w:cnfStyle w:val="000000100000" w:firstRow="0" w:lastRow="0" w:firstColumn="0" w:lastColumn="0" w:oddVBand="0" w:evenVBand="0" w:oddHBand="1" w:evenHBand="0" w:firstRowFirstColumn="0" w:firstRowLastColumn="0" w:lastRowFirstColumn="0" w:lastRowLastColumn="0"/>
-        </w:trPr>
-        <w:tc>
-          <w:tcPr>
-            <w:cnfStyle w:val="001000000000" w:firstRow="0" w:lastRow="0" w:firstColumn="1" w:lastColumn="0" w:oddVBand="0" w:evenVBand="0" w:oddHBand="0" w:evenHBand="0" w:firstRowFirstColumn="0" w:firstRowLastColumn="0" w:lastRowFirstColumn="0" w:lastRowLastColumn="0"/>
-            <w:tcW w:w="1296" w:type="dxa"/>
-          </w:tcPr>
-          <w:p>
-            <w:r>
-              <w:rPr>
-                <w:sz w:val="20"/>
-              </w:rPr>
-              <w:t>SLO-09</w:t>
-            </w:r>
-          </w:p>
-        </w:tc>
-        <w:tc>
-          <w:tcPr>
-            <w:tcW w:w="1440" w:type="dxa"/>
-          </w:tcPr>
-          <w:p>
-            <w:pPr>
-              <w:cnfStyle w:val="000000100000" w:firstRow="0" w:lastRow="0" w:firstColumn="0" w:lastColumn="0" w:oddVBand="0" w:evenVBand="0" w:oddHBand="1" w:evenHBand="0" w:firstRowFirstColumn="0" w:firstRowLastColumn="0" w:lastRowFirstColumn="0" w:lastRowLastColumn="0"/>
-            </w:pPr>
-            <w:r>
-              <w:rPr>
-                <w:color w:val="426BA5"/>
-                <w:sz w:val="20"/>
-              </w:rPr>
-              <w:t>INFO</w:t>
-            </w:r>
-          </w:p>
-        </w:tc>
-        <w:tc>
-          <w:tcPr>
-            <w:tcW w:w="6480" w:type="dxa"/>
-          </w:tcPr>
-          <w:p>
-            <w:pPr>
-              <w:cnfStyle w:val="000000100000" w:firstRow="0" w:lastRow="0" w:firstColumn="0" w:lastColumn="0" w:oddVBand="0" w:evenVBand="0" w:oddHBand="1" w:evenHBand="0" w:firstRowFirstColumn="0" w:firstRowLastColumn="0" w:lastRowFirstColumn="0" w:lastRowLastColumn="0"/>
-            </w:pPr>
-            <w:r>
-              <w:rPr>
-                <w:sz w:val="20"/>
-              </w:rPr>
               <w:t>No silo should be the lone source of a unique noodle type</w:t>
             </w:r>
           </w:p>
@@ -12087,7 +12348,7 @@
         <w:rPr>
           <w:sz w:val="20"/>
         </w:rPr>
-        <w:t>Catches PLC label corruption or new noodle types that have not been onboarded into the validation set yet — easy to miss otherwise.</w:t>
+        <w:t>Catches PLC label corruption or new noodle types that have not been onboarded into the validation set yet.</w:t>
       </w:r>
     </w:p>
     <w:p>
@@ -12181,7 +12442,35 @@
         <w:rPr>
           <w:sz w:val="20"/>
         </w:rPr>
-        <w:t xml:space="preserve">, SP, PV, </w:t>
+        <w:t xml:space="preserve">, </w:t>
+      </w:r>
+      <w:proofErr w:type="spellStart"/>
+      <w:r>
+        <w:rPr>
+          <w:sz w:val="20"/>
+        </w:rPr>
+        <w:t>upperLimit</w:t>
+      </w:r>
+      <w:proofErr w:type="spellEnd"/>
+      <w:r>
+        <w:rPr>
+          <w:sz w:val="20"/>
+        </w:rPr>
+        <w:t xml:space="preserve">, </w:t>
+      </w:r>
+      <w:proofErr w:type="spellStart"/>
+      <w:r>
+        <w:rPr>
+          <w:sz w:val="20"/>
+        </w:rPr>
+        <w:t>lowerLimit</w:t>
+      </w:r>
+      <w:proofErr w:type="spellEnd"/>
+      <w:r>
+        <w:rPr>
+          <w:sz w:val="20"/>
+        </w:rPr>
+        <w:t xml:space="preserve">, </w:t>
       </w:r>
       <w:proofErr w:type="spellStart"/>
       <w:r>
@@ -12304,7 +12593,7 @@
           <w:b/>
           <w:color w:val="102A43"/>
         </w:rPr>
-        <w:t xml:space="preserve"> PV weight ≥ </w:t>
+        <w:t xml:space="preserve">-out lower limit &gt; </w:t>
       </w:r>
       <w:proofErr w:type="gramStart"/>
       <w:r>
@@ -12349,7 +12638,7 @@
         <w:rPr>
           <w:sz w:val="20"/>
         </w:rPr>
-        <w:t>Bagging scale PV weight must be non-negative.</w:t>
+        <w:t>The lower acceptance limit on a bag must be strictly positive — a zero or negative lower bound would accept empty bags.</w:t>
       </w:r>
     </w:p>
     <w:p>
@@ -12365,11 +12654,19 @@
         </w:rPr>
         <w:t xml:space="preserve">Passes when. </w:t>
       </w:r>
-      <w:r>
-        <w:rPr>
-          <w:sz w:val="20"/>
-        </w:rPr>
-        <w:t>PV = 850 kg — OK.</w:t>
+      <w:proofErr w:type="spellStart"/>
+      <w:r>
+        <w:rPr>
+          <w:sz w:val="20"/>
+        </w:rPr>
+        <w:t>lowerLimit</w:t>
+      </w:r>
+      <w:proofErr w:type="spellEnd"/>
+      <w:r>
+        <w:rPr>
+          <w:sz w:val="20"/>
+        </w:rPr>
+        <w:t xml:space="preserve"> = 847.2 — OK.</w:t>
       </w:r>
     </w:p>
     <w:p>
@@ -12385,11 +12682,19 @@
         </w:rPr>
         <w:t xml:space="preserve">Fails when. </w:t>
       </w:r>
-      <w:r>
-        <w:rPr>
-          <w:sz w:val="20"/>
-        </w:rPr>
-        <w:t>PV = −50 — emits "Bag PV weight negative (-50)".</w:t>
+      <w:proofErr w:type="spellStart"/>
+      <w:r>
+        <w:rPr>
+          <w:sz w:val="20"/>
+        </w:rPr>
+        <w:t>lowerLimit</w:t>
+      </w:r>
+      <w:proofErr w:type="spellEnd"/>
+      <w:r>
+        <w:rPr>
+          <w:sz w:val="20"/>
+        </w:rPr>
+        <w:t xml:space="preserve"> = 0 or −50 — emits "Bag-out lower limit not positive (0)".</w:t>
       </w:r>
     </w:p>
     <w:p>
@@ -12409,7 +12714,7 @@
         <w:rPr>
           <w:sz w:val="20"/>
         </w:rPr>
-        <w:t>Same physics as PSM-03 but for the bagging scale: a negative reading means the scale needs immediate recalibration.</w:t>
+        <w:t>Catches a corrupted limit configuration that would silently disable the bag-weight check.</w:t>
       </w:r>
     </w:p>
     <w:p>
@@ -12436,7 +12741,7 @@
           <w:b/>
           <w:color w:val="102A43"/>
         </w:rPr>
-        <w:t>Bag</w:t>
+        <w:t>Upper</w:t>
       </w:r>
       <w:proofErr w:type="gramEnd"/>
       <w:r>
@@ -12444,7 +12749,7 @@
           <w:b/>
           <w:color w:val="102A43"/>
         </w:rPr>
-        <w:t xml:space="preserve"> PV within 10 % of </w:t>
+        <w:t xml:space="preserve"> limit &gt; lower limit, and window ≤ 20 % </w:t>
       </w:r>
       <w:proofErr w:type="gramStart"/>
       <w:r>
@@ -12452,7 +12757,7 @@
           <w:b/>
           <w:color w:val="102A43"/>
         </w:rPr>
-        <w:t>SP</w:t>
+        <w:t>wide</w:t>
       </w:r>
       <w:r>
         <w:rPr>
@@ -12489,7 +12794,7 @@
         <w:rPr>
           <w:sz w:val="20"/>
         </w:rPr>
-        <w:t>Bagging deviation tolerance is 10 % — wider than PSM's 5 % because bag scales are less precise than dosing scales.</w:t>
+        <w:t>The acceptance window must be properly ordered (upper &gt; lower) and not unreasonably wide. A window wider than 20 % of the lower limit is treated as a loose-acceptance config drift.</w:t>
       </w:r>
     </w:p>
     <w:p>
@@ -12509,7 +12814,7 @@
         <w:rPr>
           <w:sz w:val="20"/>
         </w:rPr>
-        <w:t>SP=850, PV=857 — 0.8 % off, OK.</w:t>
+        <w:t>UL=850, LL=847.2 — window 0.3 % wide, OK.</w:t>
       </w:r>
     </w:p>
     <w:p>
@@ -12529,7 +12834,7 @@
         <w:rPr>
           <w:sz w:val="20"/>
         </w:rPr>
-        <w:t>SP=850, PV=950 — 11.8 % — emits "Bag PV 950kg outside 10% of SP 850kg".</w:t>
+        <w:t>UL=847, LL=850 — inverted — emits "Bag-out limits inverted: upper=847, lower=850". Or UL=900, LL=700 — window 28.6 % — emits "Acceptance window too loose".</w:t>
       </w:r>
     </w:p>
     <w:p>
@@ -12549,7 +12854,7 @@
         <w:rPr>
           <w:sz w:val="20"/>
         </w:rPr>
-        <w:t>Catches clear over- or under-fills before the bag reaches packaging and becomes scrap.</w:t>
+        <w:t>Catches both PLC misconfiguration (inverted UL/LL) and silent SOP drift where someone widened the window to reduce false rejects, hiding real issues.</w:t>
       </w:r>
     </w:p>
     <w:p>
@@ -12561,6 +12866,7 @@
           <w:b/>
           <w:color w:val="334155"/>
         </w:rPr>
+        <w:lastRenderedPageBreak/>
         <w:t>SLO-</w:t>
       </w:r>
       <w:proofErr w:type="gramStart"/>
@@ -12685,7 +12991,6 @@
           <w:color w:val="06768A"/>
           <w:sz w:val="20"/>
         </w:rPr>
-        <w:lastRenderedPageBreak/>
         <w:t xml:space="preserve">Fails when. </w:t>
       </w:r>
       <w:r>
@@ -12732,14 +13037,14 @@
           <w:b/>
           <w:color w:val="334155"/>
         </w:rPr>
-        <w:t xml:space="preserve">06  </w:t>
+        <w:t xml:space="preserve">08  </w:t>
       </w:r>
       <w:r>
         <w:rPr>
           <w:b/>
           <w:color w:val="102A43"/>
         </w:rPr>
-        <w:t>Station</w:t>
+        <w:t>Silo</w:t>
       </w:r>
       <w:proofErr w:type="gramEnd"/>
       <w:r>
@@ -12747,7 +13052,7 @@
           <w:b/>
           <w:color w:val="102A43"/>
         </w:rPr>
-        <w:t xml:space="preserve"> barcode format (≥ 6 digits) when </w:t>
+        <w:t xml:space="preserve"> streaming gap &gt; 5 </w:t>
       </w:r>
       <w:proofErr w:type="gramStart"/>
       <w:r>
@@ -12755,12 +13060,12 @@
           <w:b/>
           <w:color w:val="102A43"/>
         </w:rPr>
-        <w:t>active</w:t>
-      </w:r>
-      <w:r>
-        <w:rPr>
-          <w:b/>
-          <w:color w:val="C98A0C"/>
+        <w:t>min</w:t>
+      </w:r>
+      <w:r>
+        <w:rPr>
+          <w:b/>
+          <w:color w:val="426BA5"/>
           <w:sz w:val="18"/>
         </w:rPr>
         <w:t xml:space="preserve">  [</w:t>
@@ -12769,10 +13074,10 @@
       <w:r>
         <w:rPr>
           <w:b/>
-          <w:color w:val="C98A0C"/>
+          <w:color w:val="426BA5"/>
           <w:sz w:val="18"/>
         </w:rPr>
-        <w:t>WARNING]</w:t>
+        <w:t>INFO]</w:t>
       </w:r>
     </w:p>
     <w:p>
@@ -12792,7 +13097,35 @@
         <w:rPr>
           <w:sz w:val="20"/>
         </w:rPr>
-        <w:t>When the station barcode is active, the value must be numeric and at least 6 digits long. Empty/short values are treated as idle.</w:t>
+        <w:t xml:space="preserve">Silo-scoped streaming gap &gt; 5 min during production hours. The </w:t>
+      </w:r>
+      <w:proofErr w:type="spellStart"/>
+      <w:r>
+        <w:rPr>
+          <w:sz w:val="20"/>
+        </w:rPr>
+        <w:t>Shreeji</w:t>
+      </w:r>
+      <w:proofErr w:type="spellEnd"/>
+      <w:r>
+        <w:rPr>
+          <w:sz w:val="20"/>
+        </w:rPr>
+        <w:t xml:space="preserve"> exemption is gone — </w:t>
+      </w:r>
+      <w:proofErr w:type="spellStart"/>
+      <w:r>
+        <w:rPr>
+          <w:sz w:val="20"/>
+        </w:rPr>
+        <w:t>Shreeji</w:t>
+      </w:r>
+      <w:proofErr w:type="spellEnd"/>
+      <w:r>
+        <w:rPr>
+          <w:sz w:val="20"/>
+        </w:rPr>
+        <w:t xml:space="preserve"> is now a BARCODE-zone tag with its own gap rule (BCD-05).</w:t>
       </w:r>
     </w:p>
     <w:p>
@@ -12812,7 +13145,7 @@
         <w:rPr>
           <w:sz w:val="20"/>
         </w:rPr>
-        <w:t>"1300326026" — OK. "" — "Scanner idle / short value" (INFO).</w:t>
+        <w:t>2 min gap on Day_silo_1 — OK.</w:t>
       </w:r>
     </w:p>
     <w:p>
@@ -12832,7 +13165,7 @@
         <w:rPr>
           <w:sz w:val="20"/>
         </w:rPr>
-        <w:t>Only truly broken active scans fail — non-numeric value while not idle.</w:t>
+        <w:t>8 min gap on Day_silo_3 at 14:00 — emits "Silo comms gap 8m12s".</w:t>
       </w:r>
     </w:p>
     <w:p>
@@ -12852,7 +13185,7 @@
         <w:rPr>
           <w:sz w:val="20"/>
         </w:rPr>
-        <w:t>Distinguishes idle scanners from malformed scans without flooding the alert log with false positives.</w:t>
+        <w:t>Silo-scoped variant of GEN-01 / PSM-09.</w:t>
       </w:r>
     </w:p>
     <w:p>
@@ -12872,14 +13205,14 @@
           <w:b/>
           <w:color w:val="334155"/>
         </w:rPr>
-        <w:t xml:space="preserve">07  </w:t>
+        <w:t xml:space="preserve">09  </w:t>
       </w:r>
       <w:r>
         <w:rPr>
           <w:b/>
           <w:color w:val="102A43"/>
         </w:rPr>
-        <w:t>Warehouse</w:t>
+        <w:t>No</w:t>
       </w:r>
       <w:proofErr w:type="gramEnd"/>
       <w:r>
@@ -12887,7 +13220,7 @@
           <w:b/>
           <w:color w:val="102A43"/>
         </w:rPr>
-        <w:t xml:space="preserve"> barcode valid (weight &gt; 0, count 1–6, noodle in </w:t>
+        <w:t xml:space="preserve"> silo should be the lone source of a unique noodle </w:t>
       </w:r>
       <w:proofErr w:type="gramStart"/>
       <w:r>
@@ -12895,12 +13228,12 @@
           <w:b/>
           <w:color w:val="102A43"/>
         </w:rPr>
-        <w:t>set)</w:t>
-      </w:r>
-      <w:r>
-        <w:rPr>
-          <w:b/>
-          <w:color w:val="C98A0C"/>
+        <w:t>type</w:t>
+      </w:r>
+      <w:r>
+        <w:rPr>
+          <w:b/>
+          <w:color w:val="426BA5"/>
           <w:sz w:val="18"/>
         </w:rPr>
         <w:t xml:space="preserve">  [</w:t>
@@ -12909,10 +13242,10 @@
       <w:r>
         <w:rPr>
           <w:b/>
-          <w:color w:val="C98A0C"/>
+          <w:color w:val="426BA5"/>
           <w:sz w:val="18"/>
         </w:rPr>
-        <w:t>WARNING]</w:t>
+        <w:t>INFO]</w:t>
       </w:r>
     </w:p>
     <w:p>
@@ -12932,37 +13265,7 @@
         <w:rPr>
           <w:sz w:val="20"/>
         </w:rPr>
-        <w:t>Warehouse dosing barcode is CSV `</w:t>
-      </w:r>
-      <w:proofErr w:type="spellStart"/>
-      <w:proofErr w:type="gramStart"/>
-      <w:r>
-        <w:rPr>
-          <w:sz w:val="20"/>
-        </w:rPr>
-        <w:t>batchId,weight</w:t>
-      </w:r>
-      <w:proofErr w:type="gramEnd"/>
-      <w:r>
-        <w:rPr>
-          <w:sz w:val="20"/>
-        </w:rPr>
-        <w:t>,</w:t>
-      </w:r>
-      <w:proofErr w:type="gramStart"/>
-      <w:r>
-        <w:rPr>
-          <w:sz w:val="20"/>
-        </w:rPr>
-        <w:t>noodle,count</w:t>
-      </w:r>
-      <w:proofErr w:type="spellEnd"/>
-      <w:proofErr w:type="gramEnd"/>
-      <w:r>
-        <w:rPr>
-          <w:sz w:val="20"/>
-        </w:rPr>
-        <w:t>`. Weight must be &gt; 0; count must be 1–6; noodle must be in the valid set.</w:t>
+        <w:t>When ≥ 6 silos are reporting, no single silo should be the sole source of a particular noodle type.</w:t>
       </w:r>
     </w:p>
     <w:p>
@@ -12982,21 +13285,7 @@
         <w:rPr>
           <w:sz w:val="20"/>
         </w:rPr>
-        <w:t>"B12345,250.</w:t>
-      </w:r>
-      <w:proofErr w:type="gramStart"/>
-      <w:r>
-        <w:rPr>
-          <w:sz w:val="20"/>
-        </w:rPr>
-        <w:t>5,JASMINE</w:t>
-      </w:r>
-      <w:proofErr w:type="gramEnd"/>
-      <w:r>
-        <w:rPr>
-          <w:sz w:val="20"/>
-        </w:rPr>
-        <w:t xml:space="preserve"> NOODLES,2" — OK.</w:t>
+        <w:t>3 silos report PLUMERIA, 3 silos report JASMINE — each type has multiple silos, OK.</w:t>
       </w:r>
     </w:p>
     <w:p>
@@ -13016,21 +13305,7 @@
         <w:rPr>
           <w:sz w:val="20"/>
         </w:rPr>
-        <w:t>"B</w:t>
-      </w:r>
-      <w:proofErr w:type="gramStart"/>
-      <w:r>
-        <w:rPr>
-          <w:sz w:val="20"/>
-        </w:rPr>
-        <w:t>12345,-10,JASMINE</w:t>
-      </w:r>
-      <w:proofErr w:type="gramEnd"/>
-      <w:r>
-        <w:rPr>
-          <w:sz w:val="20"/>
-        </w:rPr>
-        <w:t xml:space="preserve"> NOODLES,2" — emits "Invalid dosing barcode: weight=-10".</w:t>
+        <w:t>5 silos report PLUMERIA, only Day_silo_3 reports JASMINE — emits "Day_silo_3 shows unique noodle type 'JASMINE' — review".</w:t>
       </w:r>
     </w:p>
     <w:p>
@@ -13050,330 +13325,6 @@
         <w:rPr>
           <w:sz w:val="20"/>
         </w:rPr>
-        <w:t>Warehouse barcodes flow directly into ERP inventory. Garbage in = wrong stock counts and unexplained variance during the next audit.</w:t>
-      </w:r>
-    </w:p>
-    <w:p>
-      <w:pPr>
-        <w:spacing w:before="200" w:after="40"/>
-      </w:pPr>
-      <w:r>
-        <w:rPr>
-          <w:b/>
-          <w:color w:val="334155"/>
-        </w:rPr>
-        <w:t>SLO-</w:t>
-      </w:r>
-      <w:proofErr w:type="gramStart"/>
-      <w:r>
-        <w:rPr>
-          <w:b/>
-          <w:color w:val="334155"/>
-        </w:rPr>
-        <w:t xml:space="preserve">08  </w:t>
-      </w:r>
-      <w:r>
-        <w:rPr>
-          <w:b/>
-          <w:color w:val="102A43"/>
-        </w:rPr>
-        <w:t>Silo</w:t>
-      </w:r>
-      <w:proofErr w:type="gramEnd"/>
-      <w:r>
-        <w:rPr>
-          <w:b/>
-          <w:color w:val="102A43"/>
-        </w:rPr>
-        <w:t xml:space="preserve"> streaming gap &gt; 5 min (</w:t>
-      </w:r>
-      <w:proofErr w:type="spellStart"/>
-      <w:r>
-        <w:rPr>
-          <w:b/>
-          <w:color w:val="102A43"/>
-        </w:rPr>
-        <w:t>Shreeji</w:t>
-      </w:r>
-      <w:proofErr w:type="spellEnd"/>
-      <w:r>
-        <w:rPr>
-          <w:b/>
-          <w:color w:val="102A43"/>
-        </w:rPr>
-        <w:t xml:space="preserve"> </w:t>
-      </w:r>
-      <w:proofErr w:type="gramStart"/>
-      <w:r>
-        <w:rPr>
-          <w:b/>
-          <w:color w:val="102A43"/>
-        </w:rPr>
-        <w:t>exempt)</w:t>
-      </w:r>
-      <w:r>
-        <w:rPr>
-          <w:b/>
-          <w:color w:val="426BA5"/>
-          <w:sz w:val="18"/>
-        </w:rPr>
-        <w:t xml:space="preserve">  [</w:t>
-      </w:r>
-      <w:proofErr w:type="gramEnd"/>
-      <w:r>
-        <w:rPr>
-          <w:b/>
-          <w:color w:val="426BA5"/>
-          <w:sz w:val="18"/>
-        </w:rPr>
-        <w:t>INFO]</w:t>
-      </w:r>
-    </w:p>
-    <w:p>
-      <w:pPr>
-        <w:spacing w:after="20"/>
-        <w:ind w:left="170"/>
-      </w:pPr>
-      <w:r>
-        <w:rPr>
-          <w:b/>
-          <w:color w:val="06768A"/>
-          <w:sz w:val="20"/>
-        </w:rPr>
-        <w:t xml:space="preserve">What it checks. </w:t>
-      </w:r>
-      <w:r>
-        <w:rPr>
-          <w:sz w:val="20"/>
-        </w:rPr>
-        <w:t xml:space="preserve">Silo-scoped streaming gap &gt; 5 min during production hours. The </w:t>
-      </w:r>
-      <w:proofErr w:type="spellStart"/>
-      <w:r>
-        <w:rPr>
-          <w:sz w:val="20"/>
-        </w:rPr>
-        <w:t>Shreeji</w:t>
-      </w:r>
-      <w:proofErr w:type="spellEnd"/>
-      <w:r>
-        <w:rPr>
-          <w:sz w:val="20"/>
-        </w:rPr>
-        <w:t xml:space="preserve"> barcode is exempt because it polls legitimately sparsely.</w:t>
-      </w:r>
-    </w:p>
-    <w:p>
-      <w:pPr>
-        <w:spacing w:after="20"/>
-        <w:ind w:left="170"/>
-      </w:pPr>
-      <w:r>
-        <w:rPr>
-          <w:b/>
-          <w:color w:val="06768A"/>
-          <w:sz w:val="20"/>
-        </w:rPr>
-        <w:t xml:space="preserve">Passes when. </w:t>
-      </w:r>
-      <w:r>
-        <w:rPr>
-          <w:sz w:val="20"/>
-        </w:rPr>
-        <w:t>2 min gap on Day_silo_1 — OK.</w:t>
-      </w:r>
-    </w:p>
-    <w:p>
-      <w:pPr>
-        <w:spacing w:after="20"/>
-        <w:ind w:left="170"/>
-      </w:pPr>
-      <w:r>
-        <w:rPr>
-          <w:b/>
-          <w:color w:val="06768A"/>
-          <w:sz w:val="20"/>
-        </w:rPr>
-        <w:t xml:space="preserve">Fails when. </w:t>
-      </w:r>
-      <w:r>
-        <w:rPr>
-          <w:sz w:val="20"/>
-        </w:rPr>
-        <w:t>8 min gap on Day_silo_3 at 14:00 — emits "Silo comms gap 8m12s".</w:t>
-      </w:r>
-    </w:p>
-    <w:p>
-      <w:pPr>
-        <w:spacing w:after="20"/>
-        <w:ind w:left="170"/>
-      </w:pPr>
-      <w:r>
-        <w:rPr>
-          <w:b/>
-          <w:color w:val="06768A"/>
-          <w:sz w:val="20"/>
-        </w:rPr>
-        <w:t xml:space="preserve">Why it matters. </w:t>
-      </w:r>
-      <w:r>
-        <w:rPr>
-          <w:sz w:val="20"/>
-        </w:rPr>
-        <w:t xml:space="preserve">Silo-scoped variant of GEN-01 / PSM-09, with the </w:t>
-      </w:r>
-      <w:proofErr w:type="spellStart"/>
-      <w:r>
-        <w:rPr>
-          <w:sz w:val="20"/>
-        </w:rPr>
-        <w:t>Shreeji</w:t>
-      </w:r>
-      <w:proofErr w:type="spellEnd"/>
-      <w:r>
-        <w:rPr>
-          <w:sz w:val="20"/>
-        </w:rPr>
-        <w:t xml:space="preserve"> exception that prevents false positives on the slow-polled warehouse scanner.</w:t>
-      </w:r>
-    </w:p>
-    <w:p>
-      <w:pPr>
-        <w:spacing w:before="200" w:after="40"/>
-      </w:pPr>
-      <w:r>
-        <w:rPr>
-          <w:b/>
-          <w:color w:val="334155"/>
-        </w:rPr>
-        <w:t>SLO-</w:t>
-      </w:r>
-      <w:proofErr w:type="gramStart"/>
-      <w:r>
-        <w:rPr>
-          <w:b/>
-          <w:color w:val="334155"/>
-        </w:rPr>
-        <w:t xml:space="preserve">09  </w:t>
-      </w:r>
-      <w:r>
-        <w:rPr>
-          <w:b/>
-          <w:color w:val="102A43"/>
-        </w:rPr>
-        <w:t>No</w:t>
-      </w:r>
-      <w:proofErr w:type="gramEnd"/>
-      <w:r>
-        <w:rPr>
-          <w:b/>
-          <w:color w:val="102A43"/>
-        </w:rPr>
-        <w:t xml:space="preserve"> silo should be the lone source of a unique noodle </w:t>
-      </w:r>
-      <w:proofErr w:type="gramStart"/>
-      <w:r>
-        <w:rPr>
-          <w:b/>
-          <w:color w:val="102A43"/>
-        </w:rPr>
-        <w:t>type</w:t>
-      </w:r>
-      <w:r>
-        <w:rPr>
-          <w:b/>
-          <w:color w:val="426BA5"/>
-          <w:sz w:val="18"/>
-        </w:rPr>
-        <w:t xml:space="preserve">  [</w:t>
-      </w:r>
-      <w:proofErr w:type="gramEnd"/>
-      <w:r>
-        <w:rPr>
-          <w:b/>
-          <w:color w:val="426BA5"/>
-          <w:sz w:val="18"/>
-        </w:rPr>
-        <w:t>INFO]</w:t>
-      </w:r>
-    </w:p>
-    <w:p>
-      <w:pPr>
-        <w:spacing w:after="20"/>
-        <w:ind w:left="170"/>
-      </w:pPr>
-      <w:r>
-        <w:rPr>
-          <w:b/>
-          <w:color w:val="06768A"/>
-          <w:sz w:val="20"/>
-        </w:rPr>
-        <w:t xml:space="preserve">What it checks. </w:t>
-      </w:r>
-      <w:r>
-        <w:rPr>
-          <w:sz w:val="20"/>
-        </w:rPr>
-        <w:t>When ≥ 6 silos are reporting, no single silo should be the sole source of a particular noodle type.</w:t>
-      </w:r>
-    </w:p>
-    <w:p>
-      <w:pPr>
-        <w:spacing w:after="20"/>
-        <w:ind w:left="170"/>
-      </w:pPr>
-      <w:r>
-        <w:rPr>
-          <w:b/>
-          <w:color w:val="06768A"/>
-          <w:sz w:val="20"/>
-        </w:rPr>
-        <w:t xml:space="preserve">Passes when. </w:t>
-      </w:r>
-      <w:r>
-        <w:rPr>
-          <w:sz w:val="20"/>
-        </w:rPr>
-        <w:t>3 silos report PLUMERIA, 3 silos report JASMINE — each type has multiple silos, OK.</w:t>
-      </w:r>
-    </w:p>
-    <w:p>
-      <w:pPr>
-        <w:spacing w:after="20"/>
-        <w:ind w:left="170"/>
-      </w:pPr>
-      <w:r>
-        <w:rPr>
-          <w:b/>
-          <w:color w:val="06768A"/>
-          <w:sz w:val="20"/>
-        </w:rPr>
-        <w:t xml:space="preserve">Fails when. </w:t>
-      </w:r>
-      <w:r>
-        <w:rPr>
-          <w:sz w:val="20"/>
-        </w:rPr>
-        <w:t>5 silos report PLUMERIA, only Day_silo_3 reports JASMINE — emits "Day_silo_3 shows unique noodle type 'JASMINE' — review".</w:t>
-      </w:r>
-    </w:p>
-    <w:p>
-      <w:pPr>
-        <w:spacing w:after="20"/>
-        <w:ind w:left="170"/>
-      </w:pPr>
-      <w:r>
-        <w:rPr>
-          <w:b/>
-          <w:color w:val="06768A"/>
-          <w:sz w:val="20"/>
-        </w:rPr>
-        <w:t xml:space="preserve">Why it matters. </w:t>
-      </w:r>
-      <w:r>
-        <w:rPr>
-          <w:sz w:val="20"/>
-        </w:rPr>
         <w:t>A lone silo with a unique noodle is almost always mislabeled or carrying leftovers from the previous batch — the second strongest cross-contamination signal after SLO-05.</w:t>
       </w:r>
     </w:p>
@@ -13395,7 +13346,23 @@
           <w:color w:val="06768A"/>
           <w:sz w:val="28"/>
         </w:rPr>
-        <w:t>.5 Packaging Rules</w:t>
+        <w:t>.5 Barcode Rules</w:t>
+      </w:r>
+    </w:p>
+    <w:p>
+      <w:pPr>
+        <w:spacing w:after="120"/>
+      </w:pPr>
+      <w:r>
+        <w:t xml:space="preserve">BARCODE rules cover every traceability scan on the line — station scanner, warehouse-dosing, </w:t>
+      </w:r>
+      <w:proofErr w:type="spellStart"/>
+      <w:r>
+        <w:t>Shreeji</w:t>
+      </w:r>
+      <w:proofErr w:type="spellEnd"/>
+      <w:r>
+        <w:t>, and the legacy Sigma SM_MX*_BC tag.</w:t>
       </w:r>
     </w:p>
     <w:tbl>
@@ -13481,7 +13448,7 @@
               <w:rPr>
                 <w:sz w:val="20"/>
               </w:rPr>
-              <w:t>PKG-01</w:t>
+              <w:t>BCD-01</w:t>
             </w:r>
           </w:p>
         </w:tc>
@@ -13496,10 +13463,10 @@
             <w:r>
               <w:rPr>
                 <w:b/>
-                <w:color w:val="C0392B"/>
-                <w:sz w:val="20"/>
-              </w:rPr>
-              <w:t>CRITICAL</w:t>
+                <w:color w:val="C98A0C"/>
+                <w:sz w:val="20"/>
+              </w:rPr>
+              <w:t>WARNING</w:t>
             </w:r>
           </w:p>
         </w:tc>
@@ -13515,7 +13482,7 @@
               <w:rPr>
                 <w:sz w:val="20"/>
               </w:rPr>
-              <w:t>Grams &gt; 0</w:t>
+              <w:t>Station barcode format (≥ 6 digits) when active</w:t>
             </w:r>
           </w:p>
         </w:tc>
@@ -13534,7 +13501,7 @@
               <w:rPr>
                 <w:sz w:val="20"/>
               </w:rPr>
-              <w:t>PKG-02</w:t>
+              <w:t>BCD-02</w:t>
             </w:r>
           </w:p>
         </w:tc>
@@ -13549,10 +13516,10 @@
             <w:r>
               <w:rPr>
                 <w:b/>
-                <w:color w:val="C0392B"/>
-                <w:sz w:val="20"/>
-              </w:rPr>
-              <w:t>CRITICAL</w:t>
+                <w:color w:val="C98A0C"/>
+                <w:sz w:val="20"/>
+              </w:rPr>
+              <w:t>WARNING</w:t>
             </w:r>
           </w:p>
         </w:tc>
@@ -13568,21 +13535,7 @@
               <w:rPr>
                 <w:sz w:val="20"/>
               </w:rPr>
-              <w:t xml:space="preserve">|grams − </w:t>
-            </w:r>
-            <w:proofErr w:type="spellStart"/>
-            <w:r>
-              <w:rPr>
-                <w:sz w:val="20"/>
-              </w:rPr>
-              <w:t>wrapper_target</w:t>
-            </w:r>
-            <w:proofErr w:type="spellEnd"/>
-            <w:r>
-              <w:rPr>
-                <w:sz w:val="20"/>
-              </w:rPr>
-              <w:t>| ≤ 3 g</w:t>
+              <w:t>Warehouse barcode valid (weight &gt; 0, count 1–6, noodle in set)</w:t>
             </w:r>
           </w:p>
         </w:tc>
@@ -13601,7 +13554,7 @@
               <w:rPr>
                 <w:sz w:val="20"/>
               </w:rPr>
-              <w:t>PKG-03</w:t>
+              <w:t>BCD-03</w:t>
             </w:r>
           </w:p>
         </w:tc>
@@ -13631,11 +13584,19 @@
             <w:pPr>
               <w:cnfStyle w:val="000000100000" w:firstRow="0" w:lastRow="0" w:firstColumn="0" w:lastColumn="0" w:oddVBand="0" w:evenVBand="0" w:oddHBand="1" w:evenHBand="0" w:firstRowFirstColumn="0" w:firstRowLastColumn="0" w:lastRowFirstColumn="0" w:lastRowLastColumn="0"/>
             </w:pPr>
-            <w:r>
-              <w:rPr>
-                <w:sz w:val="20"/>
-              </w:rPr>
-              <w:t>No sudden jump &gt; 5 g between polls</w:t>
+            <w:proofErr w:type="spellStart"/>
+            <w:r>
+              <w:rPr>
+                <w:sz w:val="20"/>
+              </w:rPr>
+              <w:t>Shreeji</w:t>
+            </w:r>
+            <w:proofErr w:type="spellEnd"/>
+            <w:r>
+              <w:rPr>
+                <w:sz w:val="20"/>
+              </w:rPr>
+              <w:t xml:space="preserve"> barcode valid (non-empty id, MODE = "PV", weight &gt; 0)</w:t>
             </w:r>
           </w:p>
         </w:tc>
@@ -13654,7 +13615,7 @@
               <w:rPr>
                 <w:sz w:val="20"/>
               </w:rPr>
-              <w:t>PKG-04</w:t>
+              <w:t>BCD-04</w:t>
             </w:r>
           </w:p>
         </w:tc>
@@ -13669,10 +13630,10 @@
             <w:r>
               <w:rPr>
                 <w:b/>
-                <w:color w:val="C98A0C"/>
-                <w:sz w:val="20"/>
-              </w:rPr>
-              <w:t>WARNING</w:t>
+                <w:color w:val="C0392B"/>
+                <w:sz w:val="20"/>
+              </w:rPr>
+              <w:t>CRITICAL</w:t>
             </w:r>
           </w:p>
         </w:tc>
@@ -13688,7 +13649,7 @@
               <w:rPr>
                 <w:sz w:val="20"/>
               </w:rPr>
-              <w:t>Same-target peers in cascade within 3 g spread</w:t>
+              <w:t>Sigma barcode (legacy) — empty/idle marker or pure numeric</w:t>
             </w:r>
           </w:p>
         </w:tc>
@@ -13707,7 +13668,7 @@
               <w:rPr>
                 <w:sz w:val="20"/>
               </w:rPr>
-              <w:t>PKG-05</w:t>
+              <w:t>BCD-05</w:t>
             </w:r>
           </w:p>
         </w:tc>
@@ -13721,11 +13682,10 @@
             </w:pPr>
             <w:r>
               <w:rPr>
-                <w:b/>
-                <w:color w:val="C98A0C"/>
-                <w:sz w:val="20"/>
-              </w:rPr>
-              <w:t>WARNING</w:t>
+                <w:color w:val="426BA5"/>
+                <w:sz w:val="20"/>
+              </w:rPr>
+              <w:t>INFO</w:t>
             </w:r>
           </w:p>
         </w:tc>
@@ -13737,19 +13697,1033 @@
             <w:pPr>
               <w:cnfStyle w:val="000000100000" w:firstRow="0" w:lastRow="0" w:firstColumn="0" w:lastColumn="0" w:oddVBand="0" w:evenVBand="0" w:oddHBand="1" w:evenHBand="0" w:firstRowFirstColumn="0" w:firstRowLastColumn="0" w:lastRowFirstColumn="0" w:lastRowLastColumn="0"/>
             </w:pPr>
-            <w:proofErr w:type="spellStart"/>
-            <w:r>
-              <w:rPr>
-                <w:sz w:val="20"/>
-              </w:rPr>
-              <w:t>MachineId</w:t>
-            </w:r>
-            <w:proofErr w:type="spellEnd"/>
-            <w:r>
-              <w:rPr>
-                <w:sz w:val="20"/>
-              </w:rPr>
-              <w:t xml:space="preserve"> matches WRAPPER_MACHINE_MAP expectation</w:t>
+            <w:r>
+              <w:rPr>
+                <w:sz w:val="20"/>
+              </w:rPr>
+              <w:t>Barcode streaming gap &gt; 15 min</w:t>
+            </w:r>
+          </w:p>
+        </w:tc>
+      </w:tr>
+    </w:tbl>
+    <w:p>
+      <w:pPr>
+        <w:spacing w:before="200" w:after="40"/>
+      </w:pPr>
+      <w:r>
+        <w:rPr>
+          <w:b/>
+          <w:color w:val="334155"/>
+          <w:sz w:val="24"/>
+        </w:rPr>
+        <w:t>Walkthrough — Barcode Rules</w:t>
+      </w:r>
+    </w:p>
+    <w:p>
+      <w:pPr>
+        <w:spacing w:before="200" w:after="40"/>
+      </w:pPr>
+      <w:r>
+        <w:rPr>
+          <w:b/>
+          <w:color w:val="334155"/>
+        </w:rPr>
+        <w:t>BCD-</w:t>
+      </w:r>
+      <w:proofErr w:type="gramStart"/>
+      <w:r>
+        <w:rPr>
+          <w:b/>
+          <w:color w:val="334155"/>
+        </w:rPr>
+        <w:t xml:space="preserve">01  </w:t>
+      </w:r>
+      <w:r>
+        <w:rPr>
+          <w:b/>
+          <w:color w:val="102A43"/>
+        </w:rPr>
+        <w:t>Station</w:t>
+      </w:r>
+      <w:proofErr w:type="gramEnd"/>
+      <w:r>
+        <w:rPr>
+          <w:b/>
+          <w:color w:val="102A43"/>
+        </w:rPr>
+        <w:t xml:space="preserve"> barcode format (≥ 6 digits) when </w:t>
+      </w:r>
+      <w:proofErr w:type="gramStart"/>
+      <w:r>
+        <w:rPr>
+          <w:b/>
+          <w:color w:val="102A43"/>
+        </w:rPr>
+        <w:t>active</w:t>
+      </w:r>
+      <w:r>
+        <w:rPr>
+          <w:b/>
+          <w:color w:val="C98A0C"/>
+          <w:sz w:val="18"/>
+        </w:rPr>
+        <w:t xml:space="preserve">  [</w:t>
+      </w:r>
+      <w:proofErr w:type="gramEnd"/>
+      <w:r>
+        <w:rPr>
+          <w:b/>
+          <w:color w:val="C98A0C"/>
+          <w:sz w:val="18"/>
+        </w:rPr>
+        <w:t>WARNING]</w:t>
+      </w:r>
+    </w:p>
+    <w:p>
+      <w:pPr>
+        <w:spacing w:after="20"/>
+        <w:ind w:left="170"/>
+      </w:pPr>
+      <w:r>
+        <w:rPr>
+          <w:b/>
+          <w:color w:val="06768A"/>
+          <w:sz w:val="20"/>
+        </w:rPr>
+        <w:t xml:space="preserve">What it checks. </w:t>
+      </w:r>
+      <w:r>
+        <w:rPr>
+          <w:sz w:val="20"/>
+        </w:rPr>
+        <w:t>When the station scanner is active, the value must be numeric and at least 6 digits long. Empty / short values are treated as idle (INFO, not a failure).</w:t>
+      </w:r>
+    </w:p>
+    <w:p>
+      <w:pPr>
+        <w:spacing w:after="20"/>
+        <w:ind w:left="170"/>
+      </w:pPr>
+      <w:r>
+        <w:rPr>
+          <w:b/>
+          <w:color w:val="06768A"/>
+          <w:sz w:val="20"/>
+        </w:rPr>
+        <w:t xml:space="preserve">Passes when. </w:t>
+      </w:r>
+      <w:r>
+        <w:rPr>
+          <w:sz w:val="20"/>
+        </w:rPr>
+        <w:t>"1300326026" — OK. "" — "Scanner idle / short value" (INFO).</w:t>
+      </w:r>
+    </w:p>
+    <w:p>
+      <w:pPr>
+        <w:spacing w:after="20"/>
+        <w:ind w:left="170"/>
+      </w:pPr>
+      <w:r>
+        <w:rPr>
+          <w:b/>
+          <w:color w:val="06768A"/>
+          <w:sz w:val="20"/>
+        </w:rPr>
+        <w:t xml:space="preserve">Fails when. </w:t>
+      </w:r>
+      <w:r>
+        <w:rPr>
+          <w:sz w:val="20"/>
+        </w:rPr>
+        <w:t>Genuinely broken active scans — non-numeric while not idle — fail.</w:t>
+      </w:r>
+    </w:p>
+    <w:p>
+      <w:pPr>
+        <w:spacing w:after="20"/>
+        <w:ind w:left="170"/>
+      </w:pPr>
+      <w:r>
+        <w:rPr>
+          <w:b/>
+          <w:color w:val="06768A"/>
+          <w:sz w:val="20"/>
+        </w:rPr>
+        <w:t xml:space="preserve">Why it matters. </w:t>
+      </w:r>
+      <w:r>
+        <w:rPr>
+          <w:sz w:val="20"/>
+        </w:rPr>
+        <w:t>Distinguishes idle scanners from malformed scans without flooding the alert log with false positives.</w:t>
+      </w:r>
+    </w:p>
+    <w:p>
+      <w:pPr>
+        <w:spacing w:before="200" w:after="40"/>
+      </w:pPr>
+      <w:r>
+        <w:rPr>
+          <w:b/>
+          <w:color w:val="334155"/>
+        </w:rPr>
+        <w:t>BCD-</w:t>
+      </w:r>
+      <w:proofErr w:type="gramStart"/>
+      <w:r>
+        <w:rPr>
+          <w:b/>
+          <w:color w:val="334155"/>
+        </w:rPr>
+        <w:t xml:space="preserve">02  </w:t>
+      </w:r>
+      <w:r>
+        <w:rPr>
+          <w:b/>
+          <w:color w:val="102A43"/>
+        </w:rPr>
+        <w:t>Warehouse</w:t>
+      </w:r>
+      <w:proofErr w:type="gramEnd"/>
+      <w:r>
+        <w:rPr>
+          <w:b/>
+          <w:color w:val="102A43"/>
+        </w:rPr>
+        <w:t xml:space="preserve"> barcode valid (weight &gt; 0, count 1–6, noodle in </w:t>
+      </w:r>
+      <w:proofErr w:type="gramStart"/>
+      <w:r>
+        <w:rPr>
+          <w:b/>
+          <w:color w:val="102A43"/>
+        </w:rPr>
+        <w:t>set)</w:t>
+      </w:r>
+      <w:r>
+        <w:rPr>
+          <w:b/>
+          <w:color w:val="C98A0C"/>
+          <w:sz w:val="18"/>
+        </w:rPr>
+        <w:t xml:space="preserve">  [</w:t>
+      </w:r>
+      <w:proofErr w:type="gramEnd"/>
+      <w:r>
+        <w:rPr>
+          <w:b/>
+          <w:color w:val="C98A0C"/>
+          <w:sz w:val="18"/>
+        </w:rPr>
+        <w:t>WARNING]</w:t>
+      </w:r>
+    </w:p>
+    <w:p>
+      <w:pPr>
+        <w:spacing w:after="20"/>
+        <w:ind w:left="170"/>
+      </w:pPr>
+      <w:r>
+        <w:rPr>
+          <w:b/>
+          <w:color w:val="06768A"/>
+          <w:sz w:val="20"/>
+        </w:rPr>
+        <w:t xml:space="preserve">What it checks. </w:t>
+      </w:r>
+      <w:r>
+        <w:rPr>
+          <w:sz w:val="20"/>
+        </w:rPr>
+        <w:t>Warehouse dosing barcode is CSV `</w:t>
+      </w:r>
+      <w:proofErr w:type="spellStart"/>
+      <w:proofErr w:type="gramStart"/>
+      <w:r>
+        <w:rPr>
+          <w:sz w:val="20"/>
+        </w:rPr>
+        <w:t>batchId,weight</w:t>
+      </w:r>
+      <w:proofErr w:type="gramEnd"/>
+      <w:r>
+        <w:rPr>
+          <w:sz w:val="20"/>
+        </w:rPr>
+        <w:t>,</w:t>
+      </w:r>
+      <w:proofErr w:type="gramStart"/>
+      <w:r>
+        <w:rPr>
+          <w:sz w:val="20"/>
+        </w:rPr>
+        <w:t>noodleType,count</w:t>
+      </w:r>
+      <w:proofErr w:type="spellEnd"/>
+      <w:proofErr w:type="gramEnd"/>
+      <w:r>
+        <w:rPr>
+          <w:sz w:val="20"/>
+        </w:rPr>
+        <w:t>`. Weight must be &gt; 0; count must be 1–6; noodle must be in the valid set.</w:t>
+      </w:r>
+    </w:p>
+    <w:p>
+      <w:pPr>
+        <w:spacing w:after="20"/>
+        <w:ind w:left="170"/>
+      </w:pPr>
+      <w:r>
+        <w:rPr>
+          <w:b/>
+          <w:color w:val="06768A"/>
+          <w:sz w:val="20"/>
+        </w:rPr>
+        <w:t xml:space="preserve">Passes when. </w:t>
+      </w:r>
+      <w:r>
+        <w:rPr>
+          <w:sz w:val="20"/>
+        </w:rPr>
+        <w:t>"B12345,250.</w:t>
+      </w:r>
+      <w:proofErr w:type="gramStart"/>
+      <w:r>
+        <w:rPr>
+          <w:sz w:val="20"/>
+        </w:rPr>
+        <w:t>5,JASMINE</w:t>
+      </w:r>
+      <w:proofErr w:type="gramEnd"/>
+      <w:r>
+        <w:rPr>
+          <w:sz w:val="20"/>
+        </w:rPr>
+        <w:t xml:space="preserve"> NOODLES,2" — OK.</w:t>
+      </w:r>
+    </w:p>
+    <w:p>
+      <w:pPr>
+        <w:spacing w:after="20"/>
+        <w:ind w:left="170"/>
+      </w:pPr>
+      <w:r>
+        <w:rPr>
+          <w:b/>
+          <w:color w:val="06768A"/>
+          <w:sz w:val="20"/>
+        </w:rPr>
+        <w:t xml:space="preserve">Fails when. </w:t>
+      </w:r>
+      <w:r>
+        <w:rPr>
+          <w:sz w:val="20"/>
+        </w:rPr>
+        <w:t>"B</w:t>
+      </w:r>
+      <w:proofErr w:type="gramStart"/>
+      <w:r>
+        <w:rPr>
+          <w:sz w:val="20"/>
+        </w:rPr>
+        <w:t>12345,-10,JASMINE</w:t>
+      </w:r>
+      <w:proofErr w:type="gramEnd"/>
+      <w:r>
+        <w:rPr>
+          <w:sz w:val="20"/>
+        </w:rPr>
+        <w:t xml:space="preserve"> NOODLES,2" — emits "Invalid warehouse barcode: weight=-10".</w:t>
+      </w:r>
+    </w:p>
+    <w:p>
+      <w:pPr>
+        <w:spacing w:after="20"/>
+        <w:ind w:left="170"/>
+      </w:pPr>
+      <w:r>
+        <w:rPr>
+          <w:b/>
+          <w:color w:val="06768A"/>
+          <w:sz w:val="20"/>
+        </w:rPr>
+        <w:lastRenderedPageBreak/>
+        <w:t xml:space="preserve">Why it matters. </w:t>
+      </w:r>
+      <w:r>
+        <w:rPr>
+          <w:sz w:val="20"/>
+        </w:rPr>
+        <w:t>Warehouse barcodes flow directly into ERP inventory. Garbage in = wrong stock counts and unexplained variance during the next audit.</w:t>
+      </w:r>
+    </w:p>
+    <w:p>
+      <w:pPr>
+        <w:spacing w:before="200" w:after="40"/>
+      </w:pPr>
+      <w:r>
+        <w:rPr>
+          <w:b/>
+          <w:color w:val="334155"/>
+        </w:rPr>
+        <w:t>BCD-</w:t>
+      </w:r>
+      <w:proofErr w:type="gramStart"/>
+      <w:r>
+        <w:rPr>
+          <w:b/>
+          <w:color w:val="334155"/>
+        </w:rPr>
+        <w:t xml:space="preserve">03  </w:t>
+      </w:r>
+      <w:proofErr w:type="spellStart"/>
+      <w:r>
+        <w:rPr>
+          <w:b/>
+          <w:color w:val="102A43"/>
+        </w:rPr>
+        <w:t>Shreeji</w:t>
+      </w:r>
+      <w:proofErr w:type="spellEnd"/>
+      <w:proofErr w:type="gramEnd"/>
+      <w:r>
+        <w:rPr>
+          <w:b/>
+          <w:color w:val="102A43"/>
+        </w:rPr>
+        <w:t xml:space="preserve"> barcode valid (non-empty id, MODE = "PV", weight &gt; 0</w:t>
+      </w:r>
+      <w:proofErr w:type="gramStart"/>
+      <w:r>
+        <w:rPr>
+          <w:b/>
+          <w:color w:val="102A43"/>
+        </w:rPr>
+        <w:t>)</w:t>
+      </w:r>
+      <w:r>
+        <w:rPr>
+          <w:b/>
+          <w:color w:val="C98A0C"/>
+          <w:sz w:val="18"/>
+        </w:rPr>
+        <w:t xml:space="preserve">  [</w:t>
+      </w:r>
+      <w:proofErr w:type="gramEnd"/>
+      <w:r>
+        <w:rPr>
+          <w:b/>
+          <w:color w:val="C98A0C"/>
+          <w:sz w:val="18"/>
+        </w:rPr>
+        <w:t>WARNING]</w:t>
+      </w:r>
+    </w:p>
+    <w:p>
+      <w:pPr>
+        <w:spacing w:after="20"/>
+        <w:ind w:left="170"/>
+      </w:pPr>
+      <w:r>
+        <w:rPr>
+          <w:b/>
+          <w:color w:val="06768A"/>
+          <w:sz w:val="20"/>
+        </w:rPr>
+        <w:t xml:space="preserve">What it checks. </w:t>
+      </w:r>
+      <w:proofErr w:type="spellStart"/>
+      <w:r>
+        <w:rPr>
+          <w:sz w:val="20"/>
+        </w:rPr>
+        <w:t>Shreeji</w:t>
+      </w:r>
+      <w:proofErr w:type="spellEnd"/>
+      <w:r>
+        <w:rPr>
+          <w:sz w:val="20"/>
+        </w:rPr>
+        <w:t xml:space="preserve"> barcode CSV is `</w:t>
+      </w:r>
+      <w:proofErr w:type="spellStart"/>
+      <w:proofErr w:type="gramStart"/>
+      <w:r>
+        <w:rPr>
+          <w:sz w:val="20"/>
+        </w:rPr>
+        <w:t>barcodeId,MODE</w:t>
+      </w:r>
+      <w:proofErr w:type="gramEnd"/>
+      <w:r>
+        <w:rPr>
+          <w:sz w:val="20"/>
+        </w:rPr>
+        <w:t>,weight</w:t>
+      </w:r>
+      <w:proofErr w:type="spellEnd"/>
+      <w:r>
+        <w:rPr>
+          <w:sz w:val="20"/>
+        </w:rPr>
+        <w:t>`. The id must be non-empty, the MODE field must be the literal "PV" (its only documented value), and weight must be &gt; 0.</w:t>
+      </w:r>
+    </w:p>
+    <w:p>
+      <w:pPr>
+        <w:spacing w:after="20"/>
+        <w:ind w:left="170"/>
+      </w:pPr>
+      <w:r>
+        <w:rPr>
+          <w:b/>
+          <w:color w:val="06768A"/>
+          <w:sz w:val="20"/>
+        </w:rPr>
+        <w:t xml:space="preserve">Passes when. </w:t>
+      </w:r>
+      <w:r>
+        <w:rPr>
+          <w:sz w:val="20"/>
+        </w:rPr>
+        <w:t>"</w:t>
+      </w:r>
+      <w:proofErr w:type="gramStart"/>
+      <w:r>
+        <w:rPr>
+          <w:sz w:val="20"/>
+        </w:rPr>
+        <w:t>1300326026,PV</w:t>
+      </w:r>
+      <w:proofErr w:type="gramEnd"/>
+      <w:r>
+        <w:rPr>
+          <w:sz w:val="20"/>
+        </w:rPr>
+        <w:t>,937.00" — OK.</w:t>
+      </w:r>
+    </w:p>
+    <w:p>
+      <w:pPr>
+        <w:spacing w:after="20"/>
+        <w:ind w:left="170"/>
+      </w:pPr>
+      <w:r>
+        <w:rPr>
+          <w:b/>
+          <w:color w:val="06768A"/>
+          <w:sz w:val="20"/>
+        </w:rPr>
+        <w:t xml:space="preserve">Fails when. </w:t>
+      </w:r>
+      <w:proofErr w:type="gramStart"/>
+      <w:r>
+        <w:rPr>
+          <w:sz w:val="20"/>
+        </w:rPr>
+        <w:t>",PV</w:t>
+      </w:r>
+      <w:proofErr w:type="gramEnd"/>
+      <w:r>
+        <w:rPr>
+          <w:sz w:val="20"/>
+        </w:rPr>
+        <w:t xml:space="preserve">,937.00" — empty id — emits "Invalid </w:t>
+      </w:r>
+      <w:proofErr w:type="spellStart"/>
+      <w:r>
+        <w:rPr>
+          <w:sz w:val="20"/>
+        </w:rPr>
+        <w:t>Shreeji</w:t>
+      </w:r>
+      <w:proofErr w:type="spellEnd"/>
+      <w:r>
+        <w:rPr>
+          <w:sz w:val="20"/>
+        </w:rPr>
+        <w:t xml:space="preserve"> barcode: id missing".  Or "</w:t>
+      </w:r>
+      <w:proofErr w:type="gramStart"/>
+      <w:r>
+        <w:rPr>
+          <w:sz w:val="20"/>
+        </w:rPr>
+        <w:t>1300326026,SP</w:t>
+      </w:r>
+      <w:proofErr w:type="gramEnd"/>
+      <w:r>
+        <w:rPr>
+          <w:sz w:val="20"/>
+        </w:rPr>
+        <w:t>,937" — emits "mode='SP' (expected 'PV')".</w:t>
+      </w:r>
+    </w:p>
+    <w:p>
+      <w:pPr>
+        <w:spacing w:after="20"/>
+        <w:ind w:left="170"/>
+      </w:pPr>
+      <w:r>
+        <w:rPr>
+          <w:b/>
+          <w:color w:val="06768A"/>
+          <w:sz w:val="20"/>
+        </w:rPr>
+        <w:t xml:space="preserve">Why it matters. </w:t>
+      </w:r>
+      <w:proofErr w:type="spellStart"/>
+      <w:r>
+        <w:rPr>
+          <w:sz w:val="20"/>
+        </w:rPr>
+        <w:t>Shreeji</w:t>
+      </w:r>
+      <w:proofErr w:type="spellEnd"/>
+      <w:r>
+        <w:rPr>
+          <w:sz w:val="20"/>
+        </w:rPr>
+        <w:t xml:space="preserve"> scans feed traceability data to the customer-audit pack. A mode-field flip or weight glitch makes the row untrustworthy for that audit.</w:t>
+      </w:r>
+    </w:p>
+    <w:p>
+      <w:pPr>
+        <w:spacing w:before="200" w:after="40"/>
+      </w:pPr>
+      <w:r>
+        <w:rPr>
+          <w:b/>
+          <w:color w:val="334155"/>
+        </w:rPr>
+        <w:t>BCD-</w:t>
+      </w:r>
+      <w:proofErr w:type="gramStart"/>
+      <w:r>
+        <w:rPr>
+          <w:b/>
+          <w:color w:val="334155"/>
+        </w:rPr>
+        <w:t xml:space="preserve">04  </w:t>
+      </w:r>
+      <w:r>
+        <w:rPr>
+          <w:b/>
+          <w:color w:val="102A43"/>
+        </w:rPr>
+        <w:t>Sigma</w:t>
+      </w:r>
+      <w:proofErr w:type="gramEnd"/>
+      <w:r>
+        <w:rPr>
+          <w:b/>
+          <w:color w:val="102A43"/>
+        </w:rPr>
+        <w:t xml:space="preserve"> barcode (legacy) — empty/idle marker or pure </w:t>
+      </w:r>
+      <w:proofErr w:type="gramStart"/>
+      <w:r>
+        <w:rPr>
+          <w:b/>
+          <w:color w:val="102A43"/>
+        </w:rPr>
+        <w:t>numeric</w:t>
+      </w:r>
+      <w:r>
+        <w:rPr>
+          <w:b/>
+          <w:color w:val="C0392B"/>
+          <w:sz w:val="18"/>
+        </w:rPr>
+        <w:t xml:space="preserve">  [</w:t>
+      </w:r>
+      <w:proofErr w:type="gramEnd"/>
+      <w:r>
+        <w:rPr>
+          <w:b/>
+          <w:color w:val="C0392B"/>
+          <w:sz w:val="18"/>
+        </w:rPr>
+        <w:t>CRITICAL]</w:t>
+      </w:r>
+    </w:p>
+    <w:p>
+      <w:pPr>
+        <w:spacing w:after="20"/>
+        <w:ind w:left="170"/>
+      </w:pPr>
+      <w:r>
+        <w:rPr>
+          <w:b/>
+          <w:color w:val="06768A"/>
+          <w:sz w:val="20"/>
+        </w:rPr>
+        <w:t xml:space="preserve">What it checks. </w:t>
+      </w:r>
+      <w:r>
+        <w:rPr>
+          <w:sz w:val="20"/>
+        </w:rPr>
+        <w:t>Legacy rule for the old Sigma SM_MX*_BC scanner tags. Value must be empty, the literal "Scan Barcode" (idle marker), or pure numeric digits.</w:t>
+      </w:r>
+    </w:p>
+    <w:p>
+      <w:pPr>
+        <w:spacing w:after="20"/>
+        <w:ind w:left="170"/>
+      </w:pPr>
+      <w:r>
+        <w:rPr>
+          <w:b/>
+          <w:color w:val="06768A"/>
+          <w:sz w:val="20"/>
+        </w:rPr>
+        <w:t xml:space="preserve">Passes when. </w:t>
+      </w:r>
+      <w:r>
+        <w:rPr>
+          <w:sz w:val="20"/>
+        </w:rPr>
+        <w:t>"Scan Barcode" — OK (idle). "1300326026" — OK (valid scan).</w:t>
+      </w:r>
+    </w:p>
+    <w:p>
+      <w:pPr>
+        <w:spacing w:after="20"/>
+        <w:ind w:left="170"/>
+      </w:pPr>
+      <w:r>
+        <w:rPr>
+          <w:b/>
+          <w:color w:val="06768A"/>
+          <w:sz w:val="20"/>
+        </w:rPr>
+        <w:t xml:space="preserve">Fails when. </w:t>
+      </w:r>
+      <w:r>
+        <w:rPr>
+          <w:sz w:val="20"/>
+        </w:rPr>
+        <w:t>"ABC123XYZ" — emits "Malformed Sigma barcode 'ABC123XYZ'".</w:t>
+      </w:r>
+    </w:p>
+    <w:p>
+      <w:pPr>
+        <w:spacing w:after="20"/>
+        <w:ind w:left="170"/>
+      </w:pPr>
+      <w:r>
+        <w:rPr>
+          <w:b/>
+          <w:color w:val="06768A"/>
+          <w:sz w:val="20"/>
+        </w:rPr>
+        <w:t xml:space="preserve">Why it matters. </w:t>
+      </w:r>
+      <w:r>
+        <w:rPr>
+          <w:sz w:val="20"/>
+        </w:rPr>
+        <w:t>Retained for backwards-compatibility with older cascades that still emit the legacy barcode tag — new cascades emit BATCHCOUNTER + RECIPE_NAME instead.</w:t>
+      </w:r>
+    </w:p>
+    <w:p>
+      <w:pPr>
+        <w:spacing w:before="200" w:after="40"/>
+      </w:pPr>
+      <w:r>
+        <w:rPr>
+          <w:b/>
+          <w:color w:val="334155"/>
+        </w:rPr>
+        <w:t>BCD-</w:t>
+      </w:r>
+      <w:proofErr w:type="gramStart"/>
+      <w:r>
+        <w:rPr>
+          <w:b/>
+          <w:color w:val="334155"/>
+        </w:rPr>
+        <w:t xml:space="preserve">05  </w:t>
+      </w:r>
+      <w:r>
+        <w:rPr>
+          <w:b/>
+          <w:color w:val="102A43"/>
+        </w:rPr>
+        <w:t>Barcode</w:t>
+      </w:r>
+      <w:proofErr w:type="gramEnd"/>
+      <w:r>
+        <w:rPr>
+          <w:b/>
+          <w:color w:val="102A43"/>
+        </w:rPr>
+        <w:t xml:space="preserve"> streaming gap &gt; 15 </w:t>
+      </w:r>
+      <w:proofErr w:type="gramStart"/>
+      <w:r>
+        <w:rPr>
+          <w:b/>
+          <w:color w:val="102A43"/>
+        </w:rPr>
+        <w:t>min</w:t>
+      </w:r>
+      <w:r>
+        <w:rPr>
+          <w:b/>
+          <w:color w:val="426BA5"/>
+          <w:sz w:val="18"/>
+        </w:rPr>
+        <w:t xml:space="preserve">  [</w:t>
+      </w:r>
+      <w:proofErr w:type="gramEnd"/>
+      <w:r>
+        <w:rPr>
+          <w:b/>
+          <w:color w:val="426BA5"/>
+          <w:sz w:val="18"/>
+        </w:rPr>
+        <w:t>INFO]</w:t>
+      </w:r>
+    </w:p>
+    <w:p>
+      <w:pPr>
+        <w:spacing w:after="20"/>
+        <w:ind w:left="170"/>
+      </w:pPr>
+      <w:r>
+        <w:rPr>
+          <w:b/>
+          <w:color w:val="06768A"/>
+          <w:sz w:val="20"/>
+        </w:rPr>
+        <w:t xml:space="preserve">What it checks. </w:t>
+      </w:r>
+      <w:r>
+        <w:rPr>
+          <w:sz w:val="20"/>
+        </w:rPr>
+        <w:t>Barcode tags are by their nature event-driven and sparse — we tolerate up to 15 min between emissions during production hours before flagging.</w:t>
+      </w:r>
+    </w:p>
+    <w:p>
+      <w:pPr>
+        <w:spacing w:after="20"/>
+        <w:ind w:left="170"/>
+      </w:pPr>
+      <w:r>
+        <w:rPr>
+          <w:b/>
+          <w:color w:val="06768A"/>
+          <w:sz w:val="20"/>
+        </w:rPr>
+        <w:t xml:space="preserve">Passes when. </w:t>
+      </w:r>
+      <w:r>
+        <w:rPr>
+          <w:sz w:val="20"/>
+        </w:rPr>
+        <w:t>5 min gap on a station scanner — OK (expected for low-throughput stations).</w:t>
+      </w:r>
+    </w:p>
+    <w:p>
+      <w:pPr>
+        <w:spacing w:after="20"/>
+        <w:ind w:left="170"/>
+      </w:pPr>
+      <w:r>
+        <w:rPr>
+          <w:b/>
+          <w:color w:val="06768A"/>
+          <w:sz w:val="20"/>
+        </w:rPr>
+        <w:t xml:space="preserve">Fails when. </w:t>
+      </w:r>
+      <w:r>
+        <w:rPr>
+          <w:sz w:val="20"/>
+        </w:rPr>
+        <w:t>22 min gap on a station scanner at 14:00 — emits "Barcode comms gap 22m0s".</w:t>
+      </w:r>
+    </w:p>
+    <w:p>
+      <w:pPr>
+        <w:spacing w:after="20"/>
+        <w:ind w:left="170"/>
+      </w:pPr>
+      <w:r>
+        <w:rPr>
+          <w:b/>
+          <w:color w:val="06768A"/>
+          <w:sz w:val="20"/>
+        </w:rPr>
+        <w:t xml:space="preserve">Why it matters. </w:t>
+      </w:r>
+      <w:r>
+        <w:rPr>
+          <w:sz w:val="20"/>
+        </w:rPr>
+        <w:t>Wider tolerance than the Silo / Sigma streaming-gap rules because barcodes are physically scanned, not polled. Catches a truly dead scanner rather than an idle one.</w:t>
+      </w:r>
+    </w:p>
+    <w:p>
+      <w:pPr>
+        <w:spacing w:before="280" w:after="80"/>
+      </w:pPr>
+      <w:r>
+        <w:rPr>
+          <w:b/>
+          <w:color w:val="06768A"/>
+          <w:sz w:val="28"/>
+        </w:rPr>
+        <w:t>6</w:t>
+      </w:r>
+      <w:r>
+        <w:rPr>
+          <w:b/>
+          <w:color w:val="06768A"/>
+          <w:sz w:val="28"/>
+        </w:rPr>
+        <w:t>.</w:t>
+      </w:r>
+      <w:r>
+        <w:rPr>
+          <w:b/>
+          <w:color w:val="06768A"/>
+          <w:sz w:val="28"/>
+        </w:rPr>
+        <w:t>6</w:t>
+      </w:r>
+      <w:r>
+        <w:rPr>
+          <w:b/>
+          <w:color w:val="06768A"/>
+          <w:sz w:val="28"/>
+        </w:rPr>
+        <w:t xml:space="preserve"> Packaging Rules</w:t>
+      </w:r>
+    </w:p>
+    <w:tbl>
+      <w:tblPr>
+        <w:tblStyle w:val="LightGrid-Accent1"/>
+        <w:tblW w:w="0" w:type="auto"/>
+        <w:tblLayout w:type="fixed"/>
+        <w:tblLook w:val="04A0" w:firstRow="1" w:lastRow="0" w:firstColumn="1" w:lastColumn="0" w:noHBand="0" w:noVBand="1"/>
+      </w:tblPr>
+      <w:tblGrid>
+        <w:gridCol w:w="1296"/>
+        <w:gridCol w:w="1440"/>
+        <w:gridCol w:w="6480"/>
+      </w:tblGrid>
+      <w:tr>
+        <w:trPr>
+          <w:cnfStyle w:val="100000000000" w:firstRow="1" w:lastRow="0" w:firstColumn="0" w:lastColumn="0" w:oddVBand="0" w:evenVBand="0" w:oddHBand="0" w:evenHBand="0" w:firstRowFirstColumn="0" w:firstRowLastColumn="0" w:lastRowFirstColumn="0" w:lastRowLastColumn="0"/>
+        </w:trPr>
+        <w:tc>
+          <w:tcPr>
+            <w:cnfStyle w:val="001000000000" w:firstRow="0" w:lastRow="0" w:firstColumn="1" w:lastColumn="0" w:oddVBand="0" w:evenVBand="0" w:oddHBand="0" w:evenHBand="0" w:firstRowFirstColumn="0" w:firstRowLastColumn="0" w:lastRowFirstColumn="0" w:lastRowLastColumn="0"/>
+            <w:tcW w:w="1296" w:type="dxa"/>
+            <w:shd w:val="clear" w:color="auto" w:fill="102A43"/>
+          </w:tcPr>
+          <w:p>
+            <w:r>
+              <w:rPr>
+                <w:color w:val="FFFFFF"/>
+                <w:sz w:val="20"/>
+              </w:rPr>
+              <w:t>ID</w:t>
+            </w:r>
+          </w:p>
+        </w:tc>
+        <w:tc>
+          <w:tcPr>
+            <w:tcW w:w="1440" w:type="dxa"/>
+            <w:shd w:val="clear" w:color="auto" w:fill="102A43"/>
+          </w:tcPr>
+          <w:p>
+            <w:pPr>
+              <w:cnfStyle w:val="100000000000" w:firstRow="1" w:lastRow="0" w:firstColumn="0" w:lastColumn="0" w:oddVBand="0" w:evenVBand="0" w:oddHBand="0" w:evenHBand="0" w:firstRowFirstColumn="0" w:firstRowLastColumn="0" w:lastRowFirstColumn="0" w:lastRowLastColumn="0"/>
+            </w:pPr>
+            <w:r>
+              <w:rPr>
+                <w:color w:val="FFFFFF"/>
+                <w:sz w:val="20"/>
+              </w:rPr>
+              <w:t>Severity</w:t>
+            </w:r>
+          </w:p>
+        </w:tc>
+        <w:tc>
+          <w:tcPr>
+            <w:tcW w:w="6480" w:type="dxa"/>
+            <w:shd w:val="clear" w:color="auto" w:fill="102A43"/>
+          </w:tcPr>
+          <w:p>
+            <w:pPr>
+              <w:cnfStyle w:val="100000000000" w:firstRow="1" w:lastRow="0" w:firstColumn="0" w:lastColumn="0" w:oddVBand="0" w:evenVBand="0" w:oddHBand="0" w:evenHBand="0" w:firstRowFirstColumn="0" w:firstRowLastColumn="0" w:lastRowFirstColumn="0" w:lastRowLastColumn="0"/>
+            </w:pPr>
+            <w:r>
+              <w:rPr>
+                <w:color w:val="FFFFFF"/>
+                <w:sz w:val="20"/>
+              </w:rPr>
+              <w:t>Description</w:t>
+            </w:r>
+          </w:p>
+        </w:tc>
+      </w:tr>
+      <w:tr>
+        <w:trPr>
+          <w:cnfStyle w:val="000000100000" w:firstRow="0" w:lastRow="0" w:firstColumn="0" w:lastColumn="0" w:oddVBand="0" w:evenVBand="0" w:oddHBand="1" w:evenHBand="0" w:firstRowFirstColumn="0" w:firstRowLastColumn="0" w:lastRowFirstColumn="0" w:lastRowLastColumn="0"/>
+        </w:trPr>
+        <w:tc>
+          <w:tcPr>
+            <w:cnfStyle w:val="001000000000" w:firstRow="0" w:lastRow="0" w:firstColumn="1" w:lastColumn="0" w:oddVBand="0" w:evenVBand="0" w:oddHBand="0" w:evenHBand="0" w:firstRowFirstColumn="0" w:firstRowLastColumn="0" w:lastRowFirstColumn="0" w:lastRowLastColumn="0"/>
+            <w:tcW w:w="1296" w:type="dxa"/>
+          </w:tcPr>
+          <w:p>
+            <w:r>
+              <w:rPr>
+                <w:sz w:val="20"/>
+              </w:rPr>
+              <w:t>PKG-01</w:t>
+            </w:r>
+          </w:p>
+        </w:tc>
+        <w:tc>
+          <w:tcPr>
+            <w:tcW w:w="1440" w:type="dxa"/>
+          </w:tcPr>
+          <w:p>
+            <w:pPr>
+              <w:cnfStyle w:val="000000100000" w:firstRow="0" w:lastRow="0" w:firstColumn="0" w:lastColumn="0" w:oddVBand="0" w:evenVBand="0" w:oddHBand="1" w:evenHBand="0" w:firstRowFirstColumn="0" w:firstRowLastColumn="0" w:lastRowFirstColumn="0" w:lastRowLastColumn="0"/>
+            </w:pPr>
+            <w:r>
+              <w:rPr>
+                <w:b/>
+                <w:color w:val="C0392B"/>
+                <w:sz w:val="20"/>
+              </w:rPr>
+              <w:t>CRITICAL</w:t>
+            </w:r>
+          </w:p>
+        </w:tc>
+        <w:tc>
+          <w:tcPr>
+            <w:tcW w:w="6480" w:type="dxa"/>
+          </w:tcPr>
+          <w:p>
+            <w:pPr>
+              <w:cnfStyle w:val="000000100000" w:firstRow="0" w:lastRow="0" w:firstColumn="0" w:lastColumn="0" w:oddVBand="0" w:evenVBand="0" w:oddHBand="1" w:evenHBand="0" w:firstRowFirstColumn="0" w:firstRowLastColumn="0" w:lastRowFirstColumn="0" w:lastRowLastColumn="0"/>
+            </w:pPr>
+            <w:r>
+              <w:rPr>
+                <w:sz w:val="20"/>
+              </w:rPr>
+              <w:t>Grams &gt; 0</w:t>
             </w:r>
           </w:p>
         </w:tc>
@@ -13768,7 +14742,7 @@
               <w:rPr>
                 <w:sz w:val="20"/>
               </w:rPr>
-              <w:t>PKG-06</w:t>
+              <w:t>PKG-02</w:t>
             </w:r>
           </w:p>
         </w:tc>
@@ -13783,10 +14757,10 @@
             <w:r>
               <w:rPr>
                 <w:b/>
-                <w:color w:val="C98A0C"/>
-                <w:sz w:val="20"/>
-              </w:rPr>
-              <w:t>WARNING</w:t>
+                <w:color w:val="C0392B"/>
+                <w:sz w:val="20"/>
+              </w:rPr>
+              <w:t>CRITICAL</w:t>
             </w:r>
           </w:p>
         </w:tc>
@@ -13802,7 +14776,21 @@
               <w:rPr>
                 <w:sz w:val="20"/>
               </w:rPr>
-              <w:t>Value not frozen for &gt; 5 identical consecutive polls</w:t>
+              <w:t xml:space="preserve">|grams − </w:t>
+            </w:r>
+            <w:proofErr w:type="spellStart"/>
+            <w:r>
+              <w:rPr>
+                <w:sz w:val="20"/>
+              </w:rPr>
+              <w:t>wrapper_target</w:t>
+            </w:r>
+            <w:proofErr w:type="spellEnd"/>
+            <w:r>
+              <w:rPr>
+                <w:sz w:val="20"/>
+              </w:rPr>
+              <w:t>| ≤ 3 g</w:t>
             </w:r>
           </w:p>
         </w:tc>
@@ -13821,7 +14809,7 @@
               <w:rPr>
                 <w:sz w:val="20"/>
               </w:rPr>
-              <w:t>PKG-07</w:t>
+              <w:t>PKG-03</w:t>
             </w:r>
           </w:p>
         </w:tc>
@@ -13835,10 +14823,11 @@
             </w:pPr>
             <w:r>
               <w:rPr>
-                <w:color w:val="426BA5"/>
-                <w:sz w:val="20"/>
-              </w:rPr>
-              <w:t>INFO</w:t>
+                <w:b/>
+                <w:color w:val="C98A0C"/>
+                <w:sz w:val="20"/>
+              </w:rPr>
+              <w:t>WARNING</w:t>
             </w:r>
           </w:p>
         </w:tc>
@@ -13854,6 +14843,225 @@
               <w:rPr>
                 <w:sz w:val="20"/>
               </w:rPr>
+              <w:t>No sudden jump &gt; 5 g between polls</w:t>
+            </w:r>
+          </w:p>
+        </w:tc>
+      </w:tr>
+      <w:tr>
+        <w:trPr>
+          <w:cnfStyle w:val="000000010000" w:firstRow="0" w:lastRow="0" w:firstColumn="0" w:lastColumn="0" w:oddVBand="0" w:evenVBand="0" w:oddHBand="0" w:evenHBand="1" w:firstRowFirstColumn="0" w:firstRowLastColumn="0" w:lastRowFirstColumn="0" w:lastRowLastColumn="0"/>
+        </w:trPr>
+        <w:tc>
+          <w:tcPr>
+            <w:cnfStyle w:val="001000000000" w:firstRow="0" w:lastRow="0" w:firstColumn="1" w:lastColumn="0" w:oddVBand="0" w:evenVBand="0" w:oddHBand="0" w:evenHBand="0" w:firstRowFirstColumn="0" w:firstRowLastColumn="0" w:lastRowFirstColumn="0" w:lastRowLastColumn="0"/>
+            <w:tcW w:w="1296" w:type="dxa"/>
+          </w:tcPr>
+          <w:p>
+            <w:r>
+              <w:rPr>
+                <w:sz w:val="20"/>
+              </w:rPr>
+              <w:t>PKG-04</w:t>
+            </w:r>
+          </w:p>
+        </w:tc>
+        <w:tc>
+          <w:tcPr>
+            <w:tcW w:w="1440" w:type="dxa"/>
+          </w:tcPr>
+          <w:p>
+            <w:pPr>
+              <w:cnfStyle w:val="000000010000" w:firstRow="0" w:lastRow="0" w:firstColumn="0" w:lastColumn="0" w:oddVBand="0" w:evenVBand="0" w:oddHBand="0" w:evenHBand="1" w:firstRowFirstColumn="0" w:firstRowLastColumn="0" w:lastRowFirstColumn="0" w:lastRowLastColumn="0"/>
+            </w:pPr>
+            <w:r>
+              <w:rPr>
+                <w:b/>
+                <w:color w:val="C98A0C"/>
+                <w:sz w:val="20"/>
+              </w:rPr>
+              <w:t>WARNING</w:t>
+            </w:r>
+          </w:p>
+        </w:tc>
+        <w:tc>
+          <w:tcPr>
+            <w:tcW w:w="6480" w:type="dxa"/>
+          </w:tcPr>
+          <w:p>
+            <w:pPr>
+              <w:cnfStyle w:val="000000010000" w:firstRow="0" w:lastRow="0" w:firstColumn="0" w:lastColumn="0" w:oddVBand="0" w:evenVBand="0" w:oddHBand="0" w:evenHBand="1" w:firstRowFirstColumn="0" w:firstRowLastColumn="0" w:lastRowFirstColumn="0" w:lastRowLastColumn="0"/>
+            </w:pPr>
+            <w:r>
+              <w:rPr>
+                <w:sz w:val="20"/>
+              </w:rPr>
+              <w:t>Same-target peers in cascade within 3 g spread</w:t>
+            </w:r>
+          </w:p>
+        </w:tc>
+      </w:tr>
+      <w:tr>
+        <w:trPr>
+          <w:cnfStyle w:val="000000100000" w:firstRow="0" w:lastRow="0" w:firstColumn="0" w:lastColumn="0" w:oddVBand="0" w:evenVBand="0" w:oddHBand="1" w:evenHBand="0" w:firstRowFirstColumn="0" w:firstRowLastColumn="0" w:lastRowFirstColumn="0" w:lastRowLastColumn="0"/>
+        </w:trPr>
+        <w:tc>
+          <w:tcPr>
+            <w:cnfStyle w:val="001000000000" w:firstRow="0" w:lastRow="0" w:firstColumn="1" w:lastColumn="0" w:oddVBand="0" w:evenVBand="0" w:oddHBand="0" w:evenHBand="0" w:firstRowFirstColumn="0" w:firstRowLastColumn="0" w:lastRowFirstColumn="0" w:lastRowLastColumn="0"/>
+            <w:tcW w:w="1296" w:type="dxa"/>
+          </w:tcPr>
+          <w:p>
+            <w:r>
+              <w:rPr>
+                <w:sz w:val="20"/>
+              </w:rPr>
+              <w:t>PKG-05</w:t>
+            </w:r>
+          </w:p>
+        </w:tc>
+        <w:tc>
+          <w:tcPr>
+            <w:tcW w:w="1440" w:type="dxa"/>
+          </w:tcPr>
+          <w:p>
+            <w:pPr>
+              <w:cnfStyle w:val="000000100000" w:firstRow="0" w:lastRow="0" w:firstColumn="0" w:lastColumn="0" w:oddVBand="0" w:evenVBand="0" w:oddHBand="1" w:evenHBand="0" w:firstRowFirstColumn="0" w:firstRowLastColumn="0" w:lastRowFirstColumn="0" w:lastRowLastColumn="0"/>
+            </w:pPr>
+            <w:r>
+              <w:rPr>
+                <w:b/>
+                <w:color w:val="C98A0C"/>
+                <w:sz w:val="20"/>
+              </w:rPr>
+              <w:t>WARNING</w:t>
+            </w:r>
+          </w:p>
+        </w:tc>
+        <w:tc>
+          <w:tcPr>
+            <w:tcW w:w="6480" w:type="dxa"/>
+          </w:tcPr>
+          <w:p>
+            <w:pPr>
+              <w:cnfStyle w:val="000000100000" w:firstRow="0" w:lastRow="0" w:firstColumn="0" w:lastColumn="0" w:oddVBand="0" w:evenVBand="0" w:oddHBand="1" w:evenHBand="0" w:firstRowFirstColumn="0" w:firstRowLastColumn="0" w:lastRowFirstColumn="0" w:lastRowLastColumn="0"/>
+            </w:pPr>
+            <w:proofErr w:type="spellStart"/>
+            <w:r>
+              <w:rPr>
+                <w:sz w:val="20"/>
+              </w:rPr>
+              <w:t>MachineId</w:t>
+            </w:r>
+            <w:proofErr w:type="spellEnd"/>
+            <w:r>
+              <w:rPr>
+                <w:sz w:val="20"/>
+              </w:rPr>
+              <w:t xml:space="preserve"> matches WRAPPER_MACHINE_MAP expectation</w:t>
+            </w:r>
+          </w:p>
+        </w:tc>
+      </w:tr>
+      <w:tr>
+        <w:trPr>
+          <w:cnfStyle w:val="000000010000" w:firstRow="0" w:lastRow="0" w:firstColumn="0" w:lastColumn="0" w:oddVBand="0" w:evenVBand="0" w:oddHBand="0" w:evenHBand="1" w:firstRowFirstColumn="0" w:firstRowLastColumn="0" w:lastRowFirstColumn="0" w:lastRowLastColumn="0"/>
+        </w:trPr>
+        <w:tc>
+          <w:tcPr>
+            <w:cnfStyle w:val="001000000000" w:firstRow="0" w:lastRow="0" w:firstColumn="1" w:lastColumn="0" w:oddVBand="0" w:evenVBand="0" w:oddHBand="0" w:evenHBand="0" w:firstRowFirstColumn="0" w:firstRowLastColumn="0" w:lastRowFirstColumn="0" w:lastRowLastColumn="0"/>
+            <w:tcW w:w="1296" w:type="dxa"/>
+          </w:tcPr>
+          <w:p>
+            <w:r>
+              <w:rPr>
+                <w:sz w:val="20"/>
+              </w:rPr>
+              <w:t>PKG-06</w:t>
+            </w:r>
+          </w:p>
+        </w:tc>
+        <w:tc>
+          <w:tcPr>
+            <w:tcW w:w="1440" w:type="dxa"/>
+          </w:tcPr>
+          <w:p>
+            <w:pPr>
+              <w:cnfStyle w:val="000000010000" w:firstRow="0" w:lastRow="0" w:firstColumn="0" w:lastColumn="0" w:oddVBand="0" w:evenVBand="0" w:oddHBand="0" w:evenHBand="1" w:firstRowFirstColumn="0" w:firstRowLastColumn="0" w:lastRowFirstColumn="0" w:lastRowLastColumn="0"/>
+            </w:pPr>
+            <w:r>
+              <w:rPr>
+                <w:b/>
+                <w:color w:val="C98A0C"/>
+                <w:sz w:val="20"/>
+              </w:rPr>
+              <w:t>WARNING</w:t>
+            </w:r>
+          </w:p>
+        </w:tc>
+        <w:tc>
+          <w:tcPr>
+            <w:tcW w:w="6480" w:type="dxa"/>
+          </w:tcPr>
+          <w:p>
+            <w:pPr>
+              <w:cnfStyle w:val="000000010000" w:firstRow="0" w:lastRow="0" w:firstColumn="0" w:lastColumn="0" w:oddVBand="0" w:evenVBand="0" w:oddHBand="0" w:evenHBand="1" w:firstRowFirstColumn="0" w:firstRowLastColumn="0" w:lastRowFirstColumn="0" w:lastRowLastColumn="0"/>
+            </w:pPr>
+            <w:r>
+              <w:rPr>
+                <w:sz w:val="20"/>
+              </w:rPr>
+              <w:t>Value not frozen for &gt; 5 identical consecutive polls</w:t>
+            </w:r>
+          </w:p>
+        </w:tc>
+      </w:tr>
+      <w:tr>
+        <w:trPr>
+          <w:cnfStyle w:val="000000100000" w:firstRow="0" w:lastRow="0" w:firstColumn="0" w:lastColumn="0" w:oddVBand="0" w:evenVBand="0" w:oddHBand="1" w:evenHBand="0" w:firstRowFirstColumn="0" w:firstRowLastColumn="0" w:lastRowFirstColumn="0" w:lastRowLastColumn="0"/>
+        </w:trPr>
+        <w:tc>
+          <w:tcPr>
+            <w:cnfStyle w:val="001000000000" w:firstRow="0" w:lastRow="0" w:firstColumn="1" w:lastColumn="0" w:oddVBand="0" w:evenVBand="0" w:oddHBand="0" w:evenHBand="0" w:firstRowFirstColumn="0" w:firstRowLastColumn="0" w:lastRowFirstColumn="0" w:lastRowLastColumn="0"/>
+            <w:tcW w:w="1296" w:type="dxa"/>
+          </w:tcPr>
+          <w:p>
+            <w:r>
+              <w:rPr>
+                <w:sz w:val="20"/>
+              </w:rPr>
+              <w:t>PKG-07</w:t>
+            </w:r>
+          </w:p>
+        </w:tc>
+        <w:tc>
+          <w:tcPr>
+            <w:tcW w:w="1440" w:type="dxa"/>
+          </w:tcPr>
+          <w:p>
+            <w:pPr>
+              <w:cnfStyle w:val="000000100000" w:firstRow="0" w:lastRow="0" w:firstColumn="0" w:lastColumn="0" w:oddVBand="0" w:evenVBand="0" w:oddHBand="1" w:evenHBand="0" w:firstRowFirstColumn="0" w:firstRowLastColumn="0" w:lastRowFirstColumn="0" w:lastRowLastColumn="0"/>
+            </w:pPr>
+            <w:r>
+              <w:rPr>
+                <w:color w:val="426BA5"/>
+                <w:sz w:val="20"/>
+              </w:rPr>
+              <w:t>INFO</w:t>
+            </w:r>
+          </w:p>
+        </w:tc>
+        <w:tc>
+          <w:tcPr>
+            <w:tcW w:w="6480" w:type="dxa"/>
+          </w:tcPr>
+          <w:p>
+            <w:pPr>
+              <w:cnfStyle w:val="000000100000" w:firstRow="0" w:lastRow="0" w:firstColumn="0" w:lastColumn="0" w:oddVBand="0" w:evenVBand="0" w:oddHBand="1" w:evenHBand="0" w:firstRowFirstColumn="0" w:firstRowLastColumn="0" w:lastRowFirstColumn="0" w:lastRowLastColumn="0"/>
+            </w:pPr>
+            <w:r>
+              <w:rPr>
+                <w:sz w:val="20"/>
+              </w:rPr>
               <w:t>Wrapper gap &gt; 6 min</w:t>
             </w:r>
           </w:p>
@@ -13882,6 +15090,146 @@
           <w:b/>
           <w:color w:val="334155"/>
         </w:rPr>
+        <w:t>PKG-</w:t>
+      </w:r>
+      <w:proofErr w:type="gramStart"/>
+      <w:r>
+        <w:rPr>
+          <w:b/>
+          <w:color w:val="334155"/>
+        </w:rPr>
+        <w:t xml:space="preserve">01  </w:t>
+      </w:r>
+      <w:r>
+        <w:rPr>
+          <w:b/>
+          <w:color w:val="102A43"/>
+        </w:rPr>
+        <w:t>Grams</w:t>
+      </w:r>
+      <w:proofErr w:type="gramEnd"/>
+      <w:r>
+        <w:rPr>
+          <w:b/>
+          <w:color w:val="102A43"/>
+        </w:rPr>
+        <w:t xml:space="preserve"> &gt; </w:t>
+      </w:r>
+      <w:proofErr w:type="gramStart"/>
+      <w:r>
+        <w:rPr>
+          <w:b/>
+          <w:color w:val="102A43"/>
+        </w:rPr>
+        <w:t>0</w:t>
+      </w:r>
+      <w:r>
+        <w:rPr>
+          <w:b/>
+          <w:color w:val="C0392B"/>
+          <w:sz w:val="18"/>
+        </w:rPr>
+        <w:t xml:space="preserve">  [</w:t>
+      </w:r>
+      <w:proofErr w:type="gramEnd"/>
+      <w:r>
+        <w:rPr>
+          <w:b/>
+          <w:color w:val="C0392B"/>
+          <w:sz w:val="18"/>
+        </w:rPr>
+        <w:t>CRITICAL]</w:t>
+      </w:r>
+    </w:p>
+    <w:p>
+      <w:pPr>
+        <w:spacing w:after="20"/>
+        <w:ind w:left="170"/>
+      </w:pPr>
+      <w:r>
+        <w:rPr>
+          <w:b/>
+          <w:color w:val="06768A"/>
+          <w:sz w:val="20"/>
+        </w:rPr>
+        <w:t xml:space="preserve">What it checks. </w:t>
+      </w:r>
+      <w:r>
+        <w:rPr>
+          <w:sz w:val="20"/>
+        </w:rPr>
+        <w:t>Wrapper grams must be strictly positive.</w:t>
+      </w:r>
+    </w:p>
+    <w:p>
+      <w:pPr>
+        <w:spacing w:after="20"/>
+        <w:ind w:left="170"/>
+      </w:pPr>
+      <w:r>
+        <w:rPr>
+          <w:b/>
+          <w:color w:val="06768A"/>
+          <w:sz w:val="20"/>
+        </w:rPr>
+        <w:t xml:space="preserve">Passes when. </w:t>
+      </w:r>
+      <w:r>
+        <w:rPr>
+          <w:sz w:val="20"/>
+        </w:rPr>
+        <w:t>41 g — OK.</w:t>
+      </w:r>
+    </w:p>
+    <w:p>
+      <w:pPr>
+        <w:spacing w:after="20"/>
+        <w:ind w:left="170"/>
+      </w:pPr>
+      <w:r>
+        <w:rPr>
+          <w:b/>
+          <w:color w:val="06768A"/>
+          <w:sz w:val="20"/>
+        </w:rPr>
+        <w:t xml:space="preserve">Fails when. </w:t>
+      </w:r>
+      <w:r>
+        <w:rPr>
+          <w:sz w:val="20"/>
+        </w:rPr>
+        <w:t>0 g — emits "Grams not positive (0)".</w:t>
+      </w:r>
+    </w:p>
+    <w:p>
+      <w:pPr>
+        <w:spacing w:after="20"/>
+        <w:ind w:left="170"/>
+      </w:pPr>
+      <w:r>
+        <w:rPr>
+          <w:b/>
+          <w:color w:val="06768A"/>
+          <w:sz w:val="20"/>
+        </w:rPr>
+        <w:t xml:space="preserve">Why it matters. </w:t>
+      </w:r>
+      <w:r>
+        <w:rPr>
+          <w:sz w:val="20"/>
+        </w:rPr>
+        <w:t>A zero or negative read on a wrapper scale means the wrapper jammed, did not seal, or the scale is faulty.</w:t>
+      </w:r>
+    </w:p>
+    <w:p>
+      <w:pPr>
+        <w:spacing w:before="200" w:after="40"/>
+      </w:pPr>
+      <w:r>
+        <w:rPr>
+          <w:b/>
+          <w:color w:val="334155"/>
+        </w:rPr>
         <w:lastRenderedPageBreak/>
         <w:t>PKG-</w:t>
       </w:r>
@@ -13891,14 +15239,14 @@
           <w:b/>
           <w:color w:val="334155"/>
         </w:rPr>
-        <w:t xml:space="preserve">01  </w:t>
+        <w:t xml:space="preserve">02  </w:t>
       </w:r>
       <w:r>
         <w:rPr>
           <w:b/>
           <w:color w:val="102A43"/>
         </w:rPr>
-        <w:t>Grams</w:t>
+        <w:t>|</w:t>
       </w:r>
       <w:proofErr w:type="gramEnd"/>
       <w:r>
@@ -13906,7 +15254,23 @@
           <w:b/>
           <w:color w:val="102A43"/>
         </w:rPr>
-        <w:t xml:space="preserve"> &gt; </w:t>
+        <w:t xml:space="preserve">grams − </w:t>
+      </w:r>
+      <w:proofErr w:type="spellStart"/>
+      <w:r>
+        <w:rPr>
+          <w:b/>
+          <w:color w:val="102A43"/>
+        </w:rPr>
+        <w:t>wrapper_target</w:t>
+      </w:r>
+      <w:proofErr w:type="spellEnd"/>
+      <w:r>
+        <w:rPr>
+          <w:b/>
+          <w:color w:val="102A43"/>
+        </w:rPr>
+        <w:t xml:space="preserve">| ≤ 3 </w:t>
       </w:r>
       <w:proofErr w:type="gramStart"/>
       <w:r>
@@ -13914,7 +15278,7 @@
           <w:b/>
           <w:color w:val="102A43"/>
         </w:rPr>
-        <w:t>0</w:t>
+        <w:t>g</w:t>
       </w:r>
       <w:r>
         <w:rPr>
@@ -13951,7 +15315,7 @@
         <w:rPr>
           <w:sz w:val="20"/>
         </w:rPr>
-        <w:t>Wrapper grams must be strictly positive.</w:t>
+        <w:t>Measured grams must be within 3 g of the wrapper's target weight (looked up from the WRAPPER_TARGETS table).</w:t>
       </w:r>
     </w:p>
     <w:p>
@@ -13971,7 +15335,7 @@
         <w:rPr>
           <w:sz w:val="20"/>
         </w:rPr>
-        <w:t>41 g — OK.</w:t>
+        <w:t>WRA10 target 41 g, actual 42 g — 1 g off, OK.</w:t>
       </w:r>
     </w:p>
     <w:p>
@@ -13991,7 +15355,7 @@
         <w:rPr>
           <w:sz w:val="20"/>
         </w:rPr>
-        <w:t>0 g — emits "Grams not positive (0)".</w:t>
+        <w:t>WRA10 actual 46 g — 5 g off — emits "WRA10 46g off target 41g by 5g".</w:t>
       </w:r>
     </w:p>
     <w:p>
@@ -14011,7 +15375,7 @@
         <w:rPr>
           <w:sz w:val="20"/>
         </w:rPr>
-        <w:t>A zero or negative read on a wrapper scale means the wrapper jammed, did not seal, or the scale is faulty.</w:t>
+        <w:t>The customer-facing weight spec. Anything outside ±3 g is scrap, rework, or an immediate maintenance call.</w:t>
       </w:r>
     </w:p>
     <w:p>
@@ -14031,14 +15395,14 @@
           <w:b/>
           <w:color w:val="334155"/>
         </w:rPr>
-        <w:t xml:space="preserve">02  </w:t>
+        <w:t xml:space="preserve">03  </w:t>
       </w:r>
       <w:r>
         <w:rPr>
           <w:b/>
           <w:color w:val="102A43"/>
         </w:rPr>
-        <w:t>|</w:t>
+        <w:t>No</w:t>
       </w:r>
       <w:proofErr w:type="gramEnd"/>
       <w:r>
@@ -14046,36 +15410,20 @@
           <w:b/>
           <w:color w:val="102A43"/>
         </w:rPr>
-        <w:t xml:space="preserve">grams − </w:t>
-      </w:r>
-      <w:proofErr w:type="spellStart"/>
+        <w:t xml:space="preserve"> sudden jump &gt; 5 g between </w:t>
+      </w:r>
+      <w:proofErr w:type="gramStart"/>
       <w:r>
         <w:rPr>
           <w:b/>
           <w:color w:val="102A43"/>
         </w:rPr>
-        <w:t>wrapper_target</w:t>
-      </w:r>
-      <w:proofErr w:type="spellEnd"/>
-      <w:r>
-        <w:rPr>
-          <w:b/>
-          <w:color w:val="102A43"/>
-        </w:rPr>
-        <w:t xml:space="preserve">| ≤ 3 </w:t>
-      </w:r>
-      <w:proofErr w:type="gramStart"/>
-      <w:r>
-        <w:rPr>
-          <w:b/>
-          <w:color w:val="102A43"/>
-        </w:rPr>
-        <w:t>g</w:t>
-      </w:r>
-      <w:r>
-        <w:rPr>
-          <w:b/>
-          <w:color w:val="C0392B"/>
+        <w:t>polls</w:t>
+      </w:r>
+      <w:r>
+        <w:rPr>
+          <w:b/>
+          <w:color w:val="C98A0C"/>
           <w:sz w:val="18"/>
         </w:rPr>
         <w:t xml:space="preserve">  [</w:t>
@@ -14084,10 +15432,10 @@
       <w:r>
         <w:rPr>
           <w:b/>
-          <w:color w:val="C0392B"/>
+          <w:color w:val="C98A0C"/>
           <w:sz w:val="18"/>
         </w:rPr>
-        <w:t>CRITICAL]</w:t>
+        <w:t>WARNING]</w:t>
       </w:r>
     </w:p>
     <w:p>
@@ -14107,7 +15455,7 @@
         <w:rPr>
           <w:sz w:val="20"/>
         </w:rPr>
-        <w:t>Measured grams must be within 3 g of the wrapper's target weight (looked up from the WRAPPER_TARGETS table).</w:t>
+        <w:t>Between two consecutive polls on the same wrapper, the value must not change by more than 5 g.</w:t>
       </w:r>
     </w:p>
     <w:p>
@@ -14127,7 +15475,7 @@
         <w:rPr>
           <w:sz w:val="20"/>
         </w:rPr>
-        <w:t>WRA10 target 41 g, actual 42 g — 1 g off, OK.</w:t>
+        <w:t>41 g → 42 g — OK.</w:t>
       </w:r>
     </w:p>
     <w:p>
@@ -14147,7 +15495,7 @@
         <w:rPr>
           <w:sz w:val="20"/>
         </w:rPr>
-        <w:t>WRA10 actual 46 g — 5 g off — emits "WRA10 46g off target 41g by 5g".</w:t>
+        <w:t>41 g → 50 g — emits "Sudden 9g jump (41-&gt;50)".</w:t>
       </w:r>
     </w:p>
     <w:p>
@@ -14167,7 +15515,7 @@
         <w:rPr>
           <w:sz w:val="20"/>
         </w:rPr>
-        <w:t>The customer-facing weight spec. Anything outside ±3 g is scrap, rework, or an immediate maintenance call.</w:t>
+        <w:t>Sudden jumps indicate sensor glitches, wrapper-changeover state-machine bugs, or operator error during reel changes.</w:t>
       </w:r>
     </w:p>
     <w:p>
@@ -14187,14 +15535,14 @@
           <w:b/>
           <w:color w:val="334155"/>
         </w:rPr>
-        <w:t xml:space="preserve">03  </w:t>
+        <w:t xml:space="preserve">04  </w:t>
       </w:r>
       <w:r>
         <w:rPr>
           <w:b/>
           <w:color w:val="102A43"/>
         </w:rPr>
-        <w:t>No</w:t>
+        <w:t>Same</w:t>
       </w:r>
       <w:proofErr w:type="gramEnd"/>
       <w:r>
@@ -14202,7 +15550,7 @@
           <w:b/>
           <w:color w:val="102A43"/>
         </w:rPr>
-        <w:t xml:space="preserve"> sudden jump &gt; 5 g between </w:t>
+        <w:t xml:space="preserve">-target peers in cascade within 3 g </w:t>
       </w:r>
       <w:proofErr w:type="gramStart"/>
       <w:r>
@@ -14210,7 +15558,7 @@
           <w:b/>
           <w:color w:val="102A43"/>
         </w:rPr>
-        <w:t>polls</w:t>
+        <w:t>spread</w:t>
       </w:r>
       <w:r>
         <w:rPr>
@@ -14247,7 +15595,7 @@
         <w:rPr>
           <w:sz w:val="20"/>
         </w:rPr>
-        <w:t>Between two consecutive polls on the same wrapper, the value must not change by more than 5 g.</w:t>
+        <w:t>Wrappers in the same cascade sharing the same target weight should all be within 3 g of each other in a snapshot.</w:t>
       </w:r>
     </w:p>
     <w:p>
@@ -14267,7 +15615,7 @@
         <w:rPr>
           <w:sz w:val="20"/>
         </w:rPr>
-        <w:t>41 g → 42 g — OK.</w:t>
+        <w:t>WRA10=41, WRA11=42, WRA12=41 (all target 41) — max spread 1 g, OK.</w:t>
       </w:r>
     </w:p>
     <w:p>
@@ -14287,7 +15635,7 @@
         <w:rPr>
           <w:sz w:val="20"/>
         </w:rPr>
-        <w:t>41 g → 50 g — emits "Sudden 9g jump (41-&gt;50)".</w:t>
+        <w:t>WRA10=41, WRA11=46 — 5 g spread — emits "WRA11 (46g) deviates &gt;3g from same-target peers".</w:t>
       </w:r>
     </w:p>
     <w:p>
@@ -14307,7 +15655,7 @@
         <w:rPr>
           <w:sz w:val="20"/>
         </w:rPr>
-        <w:t>Sudden jumps indicate sensor glitches, wrapper-changeover state-machine bugs, or operator error during reel changes.</w:t>
+        <w:t>Identical-spec wrappers should produce identical output. An outlier is the earliest sign that one head needs calibration (see Insight #4).</w:t>
       </w:r>
     </w:p>
     <w:p>
@@ -14327,22 +15675,24 @@
           <w:b/>
           <w:color w:val="334155"/>
         </w:rPr>
-        <w:t xml:space="preserve">04  </w:t>
-      </w:r>
+        <w:t xml:space="preserve">05  </w:t>
+      </w:r>
+      <w:proofErr w:type="spellStart"/>
       <w:r>
         <w:rPr>
           <w:b/>
           <w:color w:val="102A43"/>
         </w:rPr>
-        <w:t>Same</w:t>
-      </w:r>
+        <w:t>MachineId</w:t>
+      </w:r>
+      <w:proofErr w:type="spellEnd"/>
       <w:proofErr w:type="gramEnd"/>
       <w:r>
         <w:rPr>
           <w:b/>
           <w:color w:val="102A43"/>
         </w:rPr>
-        <w:t xml:space="preserve">-target peers in cascade within 3 g </w:t>
+        <w:t xml:space="preserve"> matches WRAPPER_MACHINE_MAP </w:t>
       </w:r>
       <w:proofErr w:type="gramStart"/>
       <w:r>
@@ -14350,7 +15700,7 @@
           <w:b/>
           <w:color w:val="102A43"/>
         </w:rPr>
-        <w:t>spread</w:t>
+        <w:t>expectation</w:t>
       </w:r>
       <w:r>
         <w:rPr>
@@ -14387,7 +15737,21 @@
         <w:rPr>
           <w:sz w:val="20"/>
         </w:rPr>
-        <w:t>Wrappers in the same cascade sharing the same target weight should all be within 3 g of each other in a snapshot.</w:t>
+        <w:t xml:space="preserve">Each wrapper has an expected </w:t>
+      </w:r>
+      <w:proofErr w:type="spellStart"/>
+      <w:r>
+        <w:rPr>
+          <w:sz w:val="20"/>
+        </w:rPr>
+        <w:t>MachineId</w:t>
+      </w:r>
+      <w:proofErr w:type="spellEnd"/>
+      <w:r>
+        <w:rPr>
+          <w:sz w:val="20"/>
+        </w:rPr>
+        <w:t>. Most use the default 8005000043300; WRA3 and ACMA1 use 800500104343-1; WRA16 uses 800500005279-0.</w:t>
       </w:r>
     </w:p>
     <w:p>
@@ -14407,7 +15771,21 @@
         <w:rPr>
           <w:sz w:val="20"/>
         </w:rPr>
-        <w:t>WRA10=41, WRA11=42, WRA12=41 (all target 41) — max spread 1 g, OK.</w:t>
+        <w:t xml:space="preserve">WRA3 reports </w:t>
+      </w:r>
+      <w:proofErr w:type="spellStart"/>
+      <w:r>
+        <w:rPr>
+          <w:sz w:val="20"/>
+        </w:rPr>
+        <w:t>MachineId</w:t>
+      </w:r>
+      <w:proofErr w:type="spellEnd"/>
+      <w:r>
+        <w:rPr>
+          <w:sz w:val="20"/>
+        </w:rPr>
+        <w:t xml:space="preserve"> 800500104343-1 — OK.</w:t>
       </w:r>
     </w:p>
     <w:p>
@@ -14427,7 +15805,35 @@
         <w:rPr>
           <w:sz w:val="20"/>
         </w:rPr>
-        <w:t>WRA10=41, WRA11=46 — 5 g spread — emits "WRA11 (46g) deviates &gt;3g from same-target peers".</w:t>
+        <w:t xml:space="preserve">WRA3 reports </w:t>
+      </w:r>
+      <w:proofErr w:type="spellStart"/>
+      <w:r>
+        <w:rPr>
+          <w:sz w:val="20"/>
+        </w:rPr>
+        <w:t>MachineId</w:t>
+      </w:r>
+      <w:proofErr w:type="spellEnd"/>
+      <w:r>
+        <w:rPr>
+          <w:sz w:val="20"/>
+        </w:rPr>
+        <w:t xml:space="preserve"> 8005000043300 — emits "WRA3 from </w:t>
+      </w:r>
+      <w:proofErr w:type="spellStart"/>
+      <w:r>
+        <w:rPr>
+          <w:sz w:val="20"/>
+        </w:rPr>
+        <w:t>MachineId</w:t>
+      </w:r>
+      <w:proofErr w:type="spellEnd"/>
+      <w:r>
+        <w:rPr>
+          <w:sz w:val="20"/>
+        </w:rPr>
+        <w:t xml:space="preserve"> 8005000043300, expected 800500104343-1".</w:t>
       </w:r>
     </w:p>
     <w:p>
@@ -14447,7 +15853,7 @@
         <w:rPr>
           <w:sz w:val="20"/>
         </w:rPr>
-        <w:t>Identical-spec wrappers should produce identical output. An outlier is the earliest sign that one head needs calibration (see Insight #4).</w:t>
+        <w:t>Detects a wrapper being misrouted through the wrong gateway, or a label/firmware drift on an edge device.</w:t>
       </w:r>
     </w:p>
     <w:p>
@@ -14467,24 +15873,22 @@
           <w:b/>
           <w:color w:val="334155"/>
         </w:rPr>
-        <w:t xml:space="preserve">05  </w:t>
-      </w:r>
-      <w:proofErr w:type="spellStart"/>
+        <w:t xml:space="preserve">06  </w:t>
+      </w:r>
       <w:r>
         <w:rPr>
           <w:b/>
           <w:color w:val="102A43"/>
         </w:rPr>
-        <w:t>MachineId</w:t>
-      </w:r>
-      <w:proofErr w:type="spellEnd"/>
+        <w:t>Value</w:t>
+      </w:r>
       <w:proofErr w:type="gramEnd"/>
       <w:r>
         <w:rPr>
           <w:b/>
           <w:color w:val="102A43"/>
         </w:rPr>
-        <w:t xml:space="preserve"> matches WRAPPER_MACHINE_MAP </w:t>
+        <w:t xml:space="preserve"> not frozen for &gt; 5 identical consecutive </w:t>
       </w:r>
       <w:proofErr w:type="gramStart"/>
       <w:r>
@@ -14492,7 +15896,7 @@
           <w:b/>
           <w:color w:val="102A43"/>
         </w:rPr>
-        <w:t>expectation</w:t>
+        <w:t>polls</w:t>
       </w:r>
       <w:r>
         <w:rPr>
@@ -14529,21 +15933,7 @@
         <w:rPr>
           <w:sz w:val="20"/>
         </w:rPr>
-        <w:t xml:space="preserve">Each wrapper has an expected </w:t>
-      </w:r>
-      <w:proofErr w:type="spellStart"/>
-      <w:r>
-        <w:rPr>
-          <w:sz w:val="20"/>
-        </w:rPr>
-        <w:t>MachineId</w:t>
-      </w:r>
-      <w:proofErr w:type="spellEnd"/>
-      <w:r>
-        <w:rPr>
-          <w:sz w:val="20"/>
-        </w:rPr>
-        <w:t>. Most use the default 8005000043300; WRA3 and ACMA1 use 800500104343-1; WRA16 uses 800500005279-0.</w:t>
+        <w:t>A wrapper must not report the same exact grams value for more than 5 consecutive polls — a moving production line cannot produce identical readings.</w:t>
       </w:r>
     </w:p>
     <w:p>
@@ -14563,21 +15953,7 @@
         <w:rPr>
           <w:sz w:val="20"/>
         </w:rPr>
-        <w:t xml:space="preserve">WRA3 reports </w:t>
-      </w:r>
-      <w:proofErr w:type="spellStart"/>
-      <w:r>
-        <w:rPr>
-          <w:sz w:val="20"/>
-        </w:rPr>
-        <w:t>MachineId</w:t>
-      </w:r>
-      <w:proofErr w:type="spellEnd"/>
-      <w:r>
-        <w:rPr>
-          <w:sz w:val="20"/>
-        </w:rPr>
-        <w:t xml:space="preserve"> 800500104343-1 — OK.</w:t>
+        <w:t>41, 42, 41, 41, 42, 41 — varying naturally, OK.</w:t>
       </w:r>
     </w:p>
     <w:p>
@@ -14597,35 +15973,7 @@
         <w:rPr>
           <w:sz w:val="20"/>
         </w:rPr>
-        <w:t xml:space="preserve">WRA3 reports </w:t>
-      </w:r>
-      <w:proofErr w:type="spellStart"/>
-      <w:r>
-        <w:rPr>
-          <w:sz w:val="20"/>
-        </w:rPr>
-        <w:t>MachineId</w:t>
-      </w:r>
-      <w:proofErr w:type="spellEnd"/>
-      <w:r>
-        <w:rPr>
-          <w:sz w:val="20"/>
-        </w:rPr>
-        <w:t xml:space="preserve"> 8005000043300 — emits "WRA3 from </w:t>
-      </w:r>
-      <w:proofErr w:type="spellStart"/>
-      <w:r>
-        <w:rPr>
-          <w:sz w:val="20"/>
-        </w:rPr>
-        <w:t>MachineId</w:t>
-      </w:r>
-      <w:proofErr w:type="spellEnd"/>
-      <w:r>
-        <w:rPr>
-          <w:sz w:val="20"/>
-        </w:rPr>
-        <w:t xml:space="preserve"> 8005000043300, expected 800500104343-1".</w:t>
+        <w:t>41, 41, 41, 41, 41, 41 (six identical polls) — emits "Value frozen at 41g for 6 polls".</w:t>
       </w:r>
     </w:p>
     <w:p>
@@ -14645,7 +15993,7 @@
         <w:rPr>
           <w:sz w:val="20"/>
         </w:rPr>
-        <w:t>Detects a wrapper being misrouted through the wrong gateway, or a label/firmware drift on an edge device.</w:t>
+        <w:t>Identical readings on a live wrapper = sensor stuck. Without this rule, the line would accept or reject wrappers based on stale data.</w:t>
       </w:r>
     </w:p>
     <w:p>
@@ -14665,14 +16013,14 @@
           <w:b/>
           <w:color w:val="334155"/>
         </w:rPr>
-        <w:t xml:space="preserve">06  </w:t>
+        <w:t xml:space="preserve">07  </w:t>
       </w:r>
       <w:r>
         <w:rPr>
           <w:b/>
           <w:color w:val="102A43"/>
         </w:rPr>
-        <w:t>Value</w:t>
+        <w:t>Wrapper</w:t>
       </w:r>
       <w:proofErr w:type="gramEnd"/>
       <w:r>
@@ -14680,7 +16028,7 @@
           <w:b/>
           <w:color w:val="102A43"/>
         </w:rPr>
-        <w:t xml:space="preserve"> not frozen for &gt; 5 identical consecutive </w:t>
+        <w:t xml:space="preserve"> gap &gt; 6 </w:t>
       </w:r>
       <w:proofErr w:type="gramStart"/>
       <w:r>
@@ -14688,12 +16036,12 @@
           <w:b/>
           <w:color w:val="102A43"/>
         </w:rPr>
-        <w:t>polls</w:t>
-      </w:r>
-      <w:r>
-        <w:rPr>
-          <w:b/>
-          <w:color w:val="C98A0C"/>
+        <w:t>min</w:t>
+      </w:r>
+      <w:r>
+        <w:rPr>
+          <w:b/>
+          <w:color w:val="426BA5"/>
           <w:sz w:val="18"/>
         </w:rPr>
         <w:t xml:space="preserve">  [</w:t>
@@ -14702,10 +16050,10 @@
       <w:r>
         <w:rPr>
           <w:b/>
-          <w:color w:val="C98A0C"/>
+          <w:color w:val="426BA5"/>
           <w:sz w:val="18"/>
         </w:rPr>
-        <w:t>WARNING]</w:t>
+        <w:t>INFO]</w:t>
       </w:r>
     </w:p>
     <w:p>
@@ -14725,7 +16073,7 @@
         <w:rPr>
           <w:sz w:val="20"/>
         </w:rPr>
-        <w:t>A wrapper must not report the same exact grams value for more than 5 consecutive polls — a moving production line cannot produce identical readings.</w:t>
+        <w:t>A wrapper streaming gap &gt; 6 min flags. Wrappers typically poll every 2 min, so even 6 min is conservative.</w:t>
       </w:r>
     </w:p>
     <w:p>
@@ -14745,7 +16093,7 @@
         <w:rPr>
           <w:sz w:val="20"/>
         </w:rPr>
-        <w:t>41, 42, 41, 41, 42, 41 — varying naturally, OK.</w:t>
+        <w:t>30 s gap — OK.</w:t>
       </w:r>
     </w:p>
     <w:p>
@@ -14765,7 +16113,7 @@
         <w:rPr>
           <w:sz w:val="20"/>
         </w:rPr>
-        <w:t>41, 41, 41, 41, 41, 41 (six identical polls) — emits "Value frozen at 41g for 6 polls".</w:t>
+        <w:t>10 min gap — emits "Wrapper gap 10m3s &gt; 6min".</w:t>
       </w:r>
     </w:p>
     <w:p>
@@ -14785,147 +16133,6 @@
         <w:rPr>
           <w:sz w:val="20"/>
         </w:rPr>
-        <w:t>Identical readings on a live wrapper = sensor stuck. Without this rule, the line would accept or reject wrappers based on stale data.</w:t>
-      </w:r>
-    </w:p>
-    <w:p>
-      <w:pPr>
-        <w:spacing w:before="200" w:after="40"/>
-      </w:pPr>
-      <w:r>
-        <w:rPr>
-          <w:b/>
-          <w:color w:val="334155"/>
-        </w:rPr>
-        <w:lastRenderedPageBreak/>
-        <w:t>PKG-</w:t>
-      </w:r>
-      <w:proofErr w:type="gramStart"/>
-      <w:r>
-        <w:rPr>
-          <w:b/>
-          <w:color w:val="334155"/>
-        </w:rPr>
-        <w:t xml:space="preserve">07  </w:t>
-      </w:r>
-      <w:r>
-        <w:rPr>
-          <w:b/>
-          <w:color w:val="102A43"/>
-        </w:rPr>
-        <w:t>Wrapper</w:t>
-      </w:r>
-      <w:proofErr w:type="gramEnd"/>
-      <w:r>
-        <w:rPr>
-          <w:b/>
-          <w:color w:val="102A43"/>
-        </w:rPr>
-        <w:t xml:space="preserve"> gap &gt; 6 </w:t>
-      </w:r>
-      <w:proofErr w:type="gramStart"/>
-      <w:r>
-        <w:rPr>
-          <w:b/>
-          <w:color w:val="102A43"/>
-        </w:rPr>
-        <w:t>min</w:t>
-      </w:r>
-      <w:r>
-        <w:rPr>
-          <w:b/>
-          <w:color w:val="426BA5"/>
-          <w:sz w:val="18"/>
-        </w:rPr>
-        <w:t xml:space="preserve">  [</w:t>
-      </w:r>
-      <w:proofErr w:type="gramEnd"/>
-      <w:r>
-        <w:rPr>
-          <w:b/>
-          <w:color w:val="426BA5"/>
-          <w:sz w:val="18"/>
-        </w:rPr>
-        <w:t>INFO]</w:t>
-      </w:r>
-    </w:p>
-    <w:p>
-      <w:pPr>
-        <w:spacing w:after="20"/>
-        <w:ind w:left="170"/>
-      </w:pPr>
-      <w:r>
-        <w:rPr>
-          <w:b/>
-          <w:color w:val="06768A"/>
-          <w:sz w:val="20"/>
-        </w:rPr>
-        <w:t xml:space="preserve">What it checks. </w:t>
-      </w:r>
-      <w:r>
-        <w:rPr>
-          <w:sz w:val="20"/>
-        </w:rPr>
-        <w:t>A wrapper streaming gap &gt; 6 min flags. Wrappers typically poll every 2 min, so even 6 min is conservative.</w:t>
-      </w:r>
-    </w:p>
-    <w:p>
-      <w:pPr>
-        <w:spacing w:after="20"/>
-        <w:ind w:left="170"/>
-      </w:pPr>
-      <w:r>
-        <w:rPr>
-          <w:b/>
-          <w:color w:val="06768A"/>
-          <w:sz w:val="20"/>
-        </w:rPr>
-        <w:t xml:space="preserve">Passes when. </w:t>
-      </w:r>
-      <w:r>
-        <w:rPr>
-          <w:sz w:val="20"/>
-        </w:rPr>
-        <w:t>30 s gap — OK.</w:t>
-      </w:r>
-    </w:p>
-    <w:p>
-      <w:pPr>
-        <w:spacing w:after="20"/>
-        <w:ind w:left="170"/>
-      </w:pPr>
-      <w:r>
-        <w:rPr>
-          <w:b/>
-          <w:color w:val="06768A"/>
-          <w:sz w:val="20"/>
-        </w:rPr>
-        <w:t xml:space="preserve">Fails when. </w:t>
-      </w:r>
-      <w:r>
-        <w:rPr>
-          <w:sz w:val="20"/>
-        </w:rPr>
-        <w:t>10 min gap — emits "Wrapper gap 10m3s &gt; 6min".</w:t>
-      </w:r>
-    </w:p>
-    <w:p>
-      <w:pPr>
-        <w:spacing w:after="20"/>
-        <w:ind w:left="170"/>
-      </w:pPr>
-      <w:r>
-        <w:rPr>
-          <w:b/>
-          <w:color w:val="06768A"/>
-          <w:sz w:val="20"/>
-        </w:rPr>
-        <w:t xml:space="preserve">Why it matters. </w:t>
-      </w:r>
-      <w:r>
-        <w:rPr>
-          <w:sz w:val="20"/>
-        </w:rPr>
         <w:t>A wrapper-scoped variant of GEN-01 — flags an offline wrapper, a dropped connection, or a stuck poll loop.</w:t>
       </w:r>
     </w:p>
@@ -14939,6 +16146,7 @@
           <w:color w:val="06768A"/>
           <w:sz w:val="28"/>
         </w:rPr>
+        <w:lastRenderedPageBreak/>
         <w:t>6</w:t>
       </w:r>
       <w:r>
@@ -15414,7 +16622,6 @@
         <w:spacing w:after="120"/>
       </w:pPr>
       <w:r>
-        <w:lastRenderedPageBreak/>
         <w:t>Row 1 carries the brand, the live row/batch count, the active sort indicator, the Data only toggle, the Zone dropdown, and the Status dropdown. Row 2 is the Date range with anchored presets that work on historical workbooks (anchored on the newest timestamp present, not "now"). Below that sits the collapsible ZONE FILTERS panel.</w:t>
       </w:r>
     </w:p>
@@ -15447,6 +16654,7 @@
         <w:rPr>
           <w:noProof/>
         </w:rPr>
+        <w:lastRenderedPageBreak/>
         <w:drawing>
           <wp:inline distT="0" distB="0" distL="0" distR="0" wp14:anchorId="196273B8" wp14:editId="70FE097F">
             <wp:extent cx="5852160" cy="1456944"/>
@@ -15589,11 +16797,7 @@
         <w:spacing w:after="120"/>
       </w:pPr>
       <w:r>
-        <w:t xml:space="preserve">Thirteen columns: ZONE · TAG / ENTITY · MACHINE · BATCH · RECIPE · RM / NOODLE · STATUS · SP · PV · DEV % · BATCH HEALTH · LATEST VALUE · TS. Every header except LATEST VALUE is sortable; numeric/date columns </w:t>
-      </w:r>
-      <w:r>
-        <w:lastRenderedPageBreak/>
-        <w:t>toggle desc-first, text columns asc-first. Deviation % is colour-graded (≤ 5 % green, ≤ 10 % yellow, otherwise pink). Batch health renders as a coloured pill with the passing / total fraction beside it.</w:t>
+        <w:t>Thirteen columns: ZONE · TAG / ENTITY · MACHINE · BATCH · RECIPE · RM / NOODLE · STATUS · SP · PV · DEV % · BATCH HEALTH · LATEST VALUE · TS. Every header except LATEST VALUE is sortable; numeric/date columns toggle desc-first, text columns asc-first. Deviation % is colour-graded (≤ 5 % green, ≤ 10 % yellow, otherwise pink). Batch health renders as a coloured pill with the passing / total fraction beside it.</w:t>
       </w:r>
     </w:p>
     <w:p>
@@ -15625,6 +16829,7 @@
         <w:rPr>
           <w:noProof/>
         </w:rPr>
+        <w:lastRenderedPageBreak/>
         <w:drawing>
           <wp:inline distT="0" distB="0" distL="0" distR="0" wp14:anchorId="2FF073BC" wp14:editId="3694AEB7">
             <wp:extent cx="5852160" cy="3291840"/>

--- a/docs/PROJECT_REPORT.docx
+++ b/docs/PROJECT_REPORT.docx
@@ -16918,10 +16918,10 @@
           <w:noProof/>
         </w:rPr>
         <w:drawing>
-          <wp:inline distT="0" distB="0" distL="0" distR="0" wp14:anchorId="00FF7DE6" wp14:editId="648D84BE">
-            <wp:extent cx="5852160" cy="1642498"/>
-            <wp:effectExtent l="0" t="0" r="0" b="0"/>
-            <wp:docPr id="5" name="Picture 5"/>
+          <wp:inline distT="0" distB="0" distL="0" distR="0" wp14:anchorId="4C8FF57B" wp14:editId="46D33FA9">
+            <wp:extent cx="6417723" cy="1620520"/>
+            <wp:effectExtent l="0" t="0" r="2540" b="0"/>
+            <wp:docPr id="1479855154" name="Picture 1"/>
             <wp:cNvGraphicFramePr>
               <a:graphicFrameLocks xmlns:a="http://schemas.openxmlformats.org/drawingml/2006/main" noChangeAspect="1"/>
             </wp:cNvGraphicFramePr>
@@ -16929,7 +16929,7 @@
               <a:graphicData uri="http://schemas.openxmlformats.org/drawingml/2006/picture">
                 <pic:pic xmlns:pic="http://schemas.openxmlformats.org/drawingml/2006/picture">
                   <pic:nvPicPr>
-                    <pic:cNvPr id="0" name="05-theme.png"/>
+                    <pic:cNvPr id="1479855154" name=""/>
                     <pic:cNvPicPr/>
                   </pic:nvPicPr>
                   <pic:blipFill>
@@ -16941,7 +16941,7 @@
                   <pic:spPr>
                     <a:xfrm>
                       <a:off x="0" y="0"/>
-                      <a:ext cx="5852160" cy="1642498"/>
+                      <a:ext cx="6426297" cy="1622685"/>
                     </a:xfrm>
                     <a:prstGeom prst="rect">
                       <a:avLst/>
